--- a/trimestral-progress-report-1-september-2026.docx
+++ b/trimestral-progress-report-1-september-2026.docx
@@ -2086,6 +2086,135 @@
                 <w:sz w:val="22"/>
                 <w:szCs w:val="22"/>
               </w:rPr>
+              <w:t>D.3.1</w:t>
+            </w:r>
+          </w:p>
+        </w:tc>
+        <w:tc>
+          <w:tcPr>
+            <w:tcW w:w="2797" w:type="dxa"/>
+            <w:tcBorders>
+              <w:top w:val="single" w:sz="4" w:space="0" w:color="8C8C8C"/>
+              <w:left w:val="none" w:sz="0" w:space="0" w:color="FFFFFF"/>
+              <w:bottom w:val="single" w:sz="4" w:space="0" w:color="8C8C8C"/>
+              <w:right w:val="none" w:sz="0" w:space="0" w:color="FFFFFF"/>
+            </w:tcBorders>
+            <w:tcMar>
+              <w:top w:w="55" w:type="dxa"/>
+              <w:left w:w="90" w:type="dxa"/>
+              <w:bottom w:w="55" w:type="dxa"/>
+              <w:right w:w="120" w:type="dxa"/>
+            </w:tcMar>
+          </w:tcPr>
+          <w:p>
+            <w:pPr>
+              <w:spacing w:line="264" w:lineRule="auto"/>
+            </w:pPr>
+            <w:r>
+              <w:rPr>
+                <w:sz w:val="22"/>
+                <w:szCs w:val="22"/>
+              </w:rPr>
+              <w:t>Language practice, Tongan and Shikomori</w:t>
+            </w:r>
+          </w:p>
+        </w:tc>
+        <w:tc>
+          <w:tcPr>
+            <w:tcW w:w="1591" w:type="dxa"/>
+            <w:tcBorders>
+              <w:top w:val="single" w:sz="4" w:space="0" w:color="8C8C8C"/>
+              <w:left w:val="none" w:sz="0" w:space="0" w:color="FFFFFF"/>
+              <w:bottom w:val="single" w:sz="4" w:space="0" w:color="8C8C8C"/>
+              <w:right w:val="none" w:sz="0" w:space="0" w:color="FFFFFF"/>
+            </w:tcBorders>
+            <w:tcMar>
+              <w:top w:w="55" w:type="dxa"/>
+              <w:left w:w="90" w:type="dxa"/>
+              <w:bottom w:w="55" w:type="dxa"/>
+              <w:right w:w="120" w:type="dxa"/>
+            </w:tcMar>
+          </w:tcPr>
+          <w:p>
+            <w:pPr>
+              <w:spacing w:line="264" w:lineRule="auto"/>
+            </w:pPr>
+            <w:r>
+              <w:rPr>
+                <w:sz w:val="22"/>
+                <w:szCs w:val="22"/>
+              </w:rPr>
+              <w:t>Under way</w:t>
+            </w:r>
+          </w:p>
+        </w:tc>
+        <w:tc>
+          <w:tcPr>
+            <w:tcW w:w="3945" w:type="dxa"/>
+            <w:tcBorders>
+              <w:top w:val="single" w:sz="4" w:space="0" w:color="8C8C8C"/>
+              <w:left w:val="none" w:sz="0" w:space="0" w:color="FFFFFF"/>
+              <w:bottom w:val="single" w:sz="4" w:space="0" w:color="8C8C8C"/>
+              <w:right w:val="none" w:sz="0" w:space="0" w:color="FFFFFF"/>
+            </w:tcBorders>
+            <w:tcMar>
+              <w:top w:w="55" w:type="dxa"/>
+              <w:left w:w="90" w:type="dxa"/>
+              <w:bottom w:w="55" w:type="dxa"/>
+              <w:right w:w="120" w:type="dxa"/>
+            </w:tcMar>
+          </w:tcPr>
+          <w:p>
+            <w:pPr>
+              <w:spacing w:line="264" w:lineRule="auto"/>
+            </w:pPr>
+            <w:r>
+              <w:rPr>
+                <w:sz w:val="22"/>
+                <w:szCs w:val="22"/>
+              </w:rPr>
+              <w:t>Practice is happening but is not logged, so a simple record of dates and minutes is needed as evidence before milestone M.3.2 in March 2027</w:t>
+            </w:r>
+          </w:p>
+        </w:tc>
+      </w:tr>
+      <w:tr>
+        <w:tblPrEx>
+          <w:tblCellMar>
+            <w:top w:w="0" w:type="dxa"/>
+            <w:bottom w:w="0" w:type="dxa"/>
+          </w:tblCellMar>
+        </w:tblPrEx>
+        <w:trPr>
+          <w:cantSplit/>
+        </w:trPr>
+        <w:tc>
+          <w:tcPr>
+            <w:tcW w:w="964" w:type="dxa"/>
+            <w:tcBorders>
+              <w:top w:val="single" w:sz="4" w:space="0" w:color="8C8C8C"/>
+              <w:left w:val="none" w:sz="0" w:space="0" w:color="FFFFFF"/>
+              <w:bottom w:val="single" w:sz="4" w:space="0" w:color="8C8C8C"/>
+              <w:right w:val="none" w:sz="0" w:space="0" w:color="FFFFFF"/>
+            </w:tcBorders>
+            <w:tcMar>
+              <w:top w:w="55" w:type="dxa"/>
+              <w:left w:w="90" w:type="dxa"/>
+              <w:bottom w:w="55" w:type="dxa"/>
+              <w:right w:w="120" w:type="dxa"/>
+            </w:tcMar>
+          </w:tcPr>
+          <w:p>
+            <w:pPr>
+              <w:spacing w:line="264" w:lineRule="auto"/>
+            </w:pPr>
+            <w:r>
+              <w:rPr>
+                <w:b/>
+                <w:bCs/>
+                <w:sz w:val="22"/>
+                <w:szCs w:val="22"/>
+              </w:rPr>
               <w:t>D.3.2</w:t>
             </w:r>
           </w:p>
@@ -2845,7 +2974,7 @@
           <w:sz w:val="21"/>
           <w:szCs w:val="21"/>
         </w:rPr>
-        <w:t xml:space="preserve">Codes follow the grant agreement: D is a deliverable and M a milestone, and the first number is the work package (WP), so D.5.1 is the first deliverable of Work Package 5. DOC and ISS codes are University of Malta study units.</w:t>
+        <w:t xml:space="preserve">Codes follow the grant agreement: D is a deliverable and M a milestone, and the first number is the work package (WP), so D.5.1 is the first deliverable of Work Package 5. DOC and ISS codes are University of Malta study units. The Year 1 deliverables that begin after December 2026 are not listed here, and none has begun: D.3.4, M.2.1, M.3.1, M.3.2, D.4.1, D.4.4, D.6.1, D.6.2 and D.7.1.</w:t>
       </w:r>
     </w:p>
     <w:p>

--- a/trimestral-progress-report-1-september-2026.docx
+++ b/trimestral-progress-report-1-september-2026.docx
@@ -78,7 +78,7 @@
           </w:tcPr>
           <w:p>
             <w:pPr>
-              <w:spacing w:line="264" w:lineRule="auto"/>
+              <w:spacing w:line="252" w:lineRule="auto"/>
             </w:pPr>
             <w:r>
               <w:rPr>
@@ -109,7 +109,7 @@
           </w:tcPr>
           <w:p>
             <w:pPr>
-              <w:spacing w:line="264" w:lineRule="auto"/>
+              <w:spacing w:line="252" w:lineRule="auto"/>
             </w:pPr>
             <w:r>
               <w:rPr>
@@ -146,7 +146,7 @@
           </w:tcPr>
           <w:p>
             <w:pPr>
-              <w:spacing w:line="264" w:lineRule="auto"/>
+              <w:spacing w:line="252" w:lineRule="auto"/>
             </w:pPr>
             <w:r>
               <w:rPr>
@@ -177,7 +177,7 @@
           </w:tcPr>
           <w:p>
             <w:pPr>
-              <w:spacing w:line="264" w:lineRule="auto"/>
+              <w:spacing w:line="252" w:lineRule="auto"/>
             </w:pPr>
             <w:r>
               <w:rPr>
@@ -214,7 +214,7 @@
           </w:tcPr>
           <w:p>
             <w:pPr>
-              <w:spacing w:line="264" w:lineRule="auto"/>
+              <w:spacing w:line="252" w:lineRule="auto"/>
             </w:pPr>
             <w:r>
               <w:rPr>
@@ -245,7 +245,7 @@
           </w:tcPr>
           <w:p>
             <w:pPr>
-              <w:spacing w:line="264" w:lineRule="auto"/>
+              <w:spacing w:line="252" w:lineRule="auto"/>
             </w:pPr>
             <w:r>
               <w:rPr>
@@ -282,7 +282,7 @@
           </w:tcPr>
           <w:p>
             <w:pPr>
-              <w:spacing w:line="264" w:lineRule="auto"/>
+              <w:spacing w:line="252" w:lineRule="auto"/>
             </w:pPr>
             <w:r>
               <w:rPr>
@@ -313,7 +313,7 @@
           </w:tcPr>
           <w:p>
             <w:pPr>
-              <w:spacing w:line="264" w:lineRule="auto"/>
+              <w:spacing w:line="252" w:lineRule="auto"/>
             </w:pPr>
             <w:r>
               <w:rPr>
@@ -350,7 +350,7 @@
           </w:tcPr>
           <w:p>
             <w:pPr>
-              <w:spacing w:line="264" w:lineRule="auto"/>
+              <w:spacing w:line="252" w:lineRule="auto"/>
             </w:pPr>
             <w:r>
               <w:rPr>
@@ -381,7 +381,7 @@
           </w:tcPr>
           <w:p>
             <w:pPr>
-              <w:spacing w:line="264" w:lineRule="auto"/>
+              <w:spacing w:line="252" w:lineRule="auto"/>
             </w:pPr>
             <w:r>
               <w:rPr>
@@ -418,7 +418,7 @@
           </w:tcPr>
           <w:p>
             <w:pPr>
-              <w:spacing w:line="264" w:lineRule="auto"/>
+              <w:spacing w:line="252" w:lineRule="auto"/>
             </w:pPr>
             <w:r>
               <w:rPr>
@@ -449,7 +449,7 @@
           </w:tcPr>
           <w:p>
             <w:pPr>
-              <w:spacing w:line="264" w:lineRule="auto"/>
+              <w:spacing w:line="252" w:lineRule="auto"/>
             </w:pPr>
             <w:r>
               <w:rPr>
@@ -468,7 +468,7 @@
         <w:pBdr>
           <w:bottom w:val="single" w:sz="6" w:space="3" w:color="000000"/>
         </w:pBdr>
-        <w:spacing w:before="240" w:after="100"/>
+        <w:spacing w:before="200" w:after="90"/>
       </w:pPr>
       <w:r>
         <w:rPr>
@@ -588,7 +588,7 @@
     <w:p>
       <w:pPr>
         <w:keepNext/>
-        <w:spacing w:before="240" w:after="100"/>
+        <w:spacing w:before="200" w:after="90"/>
       </w:pPr>
       <w:r>
         <w:rPr>
@@ -651,7 +651,7 @@
           </w:tcPr>
           <w:p>
             <w:pPr>
-              <w:spacing w:line="264" w:lineRule="auto"/>
+              <w:spacing w:line="252" w:lineRule="auto"/>
             </w:pPr>
             <w:r>
               <w:rPr>
@@ -682,7 +682,7 @@
           </w:tcPr>
           <w:p>
             <w:pPr>
-              <w:spacing w:line="264" w:lineRule="auto"/>
+              <w:spacing w:line="252" w:lineRule="auto"/>
             </w:pPr>
             <w:r>
               <w:rPr>
@@ -713,7 +713,7 @@
           </w:tcPr>
           <w:p>
             <w:pPr>
-              <w:spacing w:line="264" w:lineRule="auto"/>
+              <w:spacing w:line="252" w:lineRule="auto"/>
             </w:pPr>
             <w:r>
               <w:rPr>
@@ -744,7 +744,7 @@
           </w:tcPr>
           <w:p>
             <w:pPr>
-              <w:spacing w:line="264" w:lineRule="auto"/>
+              <w:spacing w:line="252" w:lineRule="auto"/>
             </w:pPr>
             <w:r>
               <w:rPr>
@@ -778,15 +778,15 @@
               <w:right w:val="none" w:sz="0" w:space="0" w:color="FFFFFF"/>
             </w:tcBorders>
             <w:tcMar>
-              <w:top w:w="55" w:type="dxa"/>
-              <w:left w:w="90" w:type="dxa"/>
-              <w:bottom w:w="55" w:type="dxa"/>
-              <w:right w:w="120" w:type="dxa"/>
-            </w:tcMar>
-          </w:tcPr>
-          <w:p>
-            <w:pPr>
-              <w:spacing w:line="264" w:lineRule="auto"/>
+              <w:top w:w="40" w:type="dxa"/>
+              <w:left w:w="90" w:type="dxa"/>
+              <w:bottom w:w="40" w:type="dxa"/>
+              <w:right w:w="120" w:type="dxa"/>
+            </w:tcMar>
+          </w:tcPr>
+          <w:p>
+            <w:pPr>
+              <w:spacing w:line="252" w:lineRule="auto"/>
             </w:pPr>
             <w:r>
               <w:rPr>
@@ -809,15 +809,15 @@
               <w:right w:val="none" w:sz="0" w:space="0" w:color="FFFFFF"/>
             </w:tcBorders>
             <w:tcMar>
-              <w:top w:w="55" w:type="dxa"/>
-              <w:left w:w="90" w:type="dxa"/>
-              <w:bottom w:w="55" w:type="dxa"/>
-              <w:right w:w="120" w:type="dxa"/>
-            </w:tcMar>
-          </w:tcPr>
-          <w:p>
-            <w:pPr>
-              <w:spacing w:line="264" w:lineRule="auto"/>
+              <w:top w:w="40" w:type="dxa"/>
+              <w:left w:w="90" w:type="dxa"/>
+              <w:bottom w:w="40" w:type="dxa"/>
+              <w:right w:w="120" w:type="dxa"/>
+            </w:tcMar>
+          </w:tcPr>
+          <w:p>
+            <w:pPr>
+              <w:spacing w:line="252" w:lineRule="auto"/>
             </w:pPr>
             <w:r>
               <w:rPr>
@@ -838,15 +838,15 @@
               <w:right w:val="none" w:sz="0" w:space="0" w:color="FFFFFF"/>
             </w:tcBorders>
             <w:tcMar>
-              <w:top w:w="55" w:type="dxa"/>
-              <w:left w:w="90" w:type="dxa"/>
-              <w:bottom w:w="55" w:type="dxa"/>
-              <w:right w:w="120" w:type="dxa"/>
-            </w:tcMar>
-          </w:tcPr>
-          <w:p>
-            <w:pPr>
-              <w:spacing w:line="264" w:lineRule="auto"/>
+              <w:top w:w="40" w:type="dxa"/>
+              <w:left w:w="90" w:type="dxa"/>
+              <w:bottom w:w="40" w:type="dxa"/>
+              <w:right w:w="120" w:type="dxa"/>
+            </w:tcMar>
+          </w:tcPr>
+          <w:p>
+            <w:pPr>
+              <w:spacing w:line="252" w:lineRule="auto"/>
             </w:pPr>
             <w:r>
               <w:rPr>
@@ -867,15 +867,15 @@
               <w:right w:val="none" w:sz="0" w:space="0" w:color="FFFFFF"/>
             </w:tcBorders>
             <w:tcMar>
-              <w:top w:w="55" w:type="dxa"/>
-              <w:left w:w="90" w:type="dxa"/>
-              <w:bottom w:w="55" w:type="dxa"/>
-              <w:right w:w="120" w:type="dxa"/>
-            </w:tcMar>
-          </w:tcPr>
-          <w:p>
-            <w:pPr>
-              <w:spacing w:line="264" w:lineRule="auto"/>
+              <w:top w:w="40" w:type="dxa"/>
+              <w:left w:w="90" w:type="dxa"/>
+              <w:bottom w:w="40" w:type="dxa"/>
+              <w:right w:w="120" w:type="dxa"/>
+            </w:tcMar>
+          </w:tcPr>
+          <w:p>
+            <w:pPr>
+              <w:spacing w:line="252" w:lineRule="auto"/>
             </w:pPr>
             <w:r>
               <w:rPr>
@@ -907,15 +907,15 @@
               <w:right w:val="none" w:sz="0" w:space="0" w:color="FFFFFF"/>
             </w:tcBorders>
             <w:tcMar>
-              <w:top w:w="55" w:type="dxa"/>
-              <w:left w:w="90" w:type="dxa"/>
-              <w:bottom w:w="55" w:type="dxa"/>
-              <w:right w:w="120" w:type="dxa"/>
-            </w:tcMar>
-          </w:tcPr>
-          <w:p>
-            <w:pPr>
-              <w:spacing w:line="264" w:lineRule="auto"/>
+              <w:top w:w="40" w:type="dxa"/>
+              <w:left w:w="90" w:type="dxa"/>
+              <w:bottom w:w="40" w:type="dxa"/>
+              <w:right w:w="120" w:type="dxa"/>
+            </w:tcMar>
+          </w:tcPr>
+          <w:p>
+            <w:pPr>
+              <w:spacing w:line="252" w:lineRule="auto"/>
             </w:pPr>
             <w:r>
               <w:rPr>
@@ -938,15 +938,15 @@
               <w:right w:val="none" w:sz="0" w:space="0" w:color="FFFFFF"/>
             </w:tcBorders>
             <w:tcMar>
-              <w:top w:w="55" w:type="dxa"/>
-              <w:left w:w="90" w:type="dxa"/>
-              <w:bottom w:w="55" w:type="dxa"/>
-              <w:right w:w="120" w:type="dxa"/>
-            </w:tcMar>
-          </w:tcPr>
-          <w:p>
-            <w:pPr>
-              <w:spacing w:line="264" w:lineRule="auto"/>
+              <w:top w:w="40" w:type="dxa"/>
+              <w:left w:w="90" w:type="dxa"/>
+              <w:bottom w:w="40" w:type="dxa"/>
+              <w:right w:w="120" w:type="dxa"/>
+            </w:tcMar>
+          </w:tcPr>
+          <w:p>
+            <w:pPr>
+              <w:spacing w:line="252" w:lineRule="auto"/>
             </w:pPr>
             <w:r>
               <w:rPr>
@@ -967,15 +967,15 @@
               <w:right w:val="none" w:sz="0" w:space="0" w:color="FFFFFF"/>
             </w:tcBorders>
             <w:tcMar>
-              <w:top w:w="55" w:type="dxa"/>
-              <w:left w:w="90" w:type="dxa"/>
-              <w:bottom w:w="55" w:type="dxa"/>
-              <w:right w:w="120" w:type="dxa"/>
-            </w:tcMar>
-          </w:tcPr>
-          <w:p>
-            <w:pPr>
-              <w:spacing w:line="264" w:lineRule="auto"/>
+              <w:top w:w="40" w:type="dxa"/>
+              <w:left w:w="90" w:type="dxa"/>
+              <w:bottom w:w="40" w:type="dxa"/>
+              <w:right w:w="120" w:type="dxa"/>
+            </w:tcMar>
+          </w:tcPr>
+          <w:p>
+            <w:pPr>
+              <w:spacing w:line="252" w:lineRule="auto"/>
             </w:pPr>
             <w:r>
               <w:rPr>
@@ -996,22 +996,22 @@
               <w:right w:val="none" w:sz="0" w:space="0" w:color="FFFFFF"/>
             </w:tcBorders>
             <w:tcMar>
-              <w:top w:w="55" w:type="dxa"/>
-              <w:left w:w="90" w:type="dxa"/>
-              <w:bottom w:w="55" w:type="dxa"/>
-              <w:right w:w="120" w:type="dxa"/>
-            </w:tcMar>
-          </w:tcPr>
-          <w:p>
-            <w:pPr>
-              <w:spacing w:line="264" w:lineRule="auto"/>
-            </w:pPr>
-            <w:r>
-              <w:rPr>
-                <w:sz w:val="22"/>
-                <w:szCs w:val="22"/>
-              </w:rPr>
-              <w:t>Website live since June; plan revised with the Open Science office on 1 July</w:t>
+              <w:top w:w="40" w:type="dxa"/>
+              <w:left w:w="90" w:type="dxa"/>
+              <w:bottom w:w="40" w:type="dxa"/>
+              <w:right w:w="120" w:type="dxa"/>
+            </w:tcMar>
+          </w:tcPr>
+          <w:p>
+            <w:pPr>
+              <w:spacing w:line="252" w:lineRule="auto"/>
+            </w:pPr>
+            <w:r>
+              <w:rPr>
+                <w:sz w:val="22"/>
+                <w:szCs w:val="22"/>
+              </w:rPr>
+              <w:t>Website live since June; plan revised with the Open Science office on 1 July and again on 26 August. The Zenodo and drUM deposits have to be in place before the December check</w:t>
             </w:r>
           </w:p>
         </w:tc>
@@ -1036,15 +1036,15 @@
               <w:right w:val="none" w:sz="0" w:space="0" w:color="FFFFFF"/>
             </w:tcBorders>
             <w:tcMar>
-              <w:top w:w="55" w:type="dxa"/>
-              <w:left w:w="90" w:type="dxa"/>
-              <w:bottom w:w="55" w:type="dxa"/>
-              <w:right w:w="120" w:type="dxa"/>
-            </w:tcMar>
-          </w:tcPr>
-          <w:p>
-            <w:pPr>
-              <w:spacing w:line="264" w:lineRule="auto"/>
+              <w:top w:w="40" w:type="dxa"/>
+              <w:left w:w="90" w:type="dxa"/>
+              <w:bottom w:w="40" w:type="dxa"/>
+              <w:right w:w="120" w:type="dxa"/>
+            </w:tcMar>
+          </w:tcPr>
+          <w:p>
+            <w:pPr>
+              <w:spacing w:line="252" w:lineRule="auto"/>
             </w:pPr>
             <w:r>
               <w:rPr>
@@ -1053,8 +1053,7 @@
                 <w:sz w:val="22"/>
                 <w:szCs w:val="22"/>
               </w:rPr>
-              <w:lastRenderedPageBreak/>
-              <w:t>D.2.1</w:t>
+              <w:t>D.1.4</w:t>
             </w:r>
           </w:p>
         </w:tc>
@@ -1068,22 +1067,22 @@
               <w:right w:val="none" w:sz="0" w:space="0" w:color="FFFFFF"/>
             </w:tcBorders>
             <w:tcMar>
-              <w:top w:w="55" w:type="dxa"/>
-              <w:left w:w="90" w:type="dxa"/>
-              <w:bottom w:w="55" w:type="dxa"/>
-              <w:right w:w="120" w:type="dxa"/>
-            </w:tcMar>
-          </w:tcPr>
-          <w:p>
-            <w:pPr>
-              <w:spacing w:line="264" w:lineRule="auto"/>
-            </w:pPr>
-            <w:r>
-              <w:rPr>
-                <w:sz w:val="22"/>
-                <w:szCs w:val="22"/>
-              </w:rPr>
-              <w:t>Quantitative methods training</w:t>
+              <w:top w:w="40" w:type="dxa"/>
+              <w:left w:w="90" w:type="dxa"/>
+              <w:bottom w:w="40" w:type="dxa"/>
+              <w:right w:w="120" w:type="dxa"/>
+            </w:tcMar>
+          </w:tcPr>
+          <w:p>
+            <w:pPr>
+              <w:spacing w:line="252" w:lineRule="auto"/>
+            </w:pPr>
+            <w:r>
+              <w:rPr>
+                <w:sz w:val="22"/>
+                <w:szCs w:val="22"/>
+              </w:rPr>
+              <w:t>Trimestral progress report 2</w:t>
             </w:r>
           </w:p>
         </w:tc>
@@ -1097,22 +1096,22 @@
               <w:right w:val="none" w:sz="0" w:space="0" w:color="FFFFFF"/>
             </w:tcBorders>
             <w:tcMar>
-              <w:top w:w="55" w:type="dxa"/>
-              <w:left w:w="90" w:type="dxa"/>
-              <w:bottom w:w="55" w:type="dxa"/>
-              <w:right w:w="120" w:type="dxa"/>
-            </w:tcMar>
-          </w:tcPr>
-          <w:p>
-            <w:pPr>
-              <w:spacing w:line="264" w:lineRule="auto"/>
-            </w:pPr>
-            <w:r>
-              <w:rPr>
-                <w:sz w:val="22"/>
-                <w:szCs w:val="22"/>
-              </w:rPr>
-              <w:t>Done, 24 July</w:t>
+              <w:top w:w="40" w:type="dxa"/>
+              <w:left w:w="90" w:type="dxa"/>
+              <w:bottom w:w="40" w:type="dxa"/>
+              <w:right w:w="120" w:type="dxa"/>
+            </w:tcMar>
+          </w:tcPr>
+          <w:p>
+            <w:pPr>
+              <w:spacing w:line="252" w:lineRule="auto"/>
+            </w:pPr>
+            <w:r>
+              <w:rPr>
+                <w:sz w:val="22"/>
+                <w:szCs w:val="22"/>
+              </w:rPr>
+              <w:t>15 December</w:t>
             </w:r>
           </w:p>
         </w:tc>
@@ -1126,22 +1125,22 @@
               <w:right w:val="none" w:sz="0" w:space="0" w:color="FFFFFF"/>
             </w:tcBorders>
             <w:tcMar>
-              <w:top w:w="55" w:type="dxa"/>
-              <w:left w:w="90" w:type="dxa"/>
-              <w:bottom w:w="55" w:type="dxa"/>
-              <w:right w:w="120" w:type="dxa"/>
-            </w:tcMar>
-          </w:tcPr>
-          <w:p>
-            <w:pPr>
-              <w:spacing w:line="264" w:lineRule="auto"/>
-            </w:pPr>
-            <w:r>
-              <w:rPr>
-                <w:sz w:val="22"/>
-                <w:szCs w:val="22"/>
-              </w:rPr>
-              <w:t>IBM SPSS Introduction and Intermediate; two certificates</w:t>
+              <w:top w:w="40" w:type="dxa"/>
+              <w:left w:w="90" w:type="dxa"/>
+              <w:bottom w:w="40" w:type="dxa"/>
+              <w:right w:w="120" w:type="dxa"/>
+            </w:tcMar>
+          </w:tcPr>
+          <w:p>
+            <w:pPr>
+              <w:spacing w:line="252" w:lineRule="auto"/>
+            </w:pPr>
+            <w:r>
+              <w:rPr>
+                <w:sz w:val="22"/>
+                <w:szCs w:val="22"/>
+              </w:rPr>
+              <w:t>Written from this layout, with the second quarterly review of the career development plan</w:t>
             </w:r>
           </w:p>
         </w:tc>
@@ -1166,15 +1165,15 @@
               <w:right w:val="none" w:sz="0" w:space="0" w:color="FFFFFF"/>
             </w:tcBorders>
             <w:tcMar>
-              <w:top w:w="55" w:type="dxa"/>
-              <w:left w:w="90" w:type="dxa"/>
-              <w:bottom w:w="55" w:type="dxa"/>
-              <w:right w:w="120" w:type="dxa"/>
-            </w:tcMar>
-          </w:tcPr>
-          <w:p>
-            <w:pPr>
-              <w:spacing w:line="264" w:lineRule="auto"/>
+              <w:top w:w="40" w:type="dxa"/>
+              <w:left w:w="90" w:type="dxa"/>
+              <w:bottom w:w="40" w:type="dxa"/>
+              <w:right w:w="120" w:type="dxa"/>
+            </w:tcMar>
+          </w:tcPr>
+          <w:p>
+            <w:pPr>
+              <w:spacing w:line="252" w:lineRule="auto"/>
             </w:pPr>
             <w:r>
               <w:rPr>
@@ -1183,7 +1182,7 @@
                 <w:sz w:val="22"/>
                 <w:szCs w:val="22"/>
               </w:rPr>
-              <w:t>D.2.2</w:t>
+              <w:t>M.1.1</w:t>
             </w:r>
           </w:p>
         </w:tc>
@@ -1197,22 +1196,22 @@
               <w:right w:val="none" w:sz="0" w:space="0" w:color="FFFFFF"/>
             </w:tcBorders>
             <w:tcMar>
-              <w:top w:w="55" w:type="dxa"/>
-              <w:left w:w="90" w:type="dxa"/>
-              <w:bottom w:w="55" w:type="dxa"/>
-              <w:right w:w="120" w:type="dxa"/>
-            </w:tcMar>
-          </w:tcPr>
-          <w:p>
-            <w:pPr>
-              <w:spacing w:line="264" w:lineRule="auto"/>
-            </w:pPr>
-            <w:r>
-              <w:rPr>
-                <w:sz w:val="22"/>
-                <w:szCs w:val="22"/>
-              </w:rPr>
-              <w:t>Policy writing training</w:t>
+              <w:top w:w="40" w:type="dxa"/>
+              <w:left w:w="90" w:type="dxa"/>
+              <w:bottom w:w="40" w:type="dxa"/>
+              <w:right w:w="120" w:type="dxa"/>
+            </w:tcMar>
+          </w:tcPr>
+          <w:p>
+            <w:pPr>
+              <w:spacing w:line="252" w:lineRule="auto"/>
+            </w:pPr>
+            <w:r>
+              <w:rPr>
+                <w:sz w:val="22"/>
+                <w:szCs w:val="22"/>
+              </w:rPr>
+              <w:t>Milestone: plans and platform complete</w:t>
             </w:r>
           </w:p>
         </w:tc>
@@ -1226,22 +1225,22 @@
               <w:right w:val="none" w:sz="0" w:space="0" w:color="FFFFFF"/>
             </w:tcBorders>
             <w:tcMar>
-              <w:top w:w="55" w:type="dxa"/>
-              <w:left w:w="90" w:type="dxa"/>
-              <w:bottom w:w="55" w:type="dxa"/>
-              <w:right w:w="120" w:type="dxa"/>
-            </w:tcMar>
-          </w:tcPr>
-          <w:p>
-            <w:pPr>
-              <w:spacing w:line="264" w:lineRule="auto"/>
-            </w:pPr>
-            <w:r>
-              <w:rPr>
-                <w:sz w:val="22"/>
-                <w:szCs w:val="22"/>
-              </w:rPr>
-              <w:t>December</w:t>
+              <w:top w:w="40" w:type="dxa"/>
+              <w:left w:w="90" w:type="dxa"/>
+              <w:bottom w:w="40" w:type="dxa"/>
+              <w:right w:w="120" w:type="dxa"/>
+            </w:tcMar>
+          </w:tcPr>
+          <w:p>
+            <w:pPr>
+              <w:spacing w:line="252" w:lineRule="auto"/>
+            </w:pPr>
+            <w:r>
+              <w:rPr>
+                <w:sz w:val="22"/>
+                <w:szCs w:val="22"/>
+              </w:rPr>
+              <w:t>14 December</w:t>
             </w:r>
           </w:p>
         </w:tc>
@@ -1255,22 +1254,22 @@
               <w:right w:val="none" w:sz="0" w:space="0" w:color="FFFFFF"/>
             </w:tcBorders>
             <w:tcMar>
-              <w:top w:w="55" w:type="dxa"/>
-              <w:left w:w="90" w:type="dxa"/>
-              <w:bottom w:w="55" w:type="dxa"/>
-              <w:right w:w="120" w:type="dxa"/>
-            </w:tcMar>
-          </w:tcPr>
-          <w:p>
-            <w:pPr>
-              <w:spacing w:line="264" w:lineRule="auto"/>
-            </w:pPr>
-            <w:r>
-              <w:rPr>
-                <w:sz w:val="22"/>
-                <w:szCs w:val="22"/>
-              </w:rPr>
-              <w:t>UNU-MERIT policy brief writing course</w:t>
+              <w:top w:w="40" w:type="dxa"/>
+              <w:left w:w="90" w:type="dxa"/>
+              <w:bottom w:w="40" w:type="dxa"/>
+              <w:right w:w="120" w:type="dxa"/>
+            </w:tcMar>
+          </w:tcPr>
+          <w:p>
+            <w:pPr>
+              <w:spacing w:line="252" w:lineRule="auto"/>
+            </w:pPr>
+            <w:r>
+              <w:rPr>
+                <w:sz w:val="22"/>
+                <w:szCs w:val="22"/>
+              </w:rPr>
+              <w:t>Career plan, data management plan and website; the signed career plan is uploaded to the Funding and Tenders Portal</w:t>
             </w:r>
           </w:p>
         </w:tc>
@@ -1295,15 +1294,15 @@
               <w:right w:val="none" w:sz="0" w:space="0" w:color="FFFFFF"/>
             </w:tcBorders>
             <w:tcMar>
-              <w:top w:w="55" w:type="dxa"/>
-              <w:left w:w="90" w:type="dxa"/>
-              <w:bottom w:w="55" w:type="dxa"/>
-              <w:right w:w="120" w:type="dxa"/>
-            </w:tcMar>
-          </w:tcPr>
-          <w:p>
-            <w:pPr>
-              <w:spacing w:line="264" w:lineRule="auto"/>
+              <w:top w:w="40" w:type="dxa"/>
+              <w:left w:w="90" w:type="dxa"/>
+              <w:bottom w:w="40" w:type="dxa"/>
+              <w:right w:w="120" w:type="dxa"/>
+            </w:tcMar>
+          </w:tcPr>
+          <w:p>
+            <w:pPr>
+              <w:spacing w:line="252" w:lineRule="auto"/>
             </w:pPr>
             <w:r>
               <w:rPr>
@@ -1312,7 +1311,8 @@
                 <w:sz w:val="22"/>
                 <w:szCs w:val="22"/>
               </w:rPr>
-              <w:t>D.2.3</w:t>
+              <w:lastRenderedPageBreak/>
+              <w:t>D.2.1</w:t>
             </w:r>
           </w:p>
         </w:tc>
@@ -1326,22 +1326,22 @@
               <w:right w:val="none" w:sz="0" w:space="0" w:color="FFFFFF"/>
             </w:tcBorders>
             <w:tcMar>
-              <w:top w:w="55" w:type="dxa"/>
-              <w:left w:w="90" w:type="dxa"/>
-              <w:bottom w:w="55" w:type="dxa"/>
-              <w:right w:w="120" w:type="dxa"/>
-            </w:tcMar>
-          </w:tcPr>
-          <w:p>
-            <w:pPr>
-              <w:spacing w:line="264" w:lineRule="auto"/>
-            </w:pPr>
-            <w:r>
-              <w:rPr>
-                <w:sz w:val="22"/>
-                <w:szCs w:val="22"/>
-              </w:rPr>
-              <w:t>Leadership and project management</w:t>
+              <w:top w:w="40" w:type="dxa"/>
+              <w:left w:w="90" w:type="dxa"/>
+              <w:bottom w:w="40" w:type="dxa"/>
+              <w:right w:w="120" w:type="dxa"/>
+            </w:tcMar>
+          </w:tcPr>
+          <w:p>
+            <w:pPr>
+              <w:spacing w:line="252" w:lineRule="auto"/>
+            </w:pPr>
+            <w:r>
+              <w:rPr>
+                <w:sz w:val="22"/>
+                <w:szCs w:val="22"/>
+              </w:rPr>
+              <w:t>Quantitative methods training</w:t>
             </w:r>
           </w:p>
         </w:tc>
@@ -1355,22 +1355,22 @@
               <w:right w:val="none" w:sz="0" w:space="0" w:color="FFFFFF"/>
             </w:tcBorders>
             <w:tcMar>
-              <w:top w:w="55" w:type="dxa"/>
-              <w:left w:w="90" w:type="dxa"/>
-              <w:bottom w:w="55" w:type="dxa"/>
-              <w:right w:w="120" w:type="dxa"/>
-            </w:tcMar>
-          </w:tcPr>
-          <w:p>
-            <w:pPr>
-              <w:spacing w:line="264" w:lineRule="auto"/>
-            </w:pPr>
-            <w:r>
-              <w:rPr>
-                <w:sz w:val="22"/>
-                <w:szCs w:val="22"/>
-              </w:rPr>
-              <w:t>October</w:t>
+              <w:top w:w="40" w:type="dxa"/>
+              <w:left w:w="90" w:type="dxa"/>
+              <w:bottom w:w="40" w:type="dxa"/>
+              <w:right w:w="120" w:type="dxa"/>
+            </w:tcMar>
+          </w:tcPr>
+          <w:p>
+            <w:pPr>
+              <w:spacing w:line="252" w:lineRule="auto"/>
+            </w:pPr>
+            <w:r>
+              <w:rPr>
+                <w:sz w:val="22"/>
+                <w:szCs w:val="22"/>
+              </w:rPr>
+              <w:t>Done, 24 July</w:t>
             </w:r>
           </w:p>
         </w:tc>
@@ -1384,22 +1384,22 @@
               <w:right w:val="none" w:sz="0" w:space="0" w:color="FFFFFF"/>
             </w:tcBorders>
             <w:tcMar>
-              <w:top w:w="55" w:type="dxa"/>
-              <w:left w:w="90" w:type="dxa"/>
-              <w:bottom w:w="55" w:type="dxa"/>
-              <w:right w:w="120" w:type="dxa"/>
-            </w:tcMar>
-          </w:tcPr>
-          <w:p>
-            <w:pPr>
-              <w:spacing w:line="264" w:lineRule="auto"/>
-            </w:pPr>
-            <w:r>
-              <w:rPr>
-                <w:sz w:val="22"/>
-                <w:szCs w:val="22"/>
-              </w:rPr>
-              <w:t>A leadership unit (DOC6009 or DOC6058) and DOC6068 Project Management, Doctoral School units enrolled when the catalogue opens</w:t>
+              <w:top w:w="40" w:type="dxa"/>
+              <w:left w:w="90" w:type="dxa"/>
+              <w:bottom w:w="40" w:type="dxa"/>
+              <w:right w:w="120" w:type="dxa"/>
+            </w:tcMar>
+          </w:tcPr>
+          <w:p>
+            <w:pPr>
+              <w:spacing w:line="252" w:lineRule="auto"/>
+            </w:pPr>
+            <w:r>
+              <w:rPr>
+                <w:sz w:val="22"/>
+                <w:szCs w:val="22"/>
+              </w:rPr>
+              <w:t>IBM SPSS Introduction and Intermediate; two certificates</w:t>
             </w:r>
           </w:p>
         </w:tc>
@@ -1424,15 +1424,15 @@
               <w:right w:val="none" w:sz="0" w:space="0" w:color="FFFFFF"/>
             </w:tcBorders>
             <w:tcMar>
-              <w:top w:w="55" w:type="dxa"/>
-              <w:left w:w="90" w:type="dxa"/>
-              <w:bottom w:w="55" w:type="dxa"/>
-              <w:right w:w="120" w:type="dxa"/>
-            </w:tcMar>
-          </w:tcPr>
-          <w:p>
-            <w:pPr>
-              <w:spacing w:line="264" w:lineRule="auto"/>
+              <w:top w:w="40" w:type="dxa"/>
+              <w:left w:w="90" w:type="dxa"/>
+              <w:bottom w:w="40" w:type="dxa"/>
+              <w:right w:w="120" w:type="dxa"/>
+            </w:tcMar>
+          </w:tcPr>
+          <w:p>
+            <w:pPr>
+              <w:spacing w:line="252" w:lineRule="auto"/>
             </w:pPr>
             <w:r>
               <w:rPr>
@@ -1441,7 +1441,7 @@
                 <w:sz w:val="22"/>
                 <w:szCs w:val="22"/>
               </w:rPr>
-              <w:t>D.2.4</w:t>
+              <w:t>D.2.2</w:t>
             </w:r>
           </w:p>
         </w:tc>
@@ -1455,22 +1455,22 @@
               <w:right w:val="none" w:sz="0" w:space="0" w:color="FFFFFF"/>
             </w:tcBorders>
             <w:tcMar>
-              <w:top w:w="55" w:type="dxa"/>
-              <w:left w:w="90" w:type="dxa"/>
-              <w:bottom w:w="55" w:type="dxa"/>
-              <w:right w:w="120" w:type="dxa"/>
-            </w:tcMar>
-          </w:tcPr>
-          <w:p>
-            <w:pPr>
-              <w:spacing w:line="264" w:lineRule="auto"/>
-            </w:pPr>
-            <w:r>
-              <w:rPr>
-                <w:sz w:val="22"/>
-                <w:szCs w:val="22"/>
-              </w:rPr>
-              <w:t>Integrated methods training</w:t>
+              <w:top w:w="40" w:type="dxa"/>
+              <w:left w:w="90" w:type="dxa"/>
+              <w:bottom w:w="40" w:type="dxa"/>
+              <w:right w:w="120" w:type="dxa"/>
+            </w:tcMar>
+          </w:tcPr>
+          <w:p>
+            <w:pPr>
+              <w:spacing w:line="252" w:lineRule="auto"/>
+            </w:pPr>
+            <w:r>
+              <w:rPr>
+                <w:sz w:val="22"/>
+                <w:szCs w:val="22"/>
+              </w:rPr>
+              <w:t>Policy writing training</w:t>
             </w:r>
           </w:p>
         </w:tc>
@@ -1484,22 +1484,22 @@
               <w:right w:val="none" w:sz="0" w:space="0" w:color="FFFFFF"/>
             </w:tcBorders>
             <w:tcMar>
-              <w:top w:w="55" w:type="dxa"/>
-              <w:left w:w="90" w:type="dxa"/>
-              <w:bottom w:w="55" w:type="dxa"/>
-              <w:right w:w="120" w:type="dxa"/>
-            </w:tcMar>
-          </w:tcPr>
-          <w:p>
-            <w:pPr>
-              <w:spacing w:line="264" w:lineRule="auto"/>
-            </w:pPr>
-            <w:r>
-              <w:rPr>
-                <w:sz w:val="22"/>
-                <w:szCs w:val="22"/>
-              </w:rPr>
-              <w:t>Under way</w:t>
+              <w:top w:w="40" w:type="dxa"/>
+              <w:left w:w="90" w:type="dxa"/>
+              <w:bottom w:w="40" w:type="dxa"/>
+              <w:right w:w="120" w:type="dxa"/>
+            </w:tcMar>
+          </w:tcPr>
+          <w:p>
+            <w:pPr>
+              <w:spacing w:line="252" w:lineRule="auto"/>
+            </w:pPr>
+            <w:r>
+              <w:rPr>
+                <w:sz w:val="22"/>
+                <w:szCs w:val="22"/>
+              </w:rPr>
+              <w:t>December</w:t>
             </w:r>
           </w:p>
         </w:tc>
@@ -1513,22 +1513,22 @@
               <w:right w:val="none" w:sz="0" w:space="0" w:color="FFFFFF"/>
             </w:tcBorders>
             <w:tcMar>
-              <w:top w:w="55" w:type="dxa"/>
-              <w:left w:w="90" w:type="dxa"/>
-              <w:bottom w:w="55" w:type="dxa"/>
-              <w:right w:w="120" w:type="dxa"/>
-            </w:tcMar>
-          </w:tcPr>
-          <w:p>
-            <w:pPr>
-              <w:spacing w:line="264" w:lineRule="auto"/>
-            </w:pPr>
-            <w:r>
-              <w:rPr>
-                <w:sz w:val="22"/>
-                <w:szCs w:val="22"/>
-              </w:rPr>
-              <w:t xml:space="preserve">HarvardX Statistics and R, finished in October</w:t>
+              <w:top w:w="40" w:type="dxa"/>
+              <w:left w:w="90" w:type="dxa"/>
+              <w:bottom w:w="40" w:type="dxa"/>
+              <w:right w:w="120" w:type="dxa"/>
+            </w:tcMar>
+          </w:tcPr>
+          <w:p>
+            <w:pPr>
+              <w:spacing w:line="252" w:lineRule="auto"/>
+            </w:pPr>
+            <w:r>
+              <w:rPr>
+                <w:sz w:val="22"/>
+                <w:szCs w:val="22"/>
+              </w:rPr>
+              <w:t>UNU-MERIT policy brief writing course</w:t>
             </w:r>
           </w:p>
         </w:tc>
@@ -1553,15 +1553,15 @@
               <w:right w:val="none" w:sz="0" w:space="0" w:color="FFFFFF"/>
             </w:tcBorders>
             <w:tcMar>
-              <w:top w:w="55" w:type="dxa"/>
-              <w:left w:w="90" w:type="dxa"/>
-              <w:bottom w:w="55" w:type="dxa"/>
-              <w:right w:w="120" w:type="dxa"/>
-            </w:tcMar>
-          </w:tcPr>
-          <w:p>
-            <w:pPr>
-              <w:spacing w:line="264" w:lineRule="auto"/>
+              <w:top w:w="40" w:type="dxa"/>
+              <w:left w:w="90" w:type="dxa"/>
+              <w:bottom w:w="40" w:type="dxa"/>
+              <w:right w:w="120" w:type="dxa"/>
+            </w:tcMar>
+          </w:tcPr>
+          <w:p>
+            <w:pPr>
+              <w:spacing w:line="252" w:lineRule="auto"/>
             </w:pPr>
             <w:r>
               <w:rPr>
@@ -1570,7 +1570,7 @@
                 <w:sz w:val="22"/>
                 <w:szCs w:val="22"/>
               </w:rPr>
-              <w:t>D.2.5</w:t>
+              <w:t>D.2.3</w:t>
             </w:r>
           </w:p>
         </w:tc>
@@ -1584,22 +1584,22 @@
               <w:right w:val="none" w:sz="0" w:space="0" w:color="FFFFFF"/>
             </w:tcBorders>
             <w:tcMar>
-              <w:top w:w="55" w:type="dxa"/>
-              <w:left w:w="90" w:type="dxa"/>
-              <w:bottom w:w="55" w:type="dxa"/>
-              <w:right w:w="120" w:type="dxa"/>
-            </w:tcMar>
-          </w:tcPr>
-          <w:p>
-            <w:pPr>
-              <w:spacing w:line="264" w:lineRule="auto"/>
-            </w:pPr>
-            <w:r>
-              <w:rPr>
-                <w:sz w:val="22"/>
-                <w:szCs w:val="22"/>
-              </w:rPr>
-              <w:t>FinTech elective</w:t>
+              <w:top w:w="40" w:type="dxa"/>
+              <w:left w:w="90" w:type="dxa"/>
+              <w:bottom w:w="40" w:type="dxa"/>
+              <w:right w:w="120" w:type="dxa"/>
+            </w:tcMar>
+          </w:tcPr>
+          <w:p>
+            <w:pPr>
+              <w:spacing w:line="252" w:lineRule="auto"/>
+            </w:pPr>
+            <w:r>
+              <w:rPr>
+                <w:sz w:val="22"/>
+                <w:szCs w:val="22"/>
+              </w:rPr>
+              <w:t>Leadership and project management</w:t>
             </w:r>
           </w:p>
         </w:tc>
@@ -1613,22 +1613,22 @@
               <w:right w:val="none" w:sz="0" w:space="0" w:color="FFFFFF"/>
             </w:tcBorders>
             <w:tcMar>
-              <w:top w:w="55" w:type="dxa"/>
-              <w:left w:w="90" w:type="dxa"/>
-              <w:bottom w:w="55" w:type="dxa"/>
-              <w:right w:w="120" w:type="dxa"/>
-            </w:tcMar>
-          </w:tcPr>
-          <w:p>
-            <w:pPr>
-              <w:spacing w:line="264" w:lineRule="auto"/>
-            </w:pPr>
-            <w:r>
-              <w:rPr>
-                <w:sz w:val="22"/>
-                <w:szCs w:val="22"/>
-              </w:rPr>
-              <w:t>Done, 17 August</w:t>
+              <w:top w:w="40" w:type="dxa"/>
+              <w:left w:w="90" w:type="dxa"/>
+              <w:bottom w:w="40" w:type="dxa"/>
+              <w:right w:w="120" w:type="dxa"/>
+            </w:tcMar>
+          </w:tcPr>
+          <w:p>
+            <w:pPr>
+              <w:spacing w:line="252" w:lineRule="auto"/>
+            </w:pPr>
+            <w:r>
+              <w:rPr>
+                <w:sz w:val="22"/>
+                <w:szCs w:val="22"/>
+              </w:rPr>
+              <w:t>October</w:t>
             </w:r>
           </w:p>
         </w:tc>
@@ -1642,22 +1642,22 @@
               <w:right w:val="none" w:sz="0" w:space="0" w:color="FFFFFF"/>
             </w:tcBorders>
             <w:tcMar>
-              <w:top w:w="55" w:type="dxa"/>
-              <w:left w:w="90" w:type="dxa"/>
-              <w:bottom w:w="55" w:type="dxa"/>
-              <w:right w:w="120" w:type="dxa"/>
-            </w:tcMar>
-          </w:tcPr>
-          <w:p>
-            <w:pPr>
-              <w:spacing w:line="264" w:lineRule="auto"/>
-            </w:pPr>
-            <w:r>
-              <w:rPr>
-                <w:sz w:val="22"/>
-                <w:szCs w:val="22"/>
-              </w:rPr>
-              <w:t>Inter-American Development Bank course; certificate and badge</w:t>
+              <w:top w:w="40" w:type="dxa"/>
+              <w:left w:w="90" w:type="dxa"/>
+              <w:bottom w:w="40" w:type="dxa"/>
+              <w:right w:w="120" w:type="dxa"/>
+            </w:tcMar>
+          </w:tcPr>
+          <w:p>
+            <w:pPr>
+              <w:spacing w:line="252" w:lineRule="auto"/>
+            </w:pPr>
+            <w:r>
+              <w:rPr>
+                <w:sz w:val="22"/>
+                <w:szCs w:val="22"/>
+              </w:rPr>
+              <w:t>A leadership unit (DOC6009 or DOC6058) and DOC6068 Project Management, Doctoral School units enrolled when the catalogue opens</w:t>
             </w:r>
           </w:p>
         </w:tc>
@@ -1682,15 +1682,15 @@
               <w:right w:val="none" w:sz="0" w:space="0" w:color="FFFFFF"/>
             </w:tcBorders>
             <w:tcMar>
-              <w:top w:w="55" w:type="dxa"/>
-              <w:left w:w="90" w:type="dxa"/>
-              <w:bottom w:w="55" w:type="dxa"/>
-              <w:right w:w="120" w:type="dxa"/>
-            </w:tcMar>
-          </w:tcPr>
-          <w:p>
-            <w:pPr>
-              <w:spacing w:line="264" w:lineRule="auto"/>
+              <w:top w:w="40" w:type="dxa"/>
+              <w:left w:w="90" w:type="dxa"/>
+              <w:bottom w:w="40" w:type="dxa"/>
+              <w:right w:w="120" w:type="dxa"/>
+            </w:tcMar>
+          </w:tcPr>
+          <w:p>
+            <w:pPr>
+              <w:spacing w:line="252" w:lineRule="auto"/>
             </w:pPr>
             <w:r>
               <w:rPr>
@@ -1699,7 +1699,7 @@
                 <w:sz w:val="22"/>
                 <w:szCs w:val="22"/>
               </w:rPr>
-              <w:t>D.2.6</w:t>
+              <w:t>D.2.4</w:t>
             </w:r>
           </w:p>
         </w:tc>
@@ -1713,22 +1713,22 @@
               <w:right w:val="none" w:sz="0" w:space="0" w:color="FFFFFF"/>
             </w:tcBorders>
             <w:tcMar>
-              <w:top w:w="55" w:type="dxa"/>
-              <w:left w:w="90" w:type="dxa"/>
-              <w:bottom w:w="55" w:type="dxa"/>
-              <w:right w:w="120" w:type="dxa"/>
-            </w:tcMar>
-          </w:tcPr>
-          <w:p>
-            <w:pPr>
-              <w:spacing w:line="264" w:lineRule="auto"/>
-            </w:pPr>
-            <w:r>
-              <w:rPr>
-                <w:sz w:val="22"/>
-                <w:szCs w:val="22"/>
-              </w:rPr>
-              <w:t>Teaching seminar 1, ISSI Master’s</w:t>
+              <w:top w:w="40" w:type="dxa"/>
+              <w:left w:w="90" w:type="dxa"/>
+              <w:bottom w:w="40" w:type="dxa"/>
+              <w:right w:w="120" w:type="dxa"/>
+            </w:tcMar>
+          </w:tcPr>
+          <w:p>
+            <w:pPr>
+              <w:spacing w:line="252" w:lineRule="auto"/>
+            </w:pPr>
+            <w:r>
+              <w:rPr>
+                <w:sz w:val="22"/>
+                <w:szCs w:val="22"/>
+              </w:rPr>
+              <w:t>Integrated methods training</w:t>
             </w:r>
           </w:p>
         </w:tc>
@@ -1742,22 +1742,22 @@
               <w:right w:val="none" w:sz="0" w:space="0" w:color="FFFFFF"/>
             </w:tcBorders>
             <w:tcMar>
-              <w:top w:w="55" w:type="dxa"/>
-              <w:left w:w="90" w:type="dxa"/>
-              <w:bottom w:w="55" w:type="dxa"/>
-              <w:right w:w="120" w:type="dxa"/>
-            </w:tcMar>
-          </w:tcPr>
-          <w:p>
-            <w:pPr>
-              <w:spacing w:line="264" w:lineRule="auto"/>
-            </w:pPr>
-            <w:r>
-              <w:rPr>
-                <w:sz w:val="22"/>
-                <w:szCs w:val="22"/>
-              </w:rPr>
-              <w:t>October</w:t>
+              <w:top w:w="40" w:type="dxa"/>
+              <w:left w:w="90" w:type="dxa"/>
+              <w:bottom w:w="40" w:type="dxa"/>
+              <w:right w:w="120" w:type="dxa"/>
+            </w:tcMar>
+          </w:tcPr>
+          <w:p>
+            <w:pPr>
+              <w:spacing w:line="252" w:lineRule="auto"/>
+            </w:pPr>
+            <w:r>
+              <w:rPr>
+                <w:sz w:val="22"/>
+                <w:szCs w:val="22"/>
+              </w:rPr>
+              <w:t>Under way</w:t>
             </w:r>
           </w:p>
         </w:tc>
@@ -1771,22 +1771,22 @@
               <w:right w:val="none" w:sz="0" w:space="0" w:color="FFFFFF"/>
             </w:tcBorders>
             <w:tcMar>
-              <w:top w:w="55" w:type="dxa"/>
-              <w:left w:w="90" w:type="dxa"/>
-              <w:bottom w:w="55" w:type="dxa"/>
-              <w:right w:w="120" w:type="dxa"/>
-            </w:tcMar>
-          </w:tcPr>
-          <w:p>
-            <w:pPr>
-              <w:spacing w:line="264" w:lineRule="auto"/>
-            </w:pPr>
-            <w:r>
-              <w:rPr>
-                <w:sz w:val="22"/>
-                <w:szCs w:val="22"/>
-              </w:rPr>
-              <w:t>NVivo module in ISS5220 Research Methodology, 7 and 14 October; seminar in ISS5200 Economic and Environmental Issues, 20 and 21 October</w:t>
+              <w:top w:w="40" w:type="dxa"/>
+              <w:left w:w="90" w:type="dxa"/>
+              <w:bottom w:w="40" w:type="dxa"/>
+              <w:right w:w="120" w:type="dxa"/>
+            </w:tcMar>
+          </w:tcPr>
+          <w:p>
+            <w:pPr>
+              <w:spacing w:line="252" w:lineRule="auto"/>
+            </w:pPr>
+            <w:r>
+              <w:rPr>
+                <w:sz w:val="22"/>
+                <w:szCs w:val="22"/>
+              </w:rPr>
+              <w:t xml:space="preserve">HarvardX Statistics and R, finished in October</w:t>
             </w:r>
           </w:p>
         </w:tc>
@@ -1811,15 +1811,15 @@
               <w:right w:val="none" w:sz="0" w:space="0" w:color="FFFFFF"/>
             </w:tcBorders>
             <w:tcMar>
-              <w:top w:w="55" w:type="dxa"/>
-              <w:left w:w="90" w:type="dxa"/>
-              <w:bottom w:w="55" w:type="dxa"/>
-              <w:right w:w="120" w:type="dxa"/>
-            </w:tcMar>
-          </w:tcPr>
-          <w:p>
-            <w:pPr>
-              <w:spacing w:line="264" w:lineRule="auto"/>
+              <w:top w:w="40" w:type="dxa"/>
+              <w:left w:w="90" w:type="dxa"/>
+              <w:bottom w:w="40" w:type="dxa"/>
+              <w:right w:w="120" w:type="dxa"/>
+            </w:tcMar>
+          </w:tcPr>
+          <w:p>
+            <w:pPr>
+              <w:spacing w:line="252" w:lineRule="auto"/>
             </w:pPr>
             <w:r>
               <w:rPr>
@@ -1828,7 +1828,7 @@
                 <w:sz w:val="22"/>
                 <w:szCs w:val="22"/>
               </w:rPr>
-              <w:t>D.2.7</w:t>
+              <w:t>D.2.5</w:t>
             </w:r>
           </w:p>
         </w:tc>
@@ -1842,22 +1842,22 @@
               <w:right w:val="none" w:sz="0" w:space="0" w:color="FFFFFF"/>
             </w:tcBorders>
             <w:tcMar>
-              <w:top w:w="55" w:type="dxa"/>
-              <w:left w:w="90" w:type="dxa"/>
-              <w:bottom w:w="55" w:type="dxa"/>
-              <w:right w:w="120" w:type="dxa"/>
-            </w:tcMar>
-          </w:tcPr>
-          <w:p>
-            <w:pPr>
-              <w:spacing w:line="264" w:lineRule="auto"/>
-            </w:pPr>
-            <w:r>
-              <w:rPr>
-                <w:sz w:val="22"/>
-                <w:szCs w:val="22"/>
-              </w:rPr>
-              <w:t>Teaching seminar 2, Hildesheim</w:t>
+              <w:top w:w="40" w:type="dxa"/>
+              <w:left w:w="90" w:type="dxa"/>
+              <w:bottom w:w="40" w:type="dxa"/>
+              <w:right w:w="120" w:type="dxa"/>
+            </w:tcMar>
+          </w:tcPr>
+          <w:p>
+            <w:pPr>
+              <w:spacing w:line="252" w:lineRule="auto"/>
+            </w:pPr>
+            <w:r>
+              <w:rPr>
+                <w:sz w:val="22"/>
+                <w:szCs w:val="22"/>
+              </w:rPr>
+              <w:t>FinTech elective</w:t>
             </w:r>
           </w:p>
         </w:tc>
@@ -1871,22 +1871,22 @@
               <w:right w:val="none" w:sz="0" w:space="0" w:color="FFFFFF"/>
             </w:tcBorders>
             <w:tcMar>
-              <w:top w:w="55" w:type="dxa"/>
-              <w:left w:w="90" w:type="dxa"/>
-              <w:bottom w:w="55" w:type="dxa"/>
-              <w:right w:w="120" w:type="dxa"/>
-            </w:tcMar>
-          </w:tcPr>
-          <w:p>
-            <w:pPr>
-              <w:spacing w:line="264" w:lineRule="auto"/>
-            </w:pPr>
-            <w:r>
-              <w:rPr>
-                <w:sz w:val="22"/>
-                <w:szCs w:val="22"/>
-              </w:rPr>
-              <w:t>27 November</w:t>
+              <w:top w:w="40" w:type="dxa"/>
+              <w:left w:w="90" w:type="dxa"/>
+              <w:bottom w:w="40" w:type="dxa"/>
+              <w:right w:w="120" w:type="dxa"/>
+            </w:tcMar>
+          </w:tcPr>
+          <w:p>
+            <w:pPr>
+              <w:spacing w:line="252" w:lineRule="auto"/>
+            </w:pPr>
+            <w:r>
+              <w:rPr>
+                <w:sz w:val="22"/>
+                <w:szCs w:val="22"/>
+              </w:rPr>
+              <w:t>Done, 17 August</w:t>
             </w:r>
           </w:p>
         </w:tc>
@@ -1900,22 +1900,22 @@
               <w:right w:val="none" w:sz="0" w:space="0" w:color="FFFFFF"/>
             </w:tcBorders>
             <w:tcMar>
-              <w:top w:w="55" w:type="dxa"/>
-              <w:left w:w="90" w:type="dxa"/>
-              <w:bottom w:w="55" w:type="dxa"/>
-              <w:right w:w="120" w:type="dxa"/>
-            </w:tcMar>
-          </w:tcPr>
-          <w:p>
-            <w:pPr>
-              <w:spacing w:line="264" w:lineRule="auto"/>
-            </w:pPr>
-            <w:r>
-              <w:rPr>
-                <w:sz w:val="22"/>
-                <w:szCs w:val="22"/>
-              </w:rPr>
-              <w:t>Designed with Dr Schmitz; online, ninety minutes</w:t>
+              <w:top w:w="40" w:type="dxa"/>
+              <w:left w:w="90" w:type="dxa"/>
+              <w:bottom w:w="40" w:type="dxa"/>
+              <w:right w:w="120" w:type="dxa"/>
+            </w:tcMar>
+          </w:tcPr>
+          <w:p>
+            <w:pPr>
+              <w:spacing w:line="252" w:lineRule="auto"/>
+            </w:pPr>
+            <w:r>
+              <w:rPr>
+                <w:sz w:val="22"/>
+                <w:szCs w:val="22"/>
+              </w:rPr>
+              <w:t>Inter-American Development Bank course; certificate and badge filed. The reimbursement claim is with Finance for approval</w:t>
             </w:r>
           </w:p>
         </w:tc>
@@ -1940,15 +1940,15 @@
               <w:right w:val="none" w:sz="0" w:space="0" w:color="FFFFFF"/>
             </w:tcBorders>
             <w:tcMar>
-              <w:top w:w="55" w:type="dxa"/>
-              <w:left w:w="90" w:type="dxa"/>
-              <w:bottom w:w="55" w:type="dxa"/>
-              <w:right w:w="120" w:type="dxa"/>
-            </w:tcMar>
-          </w:tcPr>
-          <w:p>
-            <w:pPr>
-              <w:spacing w:line="264" w:lineRule="auto"/>
+              <w:top w:w="40" w:type="dxa"/>
+              <w:left w:w="90" w:type="dxa"/>
+              <w:bottom w:w="40" w:type="dxa"/>
+              <w:right w:w="120" w:type="dxa"/>
+            </w:tcMar>
+          </w:tcPr>
+          <w:p>
+            <w:pPr>
+              <w:spacing w:line="252" w:lineRule="auto"/>
             </w:pPr>
             <w:r>
               <w:rPr>
@@ -1957,7 +1957,7 @@
                 <w:sz w:val="22"/>
                 <w:szCs w:val="22"/>
               </w:rPr>
-              <w:t>D.2.8</w:t>
+              <w:t>Training</w:t>
             </w:r>
           </w:p>
         </w:tc>
@@ -1971,22 +1971,22 @@
               <w:right w:val="none" w:sz="0" w:space="0" w:color="FFFFFF"/>
             </w:tcBorders>
             <w:tcMar>
-              <w:top w:w="55" w:type="dxa"/>
-              <w:left w:w="90" w:type="dxa"/>
-              <w:bottom w:w="55" w:type="dxa"/>
-              <w:right w:w="120" w:type="dxa"/>
-            </w:tcMar>
-          </w:tcPr>
-          <w:p>
-            <w:pPr>
-              <w:spacing w:line="264" w:lineRule="auto"/>
-            </w:pPr>
-            <w:r>
-              <w:rPr>
-                <w:sz w:val="22"/>
-                <w:szCs w:val="22"/>
-              </w:rPr>
-              <w:t>MOOC 1, Bridging Cultures with Reciprocity</w:t>
+              <w:top w:w="40" w:type="dxa"/>
+              <w:left w:w="90" w:type="dxa"/>
+              <w:bottom w:w="40" w:type="dxa"/>
+              <w:right w:w="120" w:type="dxa"/>
+            </w:tcMar>
+          </w:tcPr>
+          <w:p>
+            <w:pPr>
+              <w:spacing w:line="252" w:lineRule="auto"/>
+            </w:pPr>
+            <w:r>
+              <w:rPr>
+                <w:sz w:val="22"/>
+                <w:szCs w:val="22"/>
+              </w:rPr>
+              <w:t>Other courses completed this quarter</w:t>
             </w:r>
           </w:p>
         </w:tc>
@@ -2000,22 +2000,22 @@
               <w:right w:val="none" w:sz="0" w:space="0" w:color="FFFFFF"/>
             </w:tcBorders>
             <w:tcMar>
-              <w:top w:w="55" w:type="dxa"/>
-              <w:left w:w="90" w:type="dxa"/>
-              <w:bottom w:w="55" w:type="dxa"/>
-              <w:right w:w="120" w:type="dxa"/>
-            </w:tcMar>
-          </w:tcPr>
-          <w:p>
-            <w:pPr>
-              <w:spacing w:line="264" w:lineRule="auto"/>
-            </w:pPr>
-            <w:r>
-              <w:rPr>
-                <w:sz w:val="22"/>
-                <w:szCs w:val="22"/>
-              </w:rPr>
-              <w:t>Not started</w:t>
+              <w:top w:w="40" w:type="dxa"/>
+              <w:left w:w="90" w:type="dxa"/>
+              <w:bottom w:w="40" w:type="dxa"/>
+              <w:right w:w="120" w:type="dxa"/>
+            </w:tcMar>
+          </w:tcPr>
+          <w:p>
+            <w:pPr>
+              <w:spacing w:line="252" w:lineRule="auto"/>
+            </w:pPr>
+            <w:r>
+              <w:rPr>
+                <w:sz w:val="22"/>
+                <w:szCs w:val="22"/>
+              </w:rPr>
+              <w:t>Done</w:t>
             </w:r>
           </w:p>
         </w:tc>
@@ -2029,22 +2029,22 @@
               <w:right w:val="none" w:sz="0" w:space="0" w:color="FFFFFF"/>
             </w:tcBorders>
             <w:tcMar>
-              <w:top w:w="55" w:type="dxa"/>
-              <w:left w:w="90" w:type="dxa"/>
-              <w:bottom w:w="55" w:type="dxa"/>
-              <w:right w:w="120" w:type="dxa"/>
-            </w:tcMar>
-          </w:tcPr>
-          <w:p>
-            <w:pPr>
-              <w:spacing w:line="264" w:lineRule="auto"/>
-            </w:pPr>
-            <w:r>
-              <w:rPr>
-                <w:sz w:val="22"/>
-                <w:szCs w:val="22"/>
-              </w:rPr>
-              <w:t>Outline in October, recording in January</w:t>
+              <w:top w:w="40" w:type="dxa"/>
+              <w:left w:w="90" w:type="dxa"/>
+              <w:bottom w:w="40" w:type="dxa"/>
+              <w:right w:w="120" w:type="dxa"/>
+            </w:tcMar>
+          </w:tcPr>
+          <w:p>
+            <w:pPr>
+              <w:spacing w:line="252" w:lineRule="auto"/>
+            </w:pPr>
+            <w:r>
+              <w:rPr>
+                <w:sz w:val="22"/>
+                <w:szCs w:val="22"/>
+              </w:rPr>
+              <w:t>Commonwealth Climate Finance Essentials, 3 September, and IMF Financial Programming and Policies Part 1, 6 September; both certificates filed and published</w:t>
             </w:r>
           </w:p>
         </w:tc>
@@ -2069,15 +2069,15 @@
               <w:right w:val="none" w:sz="0" w:space="0" w:color="FFFFFF"/>
             </w:tcBorders>
             <w:tcMar>
-              <w:top w:w="55" w:type="dxa"/>
-              <w:left w:w="90" w:type="dxa"/>
-              <w:bottom w:w="55" w:type="dxa"/>
-              <w:right w:w="120" w:type="dxa"/>
-            </w:tcMar>
-          </w:tcPr>
-          <w:p>
-            <w:pPr>
-              <w:spacing w:line="264" w:lineRule="auto"/>
+              <w:top w:w="40" w:type="dxa"/>
+              <w:left w:w="90" w:type="dxa"/>
+              <w:bottom w:w="40" w:type="dxa"/>
+              <w:right w:w="120" w:type="dxa"/>
+            </w:tcMar>
+          </w:tcPr>
+          <w:p>
+            <w:pPr>
+              <w:spacing w:line="252" w:lineRule="auto"/>
             </w:pPr>
             <w:r>
               <w:rPr>
@@ -2086,7 +2086,7 @@
                 <w:sz w:val="22"/>
                 <w:szCs w:val="22"/>
               </w:rPr>
-              <w:t>D.3.1</w:t>
+              <w:t>D.2.6</w:t>
             </w:r>
           </w:p>
         </w:tc>
@@ -2100,22 +2100,22 @@
               <w:right w:val="none" w:sz="0" w:space="0" w:color="FFFFFF"/>
             </w:tcBorders>
             <w:tcMar>
-              <w:top w:w="55" w:type="dxa"/>
-              <w:left w:w="90" w:type="dxa"/>
-              <w:bottom w:w="55" w:type="dxa"/>
-              <w:right w:w="120" w:type="dxa"/>
-            </w:tcMar>
-          </w:tcPr>
-          <w:p>
-            <w:pPr>
-              <w:spacing w:line="264" w:lineRule="auto"/>
-            </w:pPr>
-            <w:r>
-              <w:rPr>
-                <w:sz w:val="22"/>
-                <w:szCs w:val="22"/>
-              </w:rPr>
-              <w:t>Language practice, Tongan and Shikomori</w:t>
+              <w:top w:w="40" w:type="dxa"/>
+              <w:left w:w="90" w:type="dxa"/>
+              <w:bottom w:w="40" w:type="dxa"/>
+              <w:right w:w="120" w:type="dxa"/>
+            </w:tcMar>
+          </w:tcPr>
+          <w:p>
+            <w:pPr>
+              <w:spacing w:line="252" w:lineRule="auto"/>
+            </w:pPr>
+            <w:r>
+              <w:rPr>
+                <w:sz w:val="22"/>
+                <w:szCs w:val="22"/>
+              </w:rPr>
+              <w:t>Teaching seminar 1, ISSI Master’s</w:t>
             </w:r>
           </w:p>
         </w:tc>
@@ -2129,22 +2129,22 @@
               <w:right w:val="none" w:sz="0" w:space="0" w:color="FFFFFF"/>
             </w:tcBorders>
             <w:tcMar>
-              <w:top w:w="55" w:type="dxa"/>
-              <w:left w:w="90" w:type="dxa"/>
-              <w:bottom w:w="55" w:type="dxa"/>
-              <w:right w:w="120" w:type="dxa"/>
-            </w:tcMar>
-          </w:tcPr>
-          <w:p>
-            <w:pPr>
-              <w:spacing w:line="264" w:lineRule="auto"/>
-            </w:pPr>
-            <w:r>
-              <w:rPr>
-                <w:sz w:val="22"/>
-                <w:szCs w:val="22"/>
-              </w:rPr>
-              <w:t>Under way</w:t>
+              <w:top w:w="40" w:type="dxa"/>
+              <w:left w:w="90" w:type="dxa"/>
+              <w:bottom w:w="40" w:type="dxa"/>
+              <w:right w:w="120" w:type="dxa"/>
+            </w:tcMar>
+          </w:tcPr>
+          <w:p>
+            <w:pPr>
+              <w:spacing w:line="252" w:lineRule="auto"/>
+            </w:pPr>
+            <w:r>
+              <w:rPr>
+                <w:sz w:val="22"/>
+                <w:szCs w:val="22"/>
+              </w:rPr>
+              <w:t>October</w:t>
             </w:r>
           </w:p>
         </w:tc>
@@ -2158,22 +2158,22 @@
               <w:right w:val="none" w:sz="0" w:space="0" w:color="FFFFFF"/>
             </w:tcBorders>
             <w:tcMar>
-              <w:top w:w="55" w:type="dxa"/>
-              <w:left w:w="90" w:type="dxa"/>
-              <w:bottom w:w="55" w:type="dxa"/>
-              <w:right w:w="120" w:type="dxa"/>
-            </w:tcMar>
-          </w:tcPr>
-          <w:p>
-            <w:pPr>
-              <w:spacing w:line="264" w:lineRule="auto"/>
-            </w:pPr>
-            <w:r>
-              <w:rPr>
-                <w:sz w:val="22"/>
-                <w:szCs w:val="22"/>
-              </w:rPr>
-              <w:t>Practice is happening but is not logged, so a simple record of dates and minutes is needed as evidence before milestone M.3.2 in March 2027</w:t>
+              <w:top w:w="40" w:type="dxa"/>
+              <w:left w:w="90" w:type="dxa"/>
+              <w:bottom w:w="40" w:type="dxa"/>
+              <w:right w:w="120" w:type="dxa"/>
+            </w:tcMar>
+          </w:tcPr>
+          <w:p>
+            <w:pPr>
+              <w:spacing w:line="252" w:lineRule="auto"/>
+            </w:pPr>
+            <w:r>
+              <w:rPr>
+                <w:sz w:val="22"/>
+                <w:szCs w:val="22"/>
+              </w:rPr>
+              <w:t>NVivo module in ISS5220 Research Methodology, 7 and 14 October; seminar in ISS5200 Economic and Environmental Issues, 20 and 21 October</w:t>
             </w:r>
           </w:p>
         </w:tc>
@@ -2198,15 +2198,15 @@
               <w:right w:val="none" w:sz="0" w:space="0" w:color="FFFFFF"/>
             </w:tcBorders>
             <w:tcMar>
-              <w:top w:w="55" w:type="dxa"/>
-              <w:left w:w="90" w:type="dxa"/>
-              <w:bottom w:w="55" w:type="dxa"/>
-              <w:right w:w="120" w:type="dxa"/>
-            </w:tcMar>
-          </w:tcPr>
-          <w:p>
-            <w:pPr>
-              <w:spacing w:line="264" w:lineRule="auto"/>
+              <w:top w:w="40" w:type="dxa"/>
+              <w:left w:w="90" w:type="dxa"/>
+              <w:bottom w:w="40" w:type="dxa"/>
+              <w:right w:w="120" w:type="dxa"/>
+            </w:tcMar>
+          </w:tcPr>
+          <w:p>
+            <w:pPr>
+              <w:spacing w:line="252" w:lineRule="auto"/>
             </w:pPr>
             <w:r>
               <w:rPr>
@@ -2215,7 +2215,7 @@
                 <w:sz w:val="22"/>
                 <w:szCs w:val="22"/>
               </w:rPr>
-              <w:t>D.3.2</w:t>
+              <w:t>D.2.7</w:t>
             </w:r>
           </w:p>
         </w:tc>
@@ -2229,22 +2229,22 @@
               <w:right w:val="none" w:sz="0" w:space="0" w:color="FFFFFF"/>
             </w:tcBorders>
             <w:tcMar>
-              <w:top w:w="55" w:type="dxa"/>
-              <w:left w:w="90" w:type="dxa"/>
-              <w:bottom w:w="55" w:type="dxa"/>
-              <w:right w:w="120" w:type="dxa"/>
-            </w:tcMar>
-          </w:tcPr>
-          <w:p>
-            <w:pPr>
-              <w:spacing w:line="264" w:lineRule="auto"/>
-            </w:pPr>
-            <w:r>
-              <w:rPr>
-                <w:sz w:val="22"/>
-                <w:szCs w:val="22"/>
-              </w:rPr>
-              <w:t>Partnerships with the partner universities</w:t>
+              <w:top w:w="40" w:type="dxa"/>
+              <w:left w:w="90" w:type="dxa"/>
+              <w:bottom w:w="40" w:type="dxa"/>
+              <w:right w:w="120" w:type="dxa"/>
+            </w:tcMar>
+          </w:tcPr>
+          <w:p>
+            <w:pPr>
+              <w:spacing w:line="252" w:lineRule="auto"/>
+            </w:pPr>
+            <w:r>
+              <w:rPr>
+                <w:sz w:val="22"/>
+                <w:szCs w:val="22"/>
+              </w:rPr>
+              <w:t>Teaching seminar 2, Hildesheim</w:t>
             </w:r>
           </w:p>
         </w:tc>
@@ -2258,22 +2258,22 @@
               <w:right w:val="none" w:sz="0" w:space="0" w:color="FFFFFF"/>
             </w:tcBorders>
             <w:tcMar>
-              <w:top w:w="55" w:type="dxa"/>
-              <w:left w:w="90" w:type="dxa"/>
-              <w:bottom w:w="55" w:type="dxa"/>
-              <w:right w:w="120" w:type="dxa"/>
-            </w:tcMar>
-          </w:tcPr>
-          <w:p>
-            <w:pPr>
-              <w:spacing w:line="264" w:lineRule="auto"/>
-            </w:pPr>
-            <w:r>
-              <w:rPr>
-                <w:sz w:val="22"/>
-                <w:szCs w:val="22"/>
-              </w:rPr>
-              <w:t>Under way</w:t>
+              <w:top w:w="40" w:type="dxa"/>
+              <w:left w:w="90" w:type="dxa"/>
+              <w:bottom w:w="40" w:type="dxa"/>
+              <w:right w:w="120" w:type="dxa"/>
+            </w:tcMar>
+          </w:tcPr>
+          <w:p>
+            <w:pPr>
+              <w:spacing w:line="252" w:lineRule="auto"/>
+            </w:pPr>
+            <w:r>
+              <w:rPr>
+                <w:sz w:val="22"/>
+                <w:szCs w:val="22"/>
+              </w:rPr>
+              <w:t>27 November</w:t>
             </w:r>
           </w:p>
         </w:tc>
@@ -2287,22 +2287,22 @@
               <w:right w:val="none" w:sz="0" w:space="0" w:color="FFFFFF"/>
             </w:tcBorders>
             <w:tcMar>
-              <w:top w:w="55" w:type="dxa"/>
-              <w:left w:w="90" w:type="dxa"/>
-              <w:bottom w:w="55" w:type="dxa"/>
-              <w:right w:w="120" w:type="dxa"/>
-            </w:tcMar>
-          </w:tcPr>
-          <w:p>
-            <w:pPr>
-              <w:spacing w:line="264" w:lineRule="auto"/>
-            </w:pPr>
-            <w:r>
-              <w:rPr>
-                <w:sz w:val="22"/>
-                <w:szCs w:val="22"/>
-              </w:rPr>
-              <w:t>Contacts in all three countries; no memorandum of understanding signed</w:t>
+              <w:top w:w="40" w:type="dxa"/>
+              <w:left w:w="90" w:type="dxa"/>
+              <w:bottom w:w="40" w:type="dxa"/>
+              <w:right w:w="120" w:type="dxa"/>
+            </w:tcMar>
+          </w:tcPr>
+          <w:p>
+            <w:pPr>
+              <w:spacing w:line="252" w:lineRule="auto"/>
+            </w:pPr>
+            <w:r>
+              <w:rPr>
+                <w:sz w:val="22"/>
+                <w:szCs w:val="22"/>
+              </w:rPr>
+              <w:t>Designed with Dr Schmitz; online, ninety minutes</w:t>
             </w:r>
           </w:p>
         </w:tc>
@@ -2327,15 +2327,15 @@
               <w:right w:val="none" w:sz="0" w:space="0" w:color="FFFFFF"/>
             </w:tcBorders>
             <w:tcMar>
-              <w:top w:w="55" w:type="dxa"/>
-              <w:left w:w="90" w:type="dxa"/>
-              <w:bottom w:w="55" w:type="dxa"/>
-              <w:right w:w="120" w:type="dxa"/>
-            </w:tcMar>
-          </w:tcPr>
-          <w:p>
-            <w:pPr>
-              <w:spacing w:line="264" w:lineRule="auto"/>
+              <w:top w:w="40" w:type="dxa"/>
+              <w:left w:w="90" w:type="dxa"/>
+              <w:bottom w:w="40" w:type="dxa"/>
+              <w:right w:w="120" w:type="dxa"/>
+            </w:tcMar>
+          </w:tcPr>
+          <w:p>
+            <w:pPr>
+              <w:spacing w:line="252" w:lineRule="auto"/>
             </w:pPr>
             <w:r>
               <w:rPr>
@@ -2344,7 +2344,7 @@
                 <w:sz w:val="22"/>
                 <w:szCs w:val="22"/>
               </w:rPr>
-              <w:t>D.3.3</w:t>
+              <w:t>D.2.8</w:t>
             </w:r>
           </w:p>
         </w:tc>
@@ -2358,22 +2358,22 @@
               <w:right w:val="none" w:sz="0" w:space="0" w:color="FFFFFF"/>
             </w:tcBorders>
             <w:tcMar>
-              <w:top w:w="55" w:type="dxa"/>
-              <w:left w:w="90" w:type="dxa"/>
-              <w:bottom w:w="55" w:type="dxa"/>
-              <w:right w:w="120" w:type="dxa"/>
-            </w:tcMar>
-          </w:tcPr>
-          <w:p>
-            <w:pPr>
-              <w:spacing w:line="264" w:lineRule="auto"/>
-            </w:pPr>
-            <w:r>
-              <w:rPr>
-                <w:sz w:val="22"/>
-                <w:szCs w:val="22"/>
-              </w:rPr>
-              <w:t>Study sites and community stakeholders</w:t>
+              <w:top w:w="40" w:type="dxa"/>
+              <w:left w:w="90" w:type="dxa"/>
+              <w:bottom w:w="40" w:type="dxa"/>
+              <w:right w:w="120" w:type="dxa"/>
+            </w:tcMar>
+          </w:tcPr>
+          <w:p>
+            <w:pPr>
+              <w:spacing w:line="252" w:lineRule="auto"/>
+            </w:pPr>
+            <w:r>
+              <w:rPr>
+                <w:sz w:val="22"/>
+                <w:szCs w:val="22"/>
+              </w:rPr>
+              <w:t>MOOC 1, Bridging Cultures with Reciprocity</w:t>
             </w:r>
           </w:p>
         </w:tc>
@@ -2387,22 +2387,22 @@
               <w:right w:val="none" w:sz="0" w:space="0" w:color="FFFFFF"/>
             </w:tcBorders>
             <w:tcMar>
-              <w:top w:w="55" w:type="dxa"/>
-              <w:left w:w="90" w:type="dxa"/>
-              <w:bottom w:w="55" w:type="dxa"/>
-              <w:right w:w="120" w:type="dxa"/>
-            </w:tcMar>
-          </w:tcPr>
-          <w:p>
-            <w:pPr>
-              <w:spacing w:line="264" w:lineRule="auto"/>
-            </w:pPr>
-            <w:r>
-              <w:rPr>
-                <w:sz w:val="22"/>
-                <w:szCs w:val="22"/>
-              </w:rPr>
-              <w:t>Not selected</w:t>
+              <w:top w:w="40" w:type="dxa"/>
+              <w:left w:w="90" w:type="dxa"/>
+              <w:bottom w:w="40" w:type="dxa"/>
+              <w:right w:w="120" w:type="dxa"/>
+            </w:tcMar>
+          </w:tcPr>
+          <w:p>
+            <w:pPr>
+              <w:spacing w:line="252" w:lineRule="auto"/>
+            </w:pPr>
+            <w:r>
+              <w:rPr>
+                <w:sz w:val="22"/>
+                <w:szCs w:val="22"/>
+              </w:rPr>
+              <w:t>Not started</w:t>
             </w:r>
           </w:p>
         </w:tc>
@@ -2416,22 +2416,22 @@
               <w:right w:val="none" w:sz="0" w:space="0" w:color="FFFFFF"/>
             </w:tcBorders>
             <w:tcMar>
-              <w:top w:w="55" w:type="dxa"/>
-              <w:left w:w="90" w:type="dxa"/>
-              <w:bottom w:w="55" w:type="dxa"/>
-              <w:right w:w="120" w:type="dxa"/>
-            </w:tcMar>
-          </w:tcPr>
-          <w:p>
-            <w:pPr>
-              <w:spacing w:line="264" w:lineRule="auto"/>
-            </w:pPr>
-            <w:r>
-              <w:rPr>
-                <w:sz w:val="22"/>
-                <w:szCs w:val="22"/>
-              </w:rPr>
-              <w:t>Aim: six communities of fifty households per country. Jamaica starts from the Social Development Commission and UNDP community profiles, on Dr Dietrich Jones’s advice</w:t>
+              <w:top w:w="40" w:type="dxa"/>
+              <w:left w:w="90" w:type="dxa"/>
+              <w:bottom w:w="40" w:type="dxa"/>
+              <w:right w:w="120" w:type="dxa"/>
+            </w:tcMar>
+          </w:tcPr>
+          <w:p>
+            <w:pPr>
+              <w:spacing w:line="252" w:lineRule="auto"/>
+            </w:pPr>
+            <w:r>
+              <w:rPr>
+                <w:sz w:val="22"/>
+                <w:szCs w:val="22"/>
+              </w:rPr>
+              <w:t>Outline in October, recording in January</w:t>
             </w:r>
           </w:p>
         </w:tc>
@@ -2456,15 +2456,15 @@
               <w:right w:val="none" w:sz="0" w:space="0" w:color="FFFFFF"/>
             </w:tcBorders>
             <w:tcMar>
-              <w:top w:w="55" w:type="dxa"/>
-              <w:left w:w="90" w:type="dxa"/>
-              <w:bottom w:w="55" w:type="dxa"/>
-              <w:right w:w="120" w:type="dxa"/>
-            </w:tcMar>
-          </w:tcPr>
-          <w:p>
-            <w:pPr>
-              <w:spacing w:line="264" w:lineRule="auto"/>
+              <w:top w:w="40" w:type="dxa"/>
+              <w:left w:w="90" w:type="dxa"/>
+              <w:bottom w:w="40" w:type="dxa"/>
+              <w:right w:w="120" w:type="dxa"/>
+            </w:tcMar>
+          </w:tcPr>
+          <w:p>
+            <w:pPr>
+              <w:spacing w:line="252" w:lineRule="auto"/>
             </w:pPr>
             <w:r>
               <w:rPr>
@@ -2473,7 +2473,7 @@
                 <w:sz w:val="22"/>
                 <w:szCs w:val="22"/>
               </w:rPr>
-              <w:t>D.5.1</w:t>
+              <w:t>D.3.1</w:t>
             </w:r>
           </w:p>
         </w:tc>
@@ -2487,22 +2487,22 @@
               <w:right w:val="none" w:sz="0" w:space="0" w:color="FFFFFF"/>
             </w:tcBorders>
             <w:tcMar>
-              <w:top w:w="55" w:type="dxa"/>
-              <w:left w:w="90" w:type="dxa"/>
-              <w:bottom w:w="55" w:type="dxa"/>
-              <w:right w:w="120" w:type="dxa"/>
-            </w:tcMar>
-          </w:tcPr>
-          <w:p>
-            <w:pPr>
-              <w:spacing w:line="264" w:lineRule="auto"/>
-            </w:pPr>
-            <w:r>
-              <w:rPr>
-                <w:sz w:val="22"/>
-                <w:szCs w:val="22"/>
-              </w:rPr>
-              <w:t>Gender sensitive monitoring framework</w:t>
+              <w:top w:w="40" w:type="dxa"/>
+              <w:left w:w="90" w:type="dxa"/>
+              <w:bottom w:w="40" w:type="dxa"/>
+              <w:right w:w="120" w:type="dxa"/>
+            </w:tcMar>
+          </w:tcPr>
+          <w:p>
+            <w:pPr>
+              <w:spacing w:line="252" w:lineRule="auto"/>
+            </w:pPr>
+            <w:r>
+              <w:rPr>
+                <w:sz w:val="22"/>
+                <w:szCs w:val="22"/>
+              </w:rPr>
+              <w:t>Language practice, Tongan and Shikomori</w:t>
             </w:r>
           </w:p>
         </w:tc>
@@ -2516,22 +2516,22 @@
               <w:right w:val="none" w:sz="0" w:space="0" w:color="FFFFFF"/>
             </w:tcBorders>
             <w:tcMar>
-              <w:top w:w="55" w:type="dxa"/>
-              <w:left w:w="90" w:type="dxa"/>
-              <w:bottom w:w="55" w:type="dxa"/>
-              <w:right w:w="120" w:type="dxa"/>
-            </w:tcMar>
-          </w:tcPr>
-          <w:p>
-            <w:pPr>
-              <w:spacing w:line="264" w:lineRule="auto"/>
-            </w:pPr>
-            <w:r>
-              <w:rPr>
-                <w:sz w:val="22"/>
-                <w:szCs w:val="22"/>
-              </w:rPr>
-              <w:t xml:space="preserve">Draft version </w:t>
+              <w:top w:w="40" w:type="dxa"/>
+              <w:left w:w="90" w:type="dxa"/>
+              <w:bottom w:w="40" w:type="dxa"/>
+              <w:right w:w="120" w:type="dxa"/>
+            </w:tcMar>
+          </w:tcPr>
+          <w:p>
+            <w:pPr>
+              <w:spacing w:line="252" w:lineRule="auto"/>
+            </w:pPr>
+            <w:r>
+              <w:rPr>
+                <w:sz w:val="22"/>
+                <w:szCs w:val="22"/>
+              </w:rPr>
+              <w:t>Under way</w:t>
             </w:r>
           </w:p>
         </w:tc>
@@ -2545,22 +2545,22 @@
               <w:right w:val="none" w:sz="0" w:space="0" w:color="FFFFFF"/>
             </w:tcBorders>
             <w:tcMar>
-              <w:top w:w="55" w:type="dxa"/>
-              <w:left w:w="90" w:type="dxa"/>
-              <w:bottom w:w="55" w:type="dxa"/>
-              <w:right w:w="120" w:type="dxa"/>
-            </w:tcMar>
-          </w:tcPr>
-          <w:p>
-            <w:pPr>
-              <w:spacing w:line="264" w:lineRule="auto"/>
-            </w:pPr>
-            <w:r>
-              <w:rPr>
-                <w:sz w:val="22"/>
-                <w:szCs w:val="22"/>
-              </w:rPr>
-              <w:t xml:space="preserve">20 of 39 indicators address gender (51 per cent, 50 required); Final version will be complete after key stakeholder consultations with women’s group</w:t>
+              <w:top w:w="40" w:type="dxa"/>
+              <w:left w:w="90" w:type="dxa"/>
+              <w:bottom w:w="40" w:type="dxa"/>
+              <w:right w:w="120" w:type="dxa"/>
+            </w:tcMar>
+          </w:tcPr>
+          <w:p>
+            <w:pPr>
+              <w:spacing w:line="252" w:lineRule="auto"/>
+            </w:pPr>
+            <w:r>
+              <w:rPr>
+                <w:sz w:val="22"/>
+                <w:szCs w:val="22"/>
+              </w:rPr>
+              <w:t>Practice is happening but is not logged, so a simple record of dates and minutes is needed as evidence before milestone M.3.2 in March 2027</w:t>
             </w:r>
           </w:p>
         </w:tc>
@@ -2585,15 +2585,15 @@
               <w:right w:val="none" w:sz="0" w:space="0" w:color="FFFFFF"/>
             </w:tcBorders>
             <w:tcMar>
-              <w:top w:w="55" w:type="dxa"/>
-              <w:left w:w="90" w:type="dxa"/>
-              <w:bottom w:w="55" w:type="dxa"/>
-              <w:right w:w="120" w:type="dxa"/>
-            </w:tcMar>
-          </w:tcPr>
-          <w:p>
-            <w:pPr>
-              <w:spacing w:line="264" w:lineRule="auto"/>
+              <w:top w:w="40" w:type="dxa"/>
+              <w:left w:w="90" w:type="dxa"/>
+              <w:bottom w:w="40" w:type="dxa"/>
+              <w:right w:w="120" w:type="dxa"/>
+            </w:tcMar>
+          </w:tcPr>
+          <w:p>
+            <w:pPr>
+              <w:spacing w:line="252" w:lineRule="auto"/>
             </w:pPr>
             <w:r>
               <w:rPr>
@@ -2602,7 +2602,7 @@
                 <w:sz w:val="22"/>
                 <w:szCs w:val="22"/>
               </w:rPr>
-              <w:t>M.5.1</w:t>
+              <w:t>D.3.2</w:t>
             </w:r>
           </w:p>
         </w:tc>
@@ -2616,22 +2616,22 @@
               <w:right w:val="none" w:sz="0" w:space="0" w:color="FFFFFF"/>
             </w:tcBorders>
             <w:tcMar>
-              <w:top w:w="55" w:type="dxa"/>
-              <w:left w:w="90" w:type="dxa"/>
-              <w:bottom w:w="55" w:type="dxa"/>
-              <w:right w:w="120" w:type="dxa"/>
-            </w:tcMar>
-          </w:tcPr>
-          <w:p>
-            <w:pPr>
-              <w:spacing w:line="264" w:lineRule="auto"/>
-            </w:pPr>
-            <w:r>
-              <w:rPr>
-                <w:sz w:val="22"/>
-                <w:szCs w:val="22"/>
-              </w:rPr>
-              <w:t>Milestone: review of World Bank and OECD data</w:t>
+              <w:top w:w="40" w:type="dxa"/>
+              <w:left w:w="90" w:type="dxa"/>
+              <w:bottom w:w="40" w:type="dxa"/>
+              <w:right w:w="120" w:type="dxa"/>
+            </w:tcMar>
+          </w:tcPr>
+          <w:p>
+            <w:pPr>
+              <w:spacing w:line="252" w:lineRule="auto"/>
+            </w:pPr>
+            <w:r>
+              <w:rPr>
+                <w:sz w:val="22"/>
+                <w:szCs w:val="22"/>
+              </w:rPr>
+              <w:t>Partnerships with the partner universities</w:t>
             </w:r>
           </w:p>
         </w:tc>
@@ -2645,15 +2645,15 @@
               <w:right w:val="none" w:sz="0" w:space="0" w:color="FFFFFF"/>
             </w:tcBorders>
             <w:tcMar>
-              <w:top w:w="55" w:type="dxa"/>
-              <w:left w:w="90" w:type="dxa"/>
-              <w:bottom w:w="55" w:type="dxa"/>
-              <w:right w:w="120" w:type="dxa"/>
-            </w:tcMar>
-          </w:tcPr>
-          <w:p>
-            <w:pPr>
-              <w:spacing w:line="264" w:lineRule="auto"/>
+              <w:top w:w="40" w:type="dxa"/>
+              <w:left w:w="90" w:type="dxa"/>
+              <w:bottom w:w="40" w:type="dxa"/>
+              <w:right w:w="120" w:type="dxa"/>
+            </w:tcMar>
+          </w:tcPr>
+          <w:p>
+            <w:pPr>
+              <w:spacing w:line="252" w:lineRule="auto"/>
             </w:pPr>
             <w:r>
               <w:rPr>
@@ -2674,22 +2674,22 @@
               <w:right w:val="none" w:sz="0" w:space="0" w:color="FFFFFF"/>
             </w:tcBorders>
             <w:tcMar>
-              <w:top w:w="55" w:type="dxa"/>
-              <w:left w:w="90" w:type="dxa"/>
-              <w:bottom w:w="55" w:type="dxa"/>
-              <w:right w:w="120" w:type="dxa"/>
-            </w:tcMar>
-          </w:tcPr>
-          <w:p>
-            <w:pPr>
-              <w:spacing w:line="264" w:lineRule="auto"/>
-            </w:pPr>
-            <w:r>
-              <w:rPr>
-                <w:sz w:val="22"/>
-                <w:szCs w:val="22"/>
-              </w:rPr>
-              <w:t>National panel for the three countries assembled; documented dataset in November</w:t>
+              <w:top w:w="40" w:type="dxa"/>
+              <w:left w:w="90" w:type="dxa"/>
+              <w:bottom w:w="40" w:type="dxa"/>
+              <w:right w:w="120" w:type="dxa"/>
+            </w:tcMar>
+          </w:tcPr>
+          <w:p>
+            <w:pPr>
+              <w:spacing w:line="252" w:lineRule="auto"/>
+            </w:pPr>
+            <w:r>
+              <w:rPr>
+                <w:sz w:val="22"/>
+                <w:szCs w:val="22"/>
+              </w:rPr>
+              <w:t>Contacts in all three countries; no memorandum of understanding signed</w:t>
             </w:r>
           </w:p>
         </w:tc>
@@ -2714,15 +2714,15 @@
               <w:right w:val="none" w:sz="0" w:space="0" w:color="FFFFFF"/>
             </w:tcBorders>
             <w:tcMar>
-              <w:top w:w="55" w:type="dxa"/>
-              <w:left w:w="90" w:type="dxa"/>
-              <w:bottom w:w="55" w:type="dxa"/>
-              <w:right w:w="120" w:type="dxa"/>
-            </w:tcMar>
-          </w:tcPr>
-          <w:p>
-            <w:pPr>
-              <w:spacing w:line="264" w:lineRule="auto"/>
+              <w:top w:w="40" w:type="dxa"/>
+              <w:left w:w="90" w:type="dxa"/>
+              <w:bottom w:w="40" w:type="dxa"/>
+              <w:right w:w="120" w:type="dxa"/>
+            </w:tcMar>
+          </w:tcPr>
+          <w:p>
+            <w:pPr>
+              <w:spacing w:line="252" w:lineRule="auto"/>
             </w:pPr>
             <w:r>
               <w:rPr>
@@ -2731,7 +2731,7 @@
                 <w:sz w:val="22"/>
                 <w:szCs w:val="22"/>
               </w:rPr>
-              <w:t>D.6.5</w:t>
+              <w:t>D.3.3</w:t>
             </w:r>
           </w:p>
         </w:tc>
@@ -2745,22 +2745,22 @@
               <w:right w:val="none" w:sz="0" w:space="0" w:color="FFFFFF"/>
             </w:tcBorders>
             <w:tcMar>
-              <w:top w:w="55" w:type="dxa"/>
-              <w:left w:w="90" w:type="dxa"/>
-              <w:bottom w:w="55" w:type="dxa"/>
-              <w:right w:w="120" w:type="dxa"/>
-            </w:tcMar>
-          </w:tcPr>
-          <w:p>
-            <w:pPr>
-              <w:spacing w:line="264" w:lineRule="auto"/>
-            </w:pPr>
-            <w:r>
-              <w:rPr>
-                <w:sz w:val="22"/>
-                <w:szCs w:val="22"/>
-              </w:rPr>
-              <w:t>Conference 1, DevNet 2026</w:t>
+              <w:top w:w="40" w:type="dxa"/>
+              <w:left w:w="90" w:type="dxa"/>
+              <w:bottom w:w="40" w:type="dxa"/>
+              <w:right w:w="120" w:type="dxa"/>
+            </w:tcMar>
+          </w:tcPr>
+          <w:p>
+            <w:pPr>
+              <w:spacing w:line="252" w:lineRule="auto"/>
+            </w:pPr>
+            <w:r>
+              <w:rPr>
+                <w:sz w:val="22"/>
+                <w:szCs w:val="22"/>
+              </w:rPr>
+              <w:t>Study sites and community stakeholders</w:t>
             </w:r>
           </w:p>
         </w:tc>
@@ -2774,22 +2774,22 @@
               <w:right w:val="none" w:sz="0" w:space="0" w:color="FFFFFF"/>
             </w:tcBorders>
             <w:tcMar>
-              <w:top w:w="55" w:type="dxa"/>
-              <w:left w:w="90" w:type="dxa"/>
-              <w:bottom w:w="55" w:type="dxa"/>
-              <w:right w:w="120" w:type="dxa"/>
-            </w:tcMar>
-          </w:tcPr>
-          <w:p>
-            <w:pPr>
-              <w:spacing w:line="264" w:lineRule="auto"/>
-            </w:pPr>
-            <w:r>
-              <w:rPr>
-                <w:sz w:val="22"/>
-                <w:szCs w:val="22"/>
-              </w:rPr>
-              <w:t>Accepted</w:t>
+              <w:top w:w="40" w:type="dxa"/>
+              <w:left w:w="90" w:type="dxa"/>
+              <w:bottom w:w="40" w:type="dxa"/>
+              <w:right w:w="120" w:type="dxa"/>
+            </w:tcMar>
+          </w:tcPr>
+          <w:p>
+            <w:pPr>
+              <w:spacing w:line="252" w:lineRule="auto"/>
+            </w:pPr>
+            <w:r>
+              <w:rPr>
+                <w:sz w:val="22"/>
+                <w:szCs w:val="22"/>
+              </w:rPr>
+              <w:t>Not selected</w:t>
             </w:r>
           </w:p>
         </w:tc>
@@ -2803,33 +2803,23 @@
               <w:right w:val="none" w:sz="0" w:space="0" w:color="FFFFFF"/>
             </w:tcBorders>
             <w:tcMar>
-              <w:top w:w="55" w:type="dxa"/>
-              <w:left w:w="90" w:type="dxa"/>
-              <w:bottom w:w="55" w:type="dxa"/>
-              <w:right w:w="120" w:type="dxa"/>
-            </w:tcMar>
-          </w:tcPr>
-          <w:p>
-            <w:pPr>
-              <w:spacing w:line="264" w:lineRule="auto"/>
-            </w:pPr>
-            <w:r>
-              <w:rPr>
-                <w:sz w:val="22"/>
-                <w:szCs w:val="22"/>
-              </w:rPr>
-              <w:t xml:space="preserve">Paper at draft six; </w:t>
-            </w:r>
-            <w:hyperlink r:id="rIdDev">
-              <w:r>
-                <w:rPr>
-                  <w:u w:val="single"/>
-                  <w:sz w:val="22"/>
-                  <w:szCs w:val="22"/>
-                </w:rPr>
-                <w:t xml:space="preserve">Wellington, 2 to 4 December</w:t>
-              </w:r>
-            </w:hyperlink>
+              <w:top w:w="40" w:type="dxa"/>
+              <w:left w:w="90" w:type="dxa"/>
+              <w:bottom w:w="40" w:type="dxa"/>
+              <w:right w:w="120" w:type="dxa"/>
+            </w:tcMar>
+          </w:tcPr>
+          <w:p>
+            <w:pPr>
+              <w:spacing w:line="252" w:lineRule="auto"/>
+            </w:pPr>
+            <w:r>
+              <w:rPr>
+                <w:sz w:val="22"/>
+                <w:szCs w:val="22"/>
+              </w:rPr>
+              <w:t>Aim: six communities of fifty households per country. Jamaica starts from the Social Development Commission and UNDP community profiles, on Dr Dietrich Jones’s advice. The request for quotes to survey providers and the fieldwork agreements and letters were written on 2 September</w:t>
+            </w:r>
           </w:p>
         </w:tc>
       </w:tr>
@@ -2853,15 +2843,15 @@
               <w:right w:val="none" w:sz="0" w:space="0" w:color="FFFFFF"/>
             </w:tcBorders>
             <w:tcMar>
-              <w:top w:w="55" w:type="dxa"/>
-              <w:left w:w="90" w:type="dxa"/>
-              <w:bottom w:w="55" w:type="dxa"/>
-              <w:right w:w="120" w:type="dxa"/>
-            </w:tcMar>
-          </w:tcPr>
-          <w:p>
-            <w:pPr>
-              <w:spacing w:line="264" w:lineRule="auto"/>
+              <w:top w:w="40" w:type="dxa"/>
+              <w:left w:w="90" w:type="dxa"/>
+              <w:bottom w:w="40" w:type="dxa"/>
+              <w:right w:w="120" w:type="dxa"/>
+            </w:tcMar>
+          </w:tcPr>
+          <w:p>
+            <w:pPr>
+              <w:spacing w:line="252" w:lineRule="auto"/>
             </w:pPr>
             <w:r>
               <w:rPr>
@@ -2870,6 +2860,661 @@
                 <w:sz w:val="22"/>
                 <w:szCs w:val="22"/>
               </w:rPr>
+              <w:t>M.3.1</w:t>
+            </w:r>
+          </w:p>
+        </w:tc>
+        <w:tc>
+          <w:tcPr>
+            <w:tcW w:w="2797" w:type="dxa"/>
+            <w:tcBorders>
+              <w:top w:val="single" w:sz="4" w:space="0" w:color="8C8C8C"/>
+              <w:left w:val="none" w:sz="0" w:space="0" w:color="FFFFFF"/>
+              <w:bottom w:val="single" w:sz="4" w:space="0" w:color="8C8C8C"/>
+              <w:right w:val="none" w:sz="0" w:space="0" w:color="FFFFFF"/>
+            </w:tcBorders>
+            <w:tcMar>
+              <w:top w:w="40" w:type="dxa"/>
+              <w:left w:w="90" w:type="dxa"/>
+              <w:bottom w:w="40" w:type="dxa"/>
+              <w:right w:w="120" w:type="dxa"/>
+            </w:tcMar>
+          </w:tcPr>
+          <w:p>
+            <w:pPr>
+              <w:spacing w:line="252" w:lineRule="auto"/>
+            </w:pPr>
+            <w:r>
+              <w:rPr>
+                <w:sz w:val="22"/>
+                <w:szCs w:val="22"/>
+              </w:rPr>
+              <w:t>Milestone: launch the project social media</w:t>
+            </w:r>
+          </w:p>
+        </w:tc>
+        <w:tc>
+          <w:tcPr>
+            <w:tcW w:w="1591" w:type="dxa"/>
+            <w:tcBorders>
+              <w:top w:val="single" w:sz="4" w:space="0" w:color="8C8C8C"/>
+              <w:left w:val="none" w:sz="0" w:space="0" w:color="FFFFFF"/>
+              <w:bottom w:val="single" w:sz="4" w:space="0" w:color="8C8C8C"/>
+              <w:right w:val="none" w:sz="0" w:space="0" w:color="FFFFFF"/>
+            </w:tcBorders>
+            <w:tcMar>
+              <w:top w:w="40" w:type="dxa"/>
+              <w:left w:w="90" w:type="dxa"/>
+              <w:bottom w:w="40" w:type="dxa"/>
+              <w:right w:w="120" w:type="dxa"/>
+            </w:tcMar>
+          </w:tcPr>
+          <w:p>
+            <w:pPr>
+              <w:spacing w:line="252" w:lineRule="auto"/>
+            </w:pPr>
+            <w:r>
+              <w:rPr>
+                <w:sz w:val="22"/>
+                <w:szCs w:val="22"/>
+              </w:rPr>
+              <w:t>March 2027</w:t>
+            </w:r>
+          </w:p>
+        </w:tc>
+        <w:tc>
+          <w:tcPr>
+            <w:tcW w:w="3945" w:type="dxa"/>
+            <w:tcBorders>
+              <w:top w:val="single" w:sz="4" w:space="0" w:color="8C8C8C"/>
+              <w:left w:val="none" w:sz="0" w:space="0" w:color="FFFFFF"/>
+              <w:bottom w:val="single" w:sz="4" w:space="0" w:color="8C8C8C"/>
+              <w:right w:val="none" w:sz="0" w:space="0" w:color="FFFFFF"/>
+            </w:tcBorders>
+            <w:tcMar>
+              <w:top w:w="40" w:type="dxa"/>
+              <w:left w:w="90" w:type="dxa"/>
+              <w:bottom w:w="40" w:type="dxa"/>
+              <w:right w:w="120" w:type="dxa"/>
+            </w:tcMar>
+          </w:tcPr>
+          <w:p>
+            <w:pPr>
+              <w:spacing w:line="252" w:lineRule="auto"/>
+            </w:pPr>
+            <w:r>
+              <w:rPr>
+                <w:sz w:val="22"/>
+                <w:szCs w:val="22"/>
+              </w:rPr>
+              <w:t>Building now: one visual story and one listening note per country each week since 1 August, published on the website</w:t>
+            </w:r>
+          </w:p>
+        </w:tc>
+      </w:tr>
+      <w:tr>
+        <w:tblPrEx>
+          <w:tblCellMar>
+            <w:top w:w="0" w:type="dxa"/>
+            <w:bottom w:w="0" w:type="dxa"/>
+          </w:tblCellMar>
+        </w:tblPrEx>
+        <w:trPr>
+          <w:cantSplit/>
+        </w:trPr>
+        <w:tc>
+          <w:tcPr>
+            <w:tcW w:w="964" w:type="dxa"/>
+            <w:tcBorders>
+              <w:top w:val="single" w:sz="4" w:space="0" w:color="8C8C8C"/>
+              <w:left w:val="none" w:sz="0" w:space="0" w:color="FFFFFF"/>
+              <w:bottom w:val="single" w:sz="4" w:space="0" w:color="8C8C8C"/>
+              <w:right w:val="none" w:sz="0" w:space="0" w:color="FFFFFF"/>
+            </w:tcBorders>
+            <w:tcMar>
+              <w:top w:w="40" w:type="dxa"/>
+              <w:left w:w="90" w:type="dxa"/>
+              <w:bottom w:w="40" w:type="dxa"/>
+              <w:right w:w="120" w:type="dxa"/>
+            </w:tcMar>
+          </w:tcPr>
+          <w:p>
+            <w:pPr>
+              <w:spacing w:line="252" w:lineRule="auto"/>
+            </w:pPr>
+            <w:r>
+              <w:rPr>
+                <w:b/>
+                <w:bCs/>
+                <w:sz w:val="22"/>
+                <w:szCs w:val="22"/>
+              </w:rPr>
+              <w:t>D.5.1</w:t>
+            </w:r>
+          </w:p>
+        </w:tc>
+        <w:tc>
+          <w:tcPr>
+            <w:tcW w:w="2797" w:type="dxa"/>
+            <w:tcBorders>
+              <w:top w:val="single" w:sz="4" w:space="0" w:color="8C8C8C"/>
+              <w:left w:val="none" w:sz="0" w:space="0" w:color="FFFFFF"/>
+              <w:bottom w:val="single" w:sz="4" w:space="0" w:color="8C8C8C"/>
+              <w:right w:val="none" w:sz="0" w:space="0" w:color="FFFFFF"/>
+            </w:tcBorders>
+            <w:tcMar>
+              <w:top w:w="40" w:type="dxa"/>
+              <w:left w:w="90" w:type="dxa"/>
+              <w:bottom w:w="40" w:type="dxa"/>
+              <w:right w:w="120" w:type="dxa"/>
+            </w:tcMar>
+          </w:tcPr>
+          <w:p>
+            <w:pPr>
+              <w:spacing w:line="252" w:lineRule="auto"/>
+            </w:pPr>
+            <w:r>
+              <w:rPr>
+                <w:sz w:val="22"/>
+                <w:szCs w:val="22"/>
+              </w:rPr>
+              <w:t>Gender sensitive monitoring framework</w:t>
+            </w:r>
+          </w:p>
+        </w:tc>
+        <w:tc>
+          <w:tcPr>
+            <w:tcW w:w="1591" w:type="dxa"/>
+            <w:tcBorders>
+              <w:top w:val="single" w:sz="4" w:space="0" w:color="8C8C8C"/>
+              <w:left w:val="none" w:sz="0" w:space="0" w:color="FFFFFF"/>
+              <w:bottom w:val="single" w:sz="4" w:space="0" w:color="8C8C8C"/>
+              <w:right w:val="none" w:sz="0" w:space="0" w:color="FFFFFF"/>
+            </w:tcBorders>
+            <w:tcMar>
+              <w:top w:w="40" w:type="dxa"/>
+              <w:left w:w="90" w:type="dxa"/>
+              <w:bottom w:w="40" w:type="dxa"/>
+              <w:right w:w="120" w:type="dxa"/>
+            </w:tcMar>
+          </w:tcPr>
+          <w:p>
+            <w:pPr>
+              <w:spacing w:line="252" w:lineRule="auto"/>
+            </w:pPr>
+            <w:r>
+              <w:rPr>
+                <w:sz w:val="22"/>
+                <w:szCs w:val="22"/>
+              </w:rPr>
+              <w:t xml:space="preserve">Draft version </w:t>
+            </w:r>
+          </w:p>
+        </w:tc>
+        <w:tc>
+          <w:tcPr>
+            <w:tcW w:w="3945" w:type="dxa"/>
+            <w:tcBorders>
+              <w:top w:val="single" w:sz="4" w:space="0" w:color="8C8C8C"/>
+              <w:left w:val="none" w:sz="0" w:space="0" w:color="FFFFFF"/>
+              <w:bottom w:val="single" w:sz="4" w:space="0" w:color="8C8C8C"/>
+              <w:right w:val="none" w:sz="0" w:space="0" w:color="FFFFFF"/>
+            </w:tcBorders>
+            <w:tcMar>
+              <w:top w:w="40" w:type="dxa"/>
+              <w:left w:w="90" w:type="dxa"/>
+              <w:bottom w:w="40" w:type="dxa"/>
+              <w:right w:w="120" w:type="dxa"/>
+            </w:tcMar>
+          </w:tcPr>
+          <w:p>
+            <w:pPr>
+              <w:spacing w:line="252" w:lineRule="auto"/>
+            </w:pPr>
+            <w:r>
+              <w:rPr>
+                <w:sz w:val="22"/>
+                <w:szCs w:val="22"/>
+              </w:rPr>
+              <w:t xml:space="preserve">20 of 39 indicators address gender (51 per cent, 50 required); Final version will be complete after key stakeholder consultations with women’s group and the twenty household pilot in each country, at month 16</w:t>
+            </w:r>
+          </w:p>
+        </w:tc>
+      </w:tr>
+      <w:tr>
+        <w:tblPrEx>
+          <w:tblCellMar>
+            <w:top w:w="0" w:type="dxa"/>
+            <w:bottom w:w="0" w:type="dxa"/>
+          </w:tblCellMar>
+        </w:tblPrEx>
+        <w:trPr>
+          <w:cantSplit/>
+        </w:trPr>
+        <w:tc>
+          <w:tcPr>
+            <w:tcW w:w="964" w:type="dxa"/>
+            <w:tcBorders>
+              <w:top w:val="single" w:sz="4" w:space="0" w:color="8C8C8C"/>
+              <w:left w:val="none" w:sz="0" w:space="0" w:color="FFFFFF"/>
+              <w:bottom w:val="single" w:sz="4" w:space="0" w:color="8C8C8C"/>
+              <w:right w:val="none" w:sz="0" w:space="0" w:color="FFFFFF"/>
+            </w:tcBorders>
+            <w:tcMar>
+              <w:top w:w="40" w:type="dxa"/>
+              <w:left w:w="90" w:type="dxa"/>
+              <w:bottom w:w="40" w:type="dxa"/>
+              <w:right w:w="120" w:type="dxa"/>
+            </w:tcMar>
+          </w:tcPr>
+          <w:p>
+            <w:pPr>
+              <w:spacing w:line="252" w:lineRule="auto"/>
+            </w:pPr>
+            <w:r>
+              <w:rPr>
+                <w:b/>
+                <w:bCs/>
+                <w:sz w:val="22"/>
+                <w:szCs w:val="22"/>
+              </w:rPr>
+              <w:t>M.5.1</w:t>
+            </w:r>
+          </w:p>
+        </w:tc>
+        <w:tc>
+          <w:tcPr>
+            <w:tcW w:w="2797" w:type="dxa"/>
+            <w:tcBorders>
+              <w:top w:val="single" w:sz="4" w:space="0" w:color="8C8C8C"/>
+              <w:left w:val="none" w:sz="0" w:space="0" w:color="FFFFFF"/>
+              <w:bottom w:val="single" w:sz="4" w:space="0" w:color="8C8C8C"/>
+              <w:right w:val="none" w:sz="0" w:space="0" w:color="FFFFFF"/>
+            </w:tcBorders>
+            <w:tcMar>
+              <w:top w:w="40" w:type="dxa"/>
+              <w:left w:w="90" w:type="dxa"/>
+              <w:bottom w:w="40" w:type="dxa"/>
+              <w:right w:w="120" w:type="dxa"/>
+            </w:tcMar>
+          </w:tcPr>
+          <w:p>
+            <w:pPr>
+              <w:spacing w:line="252" w:lineRule="auto"/>
+            </w:pPr>
+            <w:r>
+              <w:rPr>
+                <w:sz w:val="22"/>
+                <w:szCs w:val="22"/>
+              </w:rPr>
+              <w:t>Milestone: review of World Bank and OECD data</w:t>
+            </w:r>
+          </w:p>
+        </w:tc>
+        <w:tc>
+          <w:tcPr>
+            <w:tcW w:w="1591" w:type="dxa"/>
+            <w:tcBorders>
+              <w:top w:val="single" w:sz="4" w:space="0" w:color="8C8C8C"/>
+              <w:left w:val="none" w:sz="0" w:space="0" w:color="FFFFFF"/>
+              <w:bottom w:val="single" w:sz="4" w:space="0" w:color="8C8C8C"/>
+              <w:right w:val="none" w:sz="0" w:space="0" w:color="FFFFFF"/>
+            </w:tcBorders>
+            <w:tcMar>
+              <w:top w:w="40" w:type="dxa"/>
+              <w:left w:w="90" w:type="dxa"/>
+              <w:bottom w:w="40" w:type="dxa"/>
+              <w:right w:w="120" w:type="dxa"/>
+            </w:tcMar>
+          </w:tcPr>
+          <w:p>
+            <w:pPr>
+              <w:spacing w:line="252" w:lineRule="auto"/>
+            </w:pPr>
+            <w:r>
+              <w:rPr>
+                <w:sz w:val="22"/>
+                <w:szCs w:val="22"/>
+              </w:rPr>
+              <w:t>Under way</w:t>
+            </w:r>
+          </w:p>
+        </w:tc>
+        <w:tc>
+          <w:tcPr>
+            <w:tcW w:w="3945" w:type="dxa"/>
+            <w:tcBorders>
+              <w:top w:val="single" w:sz="4" w:space="0" w:color="8C8C8C"/>
+              <w:left w:val="none" w:sz="0" w:space="0" w:color="FFFFFF"/>
+              <w:bottom w:val="single" w:sz="4" w:space="0" w:color="8C8C8C"/>
+              <w:right w:val="none" w:sz="0" w:space="0" w:color="FFFFFF"/>
+            </w:tcBorders>
+            <w:tcMar>
+              <w:top w:w="40" w:type="dxa"/>
+              <w:left w:w="90" w:type="dxa"/>
+              <w:bottom w:w="40" w:type="dxa"/>
+              <w:right w:w="120" w:type="dxa"/>
+            </w:tcMar>
+          </w:tcPr>
+          <w:p>
+            <w:pPr>
+              <w:spacing w:line="252" w:lineRule="auto"/>
+            </w:pPr>
+            <w:r>
+              <w:rPr>
+                <w:sz w:val="22"/>
+                <w:szCs w:val="22"/>
+              </w:rPr>
+              <w:t>National panel for the three countries assembled; documented dataset in November</w:t>
+            </w:r>
+          </w:p>
+        </w:tc>
+      </w:tr>
+      <w:tr>
+        <w:tblPrEx>
+          <w:tblCellMar>
+            <w:top w:w="0" w:type="dxa"/>
+            <w:bottom w:w="0" w:type="dxa"/>
+          </w:tblCellMar>
+        </w:tblPrEx>
+        <w:trPr>
+          <w:cantSplit/>
+        </w:trPr>
+        <w:tc>
+          <w:tcPr>
+            <w:tcW w:w="964" w:type="dxa"/>
+            <w:tcBorders>
+              <w:top w:val="single" w:sz="4" w:space="0" w:color="8C8C8C"/>
+              <w:left w:val="none" w:sz="0" w:space="0" w:color="FFFFFF"/>
+              <w:bottom w:val="single" w:sz="4" w:space="0" w:color="8C8C8C"/>
+              <w:right w:val="none" w:sz="0" w:space="0" w:color="FFFFFF"/>
+            </w:tcBorders>
+            <w:tcMar>
+              <w:top w:w="40" w:type="dxa"/>
+              <w:left w:w="90" w:type="dxa"/>
+              <w:bottom w:w="40" w:type="dxa"/>
+              <w:right w:w="120" w:type="dxa"/>
+            </w:tcMar>
+          </w:tcPr>
+          <w:p>
+            <w:pPr>
+              <w:spacing w:line="252" w:lineRule="auto"/>
+            </w:pPr>
+            <w:r>
+              <w:rPr>
+                <w:b/>
+                <w:bCs/>
+                <w:sz w:val="22"/>
+                <w:szCs w:val="22"/>
+              </w:rPr>
+              <w:t>D.6.5</w:t>
+            </w:r>
+          </w:p>
+        </w:tc>
+        <w:tc>
+          <w:tcPr>
+            <w:tcW w:w="2797" w:type="dxa"/>
+            <w:tcBorders>
+              <w:top w:val="single" w:sz="4" w:space="0" w:color="8C8C8C"/>
+              <w:left w:val="none" w:sz="0" w:space="0" w:color="FFFFFF"/>
+              <w:bottom w:val="single" w:sz="4" w:space="0" w:color="8C8C8C"/>
+              <w:right w:val="none" w:sz="0" w:space="0" w:color="FFFFFF"/>
+            </w:tcBorders>
+            <w:tcMar>
+              <w:top w:w="40" w:type="dxa"/>
+              <w:left w:w="90" w:type="dxa"/>
+              <w:bottom w:w="40" w:type="dxa"/>
+              <w:right w:w="120" w:type="dxa"/>
+            </w:tcMar>
+          </w:tcPr>
+          <w:p>
+            <w:pPr>
+              <w:spacing w:line="252" w:lineRule="auto"/>
+            </w:pPr>
+            <w:r>
+              <w:rPr>
+                <w:sz w:val="22"/>
+                <w:szCs w:val="22"/>
+              </w:rPr>
+              <w:t>Conference 1, DevNet 2026</w:t>
+            </w:r>
+          </w:p>
+        </w:tc>
+        <w:tc>
+          <w:tcPr>
+            <w:tcW w:w="1591" w:type="dxa"/>
+            <w:tcBorders>
+              <w:top w:val="single" w:sz="4" w:space="0" w:color="8C8C8C"/>
+              <w:left w:val="none" w:sz="0" w:space="0" w:color="FFFFFF"/>
+              <w:bottom w:val="single" w:sz="4" w:space="0" w:color="8C8C8C"/>
+              <w:right w:val="none" w:sz="0" w:space="0" w:color="FFFFFF"/>
+            </w:tcBorders>
+            <w:tcMar>
+              <w:top w:w="40" w:type="dxa"/>
+              <w:left w:w="90" w:type="dxa"/>
+              <w:bottom w:w="40" w:type="dxa"/>
+              <w:right w:w="120" w:type="dxa"/>
+            </w:tcMar>
+          </w:tcPr>
+          <w:p>
+            <w:pPr>
+              <w:spacing w:line="252" w:lineRule="auto"/>
+            </w:pPr>
+            <w:r>
+              <w:rPr>
+                <w:sz w:val="22"/>
+                <w:szCs w:val="22"/>
+              </w:rPr>
+              <w:t>Accepted</w:t>
+            </w:r>
+          </w:p>
+        </w:tc>
+        <w:tc>
+          <w:tcPr>
+            <w:tcW w:w="3945" w:type="dxa"/>
+            <w:tcBorders>
+              <w:top w:val="single" w:sz="4" w:space="0" w:color="8C8C8C"/>
+              <w:left w:val="none" w:sz="0" w:space="0" w:color="FFFFFF"/>
+              <w:bottom w:val="single" w:sz="4" w:space="0" w:color="8C8C8C"/>
+              <w:right w:val="none" w:sz="0" w:space="0" w:color="FFFFFF"/>
+            </w:tcBorders>
+            <w:tcMar>
+              <w:top w:w="40" w:type="dxa"/>
+              <w:left w:w="90" w:type="dxa"/>
+              <w:bottom w:w="40" w:type="dxa"/>
+              <w:right w:w="120" w:type="dxa"/>
+            </w:tcMar>
+          </w:tcPr>
+          <w:p>
+            <w:pPr>
+              <w:spacing w:line="252" w:lineRule="auto"/>
+            </w:pPr>
+            <w:r>
+              <w:rPr>
+                <w:sz w:val="22"/>
+                <w:szCs w:val="22"/>
+              </w:rPr>
+              <w:t xml:space="preserve">Paper at draft six; </w:t>
+            </w:r>
+            <w:hyperlink r:id="rIdDev">
+              <w:r>
+                <w:rPr>
+                  <w:u w:val="single"/>
+                  <w:sz w:val="22"/>
+                  <w:szCs w:val="22"/>
+                </w:rPr>
+                <w:t xml:space="preserve">Wellington, 2 to 4 December</w:t>
+              </w:r>
+            </w:hyperlink>
+          </w:p>
+        </w:tc>
+      </w:tr>
+      <w:tr>
+        <w:tblPrEx>
+          <w:tblCellMar>
+            <w:top w:w="0" w:type="dxa"/>
+            <w:bottom w:w="0" w:type="dxa"/>
+          </w:tblCellMar>
+        </w:tblPrEx>
+        <w:trPr>
+          <w:cantSplit/>
+        </w:trPr>
+        <w:tc>
+          <w:tcPr>
+            <w:tcW w:w="964" w:type="dxa"/>
+            <w:tcBorders>
+              <w:top w:val="single" w:sz="4" w:space="0" w:color="8C8C8C"/>
+              <w:left w:val="none" w:sz="0" w:space="0" w:color="FFFFFF"/>
+              <w:bottom w:val="single" w:sz="4" w:space="0" w:color="8C8C8C"/>
+              <w:right w:val="none" w:sz="0" w:space="0" w:color="FFFFFF"/>
+            </w:tcBorders>
+            <w:tcMar>
+              <w:top w:w="40" w:type="dxa"/>
+              <w:left w:w="90" w:type="dxa"/>
+              <w:bottom w:w="40" w:type="dxa"/>
+              <w:right w:w="120" w:type="dxa"/>
+            </w:tcMar>
+          </w:tcPr>
+          <w:p>
+            <w:pPr>
+              <w:spacing w:line="252" w:lineRule="auto"/>
+            </w:pPr>
+            <w:r>
+              <w:rPr>
+                <w:b/>
+                <w:bCs/>
+                <w:sz w:val="22"/>
+                <w:szCs w:val="22"/>
+              </w:rPr>
+              <w:t>D.7.5</w:t>
+            </w:r>
+          </w:p>
+        </w:tc>
+        <w:tc>
+          <w:tcPr>
+            <w:tcW w:w="2797" w:type="dxa"/>
+            <w:tcBorders>
+              <w:top w:val="single" w:sz="4" w:space="0" w:color="8C8C8C"/>
+              <w:left w:val="none" w:sz="0" w:space="0" w:color="FFFFFF"/>
+              <w:bottom w:val="single" w:sz="4" w:space="0" w:color="8C8C8C"/>
+              <w:right w:val="none" w:sz="0" w:space="0" w:color="FFFFFF"/>
+            </w:tcBorders>
+            <w:tcMar>
+              <w:top w:w="40" w:type="dxa"/>
+              <w:left w:w="90" w:type="dxa"/>
+              <w:bottom w:w="40" w:type="dxa"/>
+              <w:right w:w="120" w:type="dxa"/>
+            </w:tcMar>
+          </w:tcPr>
+          <w:p>
+            <w:pPr>
+              <w:spacing w:line="252" w:lineRule="auto"/>
+            </w:pPr>
+            <w:r>
+              <w:rPr>
+                <w:sz w:val="22"/>
+                <w:szCs w:val="22"/>
+              </w:rPr>
+              <w:t>Journal article 1, the systematic review</w:t>
+            </w:r>
+          </w:p>
+        </w:tc>
+        <w:tc>
+          <w:tcPr>
+            <w:tcW w:w="1591" w:type="dxa"/>
+            <w:tcBorders>
+              <w:top w:val="single" w:sz="4" w:space="0" w:color="8C8C8C"/>
+              <w:left w:val="none" w:sz="0" w:space="0" w:color="FFFFFF"/>
+              <w:bottom w:val="single" w:sz="4" w:space="0" w:color="8C8C8C"/>
+              <w:right w:val="none" w:sz="0" w:space="0" w:color="FFFFFF"/>
+            </w:tcBorders>
+            <w:tcMar>
+              <w:top w:w="40" w:type="dxa"/>
+              <w:left w:w="90" w:type="dxa"/>
+              <w:bottom w:w="40" w:type="dxa"/>
+              <w:right w:w="120" w:type="dxa"/>
+            </w:tcMar>
+          </w:tcPr>
+          <w:p>
+            <w:pPr>
+              <w:spacing w:line="252" w:lineRule="auto"/>
+            </w:pPr>
+            <w:r>
+              <w:rPr>
+                <w:sz w:val="22"/>
+                <w:szCs w:val="22"/>
+              </w:rPr>
+              <w:t>Under way</w:t>
+            </w:r>
+          </w:p>
+        </w:tc>
+        <w:tc>
+          <w:tcPr>
+            <w:tcW w:w="3945" w:type="dxa"/>
+            <w:tcBorders>
+              <w:top w:val="single" w:sz="4" w:space="0" w:color="8C8C8C"/>
+              <w:left w:val="none" w:sz="0" w:space="0" w:color="FFFFFF"/>
+              <w:bottom w:val="single" w:sz="4" w:space="0" w:color="8C8C8C"/>
+              <w:right w:val="none" w:sz="0" w:space="0" w:color="FFFFFF"/>
+            </w:tcBorders>
+            <w:tcMar>
+              <w:top w:w="40" w:type="dxa"/>
+              <w:left w:w="90" w:type="dxa"/>
+              <w:bottom w:w="40" w:type="dxa"/>
+              <w:right w:w="120" w:type="dxa"/>
+            </w:tcMar>
+          </w:tcPr>
+          <w:p>
+            <w:pPr>
+              <w:spacing w:line="252" w:lineRule="auto"/>
+            </w:pPr>
+            <w:r>
+              <w:rPr>
+                <w:sz w:val="22"/>
+                <w:szCs w:val="22"/>
+              </w:rPr>
+              <w:t>The review is closed, so the paper is submitted by 27 November 2026, well ahead of its March 2028 date</w:t>
+            </w:r>
+          </w:p>
+        </w:tc>
+      </w:tr>
+      <w:tr>
+        <w:tblPrEx>
+          <w:tblCellMar>
+            <w:top w:w="0" w:type="dxa"/>
+            <w:bottom w:w="0" w:type="dxa"/>
+          </w:tblCellMar>
+        </w:tblPrEx>
+        <w:trPr>
+          <w:cantSplit/>
+        </w:trPr>
+        <w:tc>
+          <w:tcPr>
+            <w:tcW w:w="964" w:type="dxa"/>
+            <w:tcBorders>
+              <w:top w:val="single" w:sz="4" w:space="0" w:color="8C8C8C"/>
+              <w:left w:val="none" w:sz="0" w:space="0" w:color="FFFFFF"/>
+              <w:bottom w:val="single" w:sz="4" w:space="0" w:color="8C8C8C"/>
+              <w:right w:val="none" w:sz="0" w:space="0" w:color="FFFFFF"/>
+            </w:tcBorders>
+            <w:tcMar>
+              <w:top w:w="40" w:type="dxa"/>
+              <w:left w:w="90" w:type="dxa"/>
+              <w:bottom w:w="40" w:type="dxa"/>
+              <w:right w:w="120" w:type="dxa"/>
+            </w:tcMar>
+          </w:tcPr>
+          <w:p>
+            <w:pPr>
+              <w:spacing w:line="252" w:lineRule="auto"/>
+            </w:pPr>
+            <w:r>
+              <w:rPr>
+                <w:b/>
+                <w:bCs/>
+                <w:sz w:val="22"/>
+                <w:szCs w:val="22"/>
+              </w:rPr>
               <w:t>Ethics</w:t>
             </w:r>
           </w:p>
@@ -2884,15 +3529,15 @@
               <w:right w:val="none" w:sz="0" w:space="0" w:color="FFFFFF"/>
             </w:tcBorders>
             <w:tcMar>
-              <w:top w:w="55" w:type="dxa"/>
-              <w:left w:w="90" w:type="dxa"/>
-              <w:bottom w:w="55" w:type="dxa"/>
-              <w:right w:w="120" w:type="dxa"/>
-            </w:tcMar>
-          </w:tcPr>
-          <w:p>
-            <w:pPr>
-              <w:spacing w:line="264" w:lineRule="auto"/>
+              <w:top w:w="40" w:type="dxa"/>
+              <w:left w:w="90" w:type="dxa"/>
+              <w:bottom w:w="40" w:type="dxa"/>
+              <w:right w:w="120" w:type="dxa"/>
+            </w:tcMar>
+          </w:tcPr>
+          <w:p>
+            <w:pPr>
+              <w:spacing w:line="252" w:lineRule="auto"/>
             </w:pPr>
             <w:r>
               <w:rPr>
@@ -2913,15 +3558,15 @@
               <w:right w:val="none" w:sz="0" w:space="0" w:color="FFFFFF"/>
             </w:tcBorders>
             <w:tcMar>
-              <w:top w:w="55" w:type="dxa"/>
-              <w:left w:w="90" w:type="dxa"/>
-              <w:bottom w:w="55" w:type="dxa"/>
-              <w:right w:w="120" w:type="dxa"/>
-            </w:tcMar>
-          </w:tcPr>
-          <w:p>
-            <w:pPr>
-              <w:spacing w:line="264" w:lineRule="auto"/>
+              <w:top w:w="40" w:type="dxa"/>
+              <w:left w:w="90" w:type="dxa"/>
+              <w:bottom w:w="40" w:type="dxa"/>
+              <w:right w:w="120" w:type="dxa"/>
+            </w:tcMar>
+          </w:tcPr>
+          <w:p>
+            <w:pPr>
+              <w:spacing w:line="252" w:lineRule="auto"/>
             </w:pPr>
             <w:r>
               <w:rPr>
@@ -2942,15 +3587,15 @@
               <w:right w:val="none" w:sz="0" w:space="0" w:color="FFFFFF"/>
             </w:tcBorders>
             <w:tcMar>
-              <w:top w:w="55" w:type="dxa"/>
-              <w:left w:w="90" w:type="dxa"/>
-              <w:bottom w:w="55" w:type="dxa"/>
-              <w:right w:w="120" w:type="dxa"/>
-            </w:tcMar>
-          </w:tcPr>
-          <w:p>
-            <w:pPr>
-              <w:spacing w:line="264" w:lineRule="auto"/>
+              <w:top w:w="40" w:type="dxa"/>
+              <w:left w:w="90" w:type="dxa"/>
+              <w:bottom w:w="40" w:type="dxa"/>
+              <w:right w:w="120" w:type="dxa"/>
+            </w:tcMar>
+          </w:tcPr>
+          <w:p>
+            <w:pPr>
+              <w:spacing w:line="252" w:lineRule="auto"/>
             </w:pPr>
             <w:r>
               <w:rPr>
@@ -2974,13 +3619,13 @@
           <w:sz w:val="21"/>
           <w:szCs w:val="21"/>
         </w:rPr>
-        <w:t xml:space="preserve">Codes follow the grant agreement: D is a deliverable and M a milestone, and the first number is the work package (WP), so D.5.1 is the first deliverable of Work Package 5. DOC and ISS codes are University of Malta study units. The Year 1 deliverables that begin after December 2026 are not listed here, and none has begun: D.3.4, M.2.1, M.3.1, M.3.2, D.4.1, D.4.4, D.6.1, D.6.2 and D.7.1.</w:t>
+        <w:t xml:space="preserve">Codes follow the grant agreement: D is a deliverable and M a milestone, and the first number is the work package (WP), so D.5.1 is the first deliverable of Work Package 5. DOC and ISS codes are University of Malta study units. The Year 1 deliverables whose work begins after this quarter are not listed here, and none has begun: D.1.5, D.1.6, D.3.4, M.2.1, M.3.2, D.4.1, D.4.2, D.4.4, D.6.1, D.6.2 and D.7.1.</w:t>
       </w:r>
     </w:p>
     <w:p>
       <w:pPr>
         <w:keepNext/>
-        <w:spacing w:before="240" w:after="100"/>
+        <w:spacing w:before="200" w:after="90"/>
       </w:pPr>
       <w:r>
         <w:rPr>
@@ -3043,7 +3688,7 @@
           </w:tcPr>
           <w:p>
             <w:pPr>
-              <w:spacing w:line="264" w:lineRule="auto"/>
+              <w:spacing w:line="252" w:lineRule="auto"/>
             </w:pPr>
             <w:r>
               <w:rPr>
@@ -3074,7 +3719,7 @@
           </w:tcPr>
           <w:p>
             <w:pPr>
-              <w:spacing w:line="264" w:lineRule="auto"/>
+              <w:spacing w:line="252" w:lineRule="auto"/>
             </w:pPr>
             <w:r>
               <w:rPr>
@@ -3105,7 +3750,7 @@
           </w:tcPr>
           <w:p>
             <w:pPr>
-              <w:spacing w:line="264" w:lineRule="auto"/>
+              <w:spacing w:line="252" w:lineRule="auto"/>
             </w:pPr>
             <w:r>
               <w:rPr>
@@ -3136,7 +3781,7 @@
           </w:tcPr>
           <w:p>
             <w:pPr>
-              <w:spacing w:line="264" w:lineRule="auto"/>
+              <w:spacing w:line="252" w:lineRule="auto"/>
             </w:pPr>
             <w:r>
               <w:rPr>
@@ -3170,15 +3815,15 @@
               <w:right w:val="none" w:sz="0" w:space="0" w:color="FFFFFF"/>
             </w:tcBorders>
             <w:tcMar>
-              <w:top w:w="55" w:type="dxa"/>
-              <w:left w:w="90" w:type="dxa"/>
-              <w:bottom w:w="55" w:type="dxa"/>
-              <w:right w:w="120" w:type="dxa"/>
-            </w:tcMar>
-          </w:tcPr>
-          <w:p>
-            <w:pPr>
-              <w:spacing w:line="264" w:lineRule="auto"/>
+              <w:top w:w="40" w:type="dxa"/>
+              <w:left w:w="90" w:type="dxa"/>
+              <w:bottom w:w="40" w:type="dxa"/>
+              <w:right w:w="120" w:type="dxa"/>
+            </w:tcMar>
+          </w:tcPr>
+          <w:p>
+            <w:pPr>
+              <w:spacing w:line="252" w:lineRule="auto"/>
             </w:pPr>
             <w:r>
               <w:rPr>
@@ -3201,15 +3846,15 @@
               <w:right w:val="none" w:sz="0" w:space="0" w:color="FFFFFF"/>
             </w:tcBorders>
             <w:tcMar>
-              <w:top w:w="55" w:type="dxa"/>
-              <w:left w:w="90" w:type="dxa"/>
-              <w:bottom w:w="55" w:type="dxa"/>
-              <w:right w:w="120" w:type="dxa"/>
-            </w:tcMar>
-          </w:tcPr>
-          <w:p>
-            <w:pPr>
-              <w:spacing w:line="264" w:lineRule="auto"/>
+              <w:top w:w="40" w:type="dxa"/>
+              <w:left w:w="90" w:type="dxa"/>
+              <w:bottom w:w="40" w:type="dxa"/>
+              <w:right w:w="120" w:type="dxa"/>
+            </w:tcMar>
+          </w:tcPr>
+          <w:p>
+            <w:pPr>
+              <w:spacing w:line="252" w:lineRule="auto"/>
             </w:pPr>
             <w:r>
               <w:rPr>
@@ -3230,15 +3875,15 @@
               <w:right w:val="none" w:sz="0" w:space="0" w:color="FFFFFF"/>
             </w:tcBorders>
             <w:tcMar>
-              <w:top w:w="55" w:type="dxa"/>
-              <w:left w:w="90" w:type="dxa"/>
-              <w:bottom w:w="55" w:type="dxa"/>
-              <w:right w:w="120" w:type="dxa"/>
-            </w:tcMar>
-          </w:tcPr>
-          <w:p>
-            <w:pPr>
-              <w:spacing w:line="264" w:lineRule="auto"/>
+              <w:top w:w="40" w:type="dxa"/>
+              <w:left w:w="90" w:type="dxa"/>
+              <w:bottom w:w="40" w:type="dxa"/>
+              <w:right w:w="120" w:type="dxa"/>
+            </w:tcMar>
+          </w:tcPr>
+          <w:p>
+            <w:pPr>
+              <w:spacing w:line="252" w:lineRule="auto"/>
             </w:pPr>
             <w:r>
               <w:rPr>
@@ -3259,22 +3904,22 @@
               <w:right w:val="none" w:sz="0" w:space="0" w:color="FFFFFF"/>
             </w:tcBorders>
             <w:tcMar>
-              <w:top w:w="55" w:type="dxa"/>
-              <w:left w:w="90" w:type="dxa"/>
-              <w:bottom w:w="55" w:type="dxa"/>
-              <w:right w:w="120" w:type="dxa"/>
-            </w:tcMar>
-          </w:tcPr>
-          <w:p>
-            <w:pPr>
-              <w:spacing w:line="264" w:lineRule="auto"/>
-            </w:pPr>
-            <w:r>
-              <w:rPr>
-                <w:sz w:val="22"/>
-                <w:szCs w:val="22"/>
-              </w:rPr>
-              <w:t>They ran in July and cover the statistical base the project needs; the supervisor confirmed on 16 August that they close the deliverable</w:t>
+              <w:top w:w="40" w:type="dxa"/>
+              <w:left w:w="90" w:type="dxa"/>
+              <w:bottom w:w="40" w:type="dxa"/>
+              <w:right w:w="120" w:type="dxa"/>
+            </w:tcMar>
+          </w:tcPr>
+          <w:p>
+            <w:pPr>
+              <w:spacing w:line="252" w:lineRule="auto"/>
+            </w:pPr>
+            <w:r>
+              <w:rPr>
+                <w:sz w:val="22"/>
+                <w:szCs w:val="22"/>
+              </w:rPr>
+              <w:t>They ran in July and cover the statistical base the project needs, and they were recorded on 16 August 2026 as closing the deliverable</w:t>
             </w:r>
           </w:p>
         </w:tc>
@@ -3299,15 +3944,15 @@
               <w:right w:val="none" w:sz="0" w:space="0" w:color="FFFFFF"/>
             </w:tcBorders>
             <w:tcMar>
-              <w:top w:w="55" w:type="dxa"/>
-              <w:left w:w="90" w:type="dxa"/>
-              <w:bottom w:w="55" w:type="dxa"/>
-              <w:right w:w="120" w:type="dxa"/>
-            </w:tcMar>
-          </w:tcPr>
-          <w:p>
-            <w:pPr>
-              <w:spacing w:line="264" w:lineRule="auto"/>
+              <w:top w:w="40" w:type="dxa"/>
+              <w:left w:w="90" w:type="dxa"/>
+              <w:bottom w:w="40" w:type="dxa"/>
+              <w:right w:w="120" w:type="dxa"/>
+            </w:tcMar>
+          </w:tcPr>
+          <w:p>
+            <w:pPr>
+              <w:spacing w:line="252" w:lineRule="auto"/>
             </w:pPr>
             <w:r>
               <w:rPr>
@@ -3331,15 +3976,15 @@
               <w:right w:val="none" w:sz="0" w:space="0" w:color="FFFFFF"/>
             </w:tcBorders>
             <w:tcMar>
-              <w:top w:w="55" w:type="dxa"/>
-              <w:left w:w="90" w:type="dxa"/>
-              <w:bottom w:w="55" w:type="dxa"/>
-              <w:right w:w="120" w:type="dxa"/>
-            </w:tcMar>
-          </w:tcPr>
-          <w:p>
-            <w:pPr>
-              <w:spacing w:line="264" w:lineRule="auto"/>
+              <w:top w:w="40" w:type="dxa"/>
+              <w:left w:w="90" w:type="dxa"/>
+              <w:bottom w:w="40" w:type="dxa"/>
+              <w:right w:w="120" w:type="dxa"/>
+            </w:tcMar>
+          </w:tcPr>
+          <w:p>
+            <w:pPr>
+              <w:spacing w:line="252" w:lineRule="auto"/>
             </w:pPr>
             <w:r>
               <w:rPr>
@@ -3360,15 +4005,15 @@
               <w:right w:val="none" w:sz="0" w:space="0" w:color="FFFFFF"/>
             </w:tcBorders>
             <w:tcMar>
-              <w:top w:w="55" w:type="dxa"/>
-              <w:left w:w="90" w:type="dxa"/>
-              <w:bottom w:w="55" w:type="dxa"/>
-              <w:right w:w="120" w:type="dxa"/>
-            </w:tcMar>
-          </w:tcPr>
-          <w:p>
-            <w:pPr>
-              <w:spacing w:line="264" w:lineRule="auto"/>
+              <w:top w:w="40" w:type="dxa"/>
+              <w:left w:w="90" w:type="dxa"/>
+              <w:bottom w:w="40" w:type="dxa"/>
+              <w:right w:w="120" w:type="dxa"/>
+            </w:tcMar>
+          </w:tcPr>
+          <w:p>
+            <w:pPr>
+              <w:spacing w:line="252" w:lineRule="auto"/>
             </w:pPr>
             <w:r>
               <w:rPr>
@@ -3389,15 +4034,15 @@
               <w:right w:val="none" w:sz="0" w:space="0" w:color="FFFFFF"/>
             </w:tcBorders>
             <w:tcMar>
-              <w:top w:w="55" w:type="dxa"/>
-              <w:left w:w="90" w:type="dxa"/>
-              <w:bottom w:w="55" w:type="dxa"/>
-              <w:right w:w="120" w:type="dxa"/>
-            </w:tcMar>
-          </w:tcPr>
-          <w:p>
-            <w:pPr>
-              <w:spacing w:line="264" w:lineRule="auto"/>
+              <w:top w:w="40" w:type="dxa"/>
+              <w:left w:w="90" w:type="dxa"/>
+              <w:bottom w:w="40" w:type="dxa"/>
+              <w:right w:w="120" w:type="dxa"/>
+            </w:tcMar>
+          </w:tcPr>
+          <w:p>
+            <w:pPr>
+              <w:spacing w:line="252" w:lineRule="auto"/>
             </w:pPr>
             <w:r>
               <w:rPr>
@@ -3429,15 +4074,15 @@
               <w:right w:val="none" w:sz="0" w:space="0" w:color="FFFFFF"/>
             </w:tcBorders>
             <w:tcMar>
-              <w:top w:w="55" w:type="dxa"/>
-              <w:left w:w="90" w:type="dxa"/>
-              <w:bottom w:w="55" w:type="dxa"/>
-              <w:right w:w="120" w:type="dxa"/>
-            </w:tcMar>
-          </w:tcPr>
-          <w:p>
-            <w:pPr>
-              <w:spacing w:line="264" w:lineRule="auto"/>
+              <w:top w:w="40" w:type="dxa"/>
+              <w:left w:w="90" w:type="dxa"/>
+              <w:bottom w:w="40" w:type="dxa"/>
+              <w:right w:w="120" w:type="dxa"/>
+            </w:tcMar>
+          </w:tcPr>
+          <w:p>
+            <w:pPr>
+              <w:spacing w:line="252" w:lineRule="auto"/>
             </w:pPr>
             <w:r>
               <w:rPr>
@@ -3460,15 +4105,15 @@
               <w:right w:val="none" w:sz="0" w:space="0" w:color="FFFFFF"/>
             </w:tcBorders>
             <w:tcMar>
-              <w:top w:w="55" w:type="dxa"/>
-              <w:left w:w="90" w:type="dxa"/>
-              <w:bottom w:w="55" w:type="dxa"/>
-              <w:right w:w="120" w:type="dxa"/>
-            </w:tcMar>
-          </w:tcPr>
-          <w:p>
-            <w:pPr>
-              <w:spacing w:line="264" w:lineRule="auto"/>
+              <w:top w:w="40" w:type="dxa"/>
+              <w:left w:w="90" w:type="dxa"/>
+              <w:bottom w:w="40" w:type="dxa"/>
+              <w:right w:w="120" w:type="dxa"/>
+            </w:tcMar>
+          </w:tcPr>
+          <w:p>
+            <w:pPr>
+              <w:spacing w:line="252" w:lineRule="auto"/>
             </w:pPr>
             <w:r>
               <w:rPr>
@@ -3489,15 +4134,15 @@
               <w:right w:val="none" w:sz="0" w:space="0" w:color="FFFFFF"/>
             </w:tcBorders>
             <w:tcMar>
-              <w:top w:w="55" w:type="dxa"/>
-              <w:left w:w="90" w:type="dxa"/>
-              <w:bottom w:w="55" w:type="dxa"/>
-              <w:right w:w="120" w:type="dxa"/>
-            </w:tcMar>
-          </w:tcPr>
-          <w:p>
-            <w:pPr>
-              <w:spacing w:line="264" w:lineRule="auto"/>
+              <w:top w:w="40" w:type="dxa"/>
+              <w:left w:w="90" w:type="dxa"/>
+              <w:bottom w:w="40" w:type="dxa"/>
+              <w:right w:w="120" w:type="dxa"/>
+            </w:tcMar>
+          </w:tcPr>
+          <w:p>
+            <w:pPr>
+              <w:spacing w:line="252" w:lineRule="auto"/>
             </w:pPr>
             <w:r>
               <w:rPr>
@@ -3518,15 +4163,15 @@
               <w:right w:val="none" w:sz="0" w:space="0" w:color="FFFFFF"/>
             </w:tcBorders>
             <w:tcMar>
-              <w:top w:w="55" w:type="dxa"/>
-              <w:left w:w="90" w:type="dxa"/>
-              <w:bottom w:w="55" w:type="dxa"/>
-              <w:right w:w="120" w:type="dxa"/>
-            </w:tcMar>
-          </w:tcPr>
-          <w:p>
-            <w:pPr>
-              <w:spacing w:line="264" w:lineRule="auto"/>
+              <w:top w:w="40" w:type="dxa"/>
+              <w:left w:w="90" w:type="dxa"/>
+              <w:bottom w:w="40" w:type="dxa"/>
+              <w:right w:w="120" w:type="dxa"/>
+            </w:tcMar>
+          </w:tcPr>
+          <w:p>
+            <w:pPr>
+              <w:spacing w:line="252" w:lineRule="auto"/>
             </w:pPr>
             <w:r>
               <w:rPr>
@@ -3558,15 +4203,15 @@
               <w:right w:val="none" w:sz="0" w:space="0" w:color="FFFFFF"/>
             </w:tcBorders>
             <w:tcMar>
-              <w:top w:w="55" w:type="dxa"/>
-              <w:left w:w="90" w:type="dxa"/>
-              <w:bottom w:w="55" w:type="dxa"/>
-              <w:right w:w="120" w:type="dxa"/>
-            </w:tcMar>
-          </w:tcPr>
-          <w:p>
-            <w:pPr>
-              <w:spacing w:line="264" w:lineRule="auto"/>
+              <w:top w:w="40" w:type="dxa"/>
+              <w:left w:w="90" w:type="dxa"/>
+              <w:bottom w:w="40" w:type="dxa"/>
+              <w:right w:w="120" w:type="dxa"/>
+            </w:tcMar>
+          </w:tcPr>
+          <w:p>
+            <w:pPr>
+              <w:spacing w:line="252" w:lineRule="auto"/>
             </w:pPr>
             <w:r>
               <w:rPr>
@@ -3589,15 +4234,15 @@
               <w:right w:val="none" w:sz="0" w:space="0" w:color="FFFFFF"/>
             </w:tcBorders>
             <w:tcMar>
-              <w:top w:w="55" w:type="dxa"/>
-              <w:left w:w="90" w:type="dxa"/>
-              <w:bottom w:w="55" w:type="dxa"/>
-              <w:right w:w="120" w:type="dxa"/>
-            </w:tcMar>
-          </w:tcPr>
-          <w:p>
-            <w:pPr>
-              <w:spacing w:line="264" w:lineRule="auto"/>
+              <w:top w:w="40" w:type="dxa"/>
+              <w:left w:w="90" w:type="dxa"/>
+              <w:bottom w:w="40" w:type="dxa"/>
+              <w:right w:w="120" w:type="dxa"/>
+            </w:tcMar>
+          </w:tcPr>
+          <w:p>
+            <w:pPr>
+              <w:spacing w:line="252" w:lineRule="auto"/>
             </w:pPr>
             <w:r>
               <w:rPr>
@@ -3618,15 +4263,15 @@
               <w:right w:val="none" w:sz="0" w:space="0" w:color="FFFFFF"/>
             </w:tcBorders>
             <w:tcMar>
-              <w:top w:w="55" w:type="dxa"/>
-              <w:left w:w="90" w:type="dxa"/>
-              <w:bottom w:w="55" w:type="dxa"/>
-              <w:right w:w="120" w:type="dxa"/>
-            </w:tcMar>
-          </w:tcPr>
-          <w:p>
-            <w:pPr>
-              <w:spacing w:line="264" w:lineRule="auto"/>
+              <w:top w:w="40" w:type="dxa"/>
+              <w:left w:w="90" w:type="dxa"/>
+              <w:bottom w:w="40" w:type="dxa"/>
+              <w:right w:w="120" w:type="dxa"/>
+            </w:tcMar>
+          </w:tcPr>
+          <w:p>
+            <w:pPr>
+              <w:spacing w:line="252" w:lineRule="auto"/>
             </w:pPr>
             <w:r>
               <w:rPr>
@@ -3647,15 +4292,15 @@
               <w:right w:val="none" w:sz="0" w:space="0" w:color="FFFFFF"/>
             </w:tcBorders>
             <w:tcMar>
-              <w:top w:w="55" w:type="dxa"/>
-              <w:left w:w="90" w:type="dxa"/>
-              <w:bottom w:w="55" w:type="dxa"/>
-              <w:right w:w="120" w:type="dxa"/>
-            </w:tcMar>
-          </w:tcPr>
-          <w:p>
-            <w:pPr>
-              <w:spacing w:line="264" w:lineRule="auto"/>
+              <w:top w:w="40" w:type="dxa"/>
+              <w:left w:w="90" w:type="dxa"/>
+              <w:bottom w:w="40" w:type="dxa"/>
+              <w:right w:w="120" w:type="dxa"/>
+            </w:tcMar>
+          </w:tcPr>
+          <w:p>
+            <w:pPr>
+              <w:spacing w:line="252" w:lineRule="auto"/>
             </w:pPr>
             <w:r>
               <w:rPr>
@@ -3687,15 +4332,15 @@
               <w:right w:val="none" w:sz="0" w:space="0" w:color="FFFFFF"/>
             </w:tcBorders>
             <w:tcMar>
-              <w:top w:w="55" w:type="dxa"/>
-              <w:left w:w="90" w:type="dxa"/>
-              <w:bottom w:w="55" w:type="dxa"/>
-              <w:right w:w="120" w:type="dxa"/>
-            </w:tcMar>
-          </w:tcPr>
-          <w:p>
-            <w:pPr>
-              <w:spacing w:line="264" w:lineRule="auto"/>
+              <w:top w:w="40" w:type="dxa"/>
+              <w:left w:w="90" w:type="dxa"/>
+              <w:bottom w:w="40" w:type="dxa"/>
+              <w:right w:w="120" w:type="dxa"/>
+            </w:tcMar>
+          </w:tcPr>
+          <w:p>
+            <w:pPr>
+              <w:spacing w:line="252" w:lineRule="auto"/>
             </w:pPr>
             <w:r>
               <w:rPr>
@@ -3718,15 +4363,15 @@
               <w:right w:val="none" w:sz="0" w:space="0" w:color="FFFFFF"/>
             </w:tcBorders>
             <w:tcMar>
-              <w:top w:w="55" w:type="dxa"/>
-              <w:left w:w="90" w:type="dxa"/>
-              <w:bottom w:w="55" w:type="dxa"/>
-              <w:right w:w="120" w:type="dxa"/>
-            </w:tcMar>
-          </w:tcPr>
-          <w:p>
-            <w:pPr>
-              <w:spacing w:line="264" w:lineRule="auto"/>
+              <w:top w:w="40" w:type="dxa"/>
+              <w:left w:w="90" w:type="dxa"/>
+              <w:bottom w:w="40" w:type="dxa"/>
+              <w:right w:w="120" w:type="dxa"/>
+            </w:tcMar>
+          </w:tcPr>
+          <w:p>
+            <w:pPr>
+              <w:spacing w:line="252" w:lineRule="auto"/>
             </w:pPr>
             <w:r>
               <w:rPr>
@@ -3747,15 +4392,15 @@
               <w:right w:val="none" w:sz="0" w:space="0" w:color="FFFFFF"/>
             </w:tcBorders>
             <w:tcMar>
-              <w:top w:w="55" w:type="dxa"/>
-              <w:left w:w="90" w:type="dxa"/>
-              <w:bottom w:w="55" w:type="dxa"/>
-              <w:right w:w="120" w:type="dxa"/>
-            </w:tcMar>
-          </w:tcPr>
-          <w:p>
-            <w:pPr>
-              <w:spacing w:line="264" w:lineRule="auto"/>
+              <w:top w:w="40" w:type="dxa"/>
+              <w:left w:w="90" w:type="dxa"/>
+              <w:bottom w:w="40" w:type="dxa"/>
+              <w:right w:w="120" w:type="dxa"/>
+            </w:tcMar>
+          </w:tcPr>
+          <w:p>
+            <w:pPr>
+              <w:spacing w:line="252" w:lineRule="auto"/>
             </w:pPr>
             <w:r>
               <w:rPr>
@@ -3776,22 +4421,280 @@
               <w:right w:val="none" w:sz="0" w:space="0" w:color="FFFFFF"/>
             </w:tcBorders>
             <w:tcMar>
-              <w:top w:w="55" w:type="dxa"/>
-              <w:left w:w="90" w:type="dxa"/>
-              <w:bottom w:w="55" w:type="dxa"/>
-              <w:right w:w="120" w:type="dxa"/>
-            </w:tcMar>
-          </w:tcPr>
-          <w:p>
-            <w:pPr>
-              <w:spacing w:line="264" w:lineRule="auto"/>
-            </w:pPr>
-            <w:r>
-              <w:rPr>
-                <w:sz w:val="22"/>
-                <w:szCs w:val="22"/>
-              </w:rPr>
-              <w:t>Rebuilt on the survey actually submitted to the ethics committees rather than on an earlier draft</w:t>
+              <w:top w:w="40" w:type="dxa"/>
+              <w:left w:w="90" w:type="dxa"/>
+              <w:bottom w:w="40" w:type="dxa"/>
+              <w:right w:w="120" w:type="dxa"/>
+            </w:tcMar>
+          </w:tcPr>
+          <w:p>
+            <w:pPr>
+              <w:spacing w:line="252" w:lineRule="auto"/>
+            </w:pPr>
+            <w:r>
+              <w:rPr>
+                <w:sz w:val="22"/>
+                <w:szCs w:val="22"/>
+              </w:rPr>
+              <w:t>Rebuilt on the survey actually submitted to the ethics committees rather than on an earlier draft. The Gantt places this in July 2026 and the Objective 2 indicator at month 16, October 2027, so version 0.2 sits between them and version 1.0 follows the pilots</w:t>
+            </w:r>
+          </w:p>
+        </w:tc>
+      </w:tr>
+      <w:tr>
+        <w:tblPrEx>
+          <w:tblCellMar>
+            <w:top w:w="0" w:type="dxa"/>
+            <w:bottom w:w="0" w:type="dxa"/>
+          </w:tblCellMar>
+        </w:tblPrEx>
+        <w:trPr>
+          <w:cantSplit/>
+        </w:trPr>
+        <w:tc>
+          <w:tcPr>
+            <w:tcW w:w="1900" w:type="dxa"/>
+            <w:tcBorders>
+              <w:top w:val="single" w:sz="4" w:space="0" w:color="8C8C8C"/>
+              <w:left w:val="none" w:sz="0" w:space="0" w:color="FFFFFF"/>
+              <w:bottom w:val="single" w:sz="4" w:space="0" w:color="8C8C8C"/>
+              <w:right w:val="none" w:sz="0" w:space="0" w:color="FFFFFF"/>
+            </w:tcBorders>
+            <w:tcMar>
+              <w:top w:w="40" w:type="dxa"/>
+              <w:left w:w="90" w:type="dxa"/>
+              <w:bottom w:w="40" w:type="dxa"/>
+              <w:right w:w="120" w:type="dxa"/>
+            </w:tcMar>
+          </w:tcPr>
+          <w:p>
+            <w:pPr>
+              <w:spacing w:line="252" w:lineRule="auto"/>
+            </w:pPr>
+            <w:r>
+              <w:rPr>
+                <w:b/>
+                <w:bCs/>
+                <w:sz w:val="22"/>
+                <w:szCs w:val="22"/>
+              </w:rPr>
+              <w:t>D.6.5 Conference 1</w:t>
+            </w:r>
+          </w:p>
+        </w:tc>
+        <w:tc>
+          <w:tcPr>
+            <w:tcW w:w="2400" w:type="dxa"/>
+            <w:tcBorders>
+              <w:top w:val="single" w:sz="4" w:space="0" w:color="8C8C8C"/>
+              <w:left w:val="none" w:sz="0" w:space="0" w:color="FFFFFF"/>
+              <w:bottom w:val="single" w:sz="4" w:space="0" w:color="8C8C8C"/>
+              <w:right w:val="none" w:sz="0" w:space="0" w:color="FFFFFF"/>
+            </w:tcBorders>
+            <w:tcMar>
+              <w:top w:w="40" w:type="dxa"/>
+              <w:left w:w="90" w:type="dxa"/>
+              <w:bottom w:w="40" w:type="dxa"/>
+              <w:right w:w="120" w:type="dxa"/>
+            </w:tcMar>
+          </w:tcPr>
+          <w:p>
+            <w:pPr>
+              <w:spacing w:line="252" w:lineRule="auto"/>
+            </w:pPr>
+            <w:r>
+              <w:rPr>
+                <w:sz w:val="22"/>
+                <w:szCs w:val="22"/>
+              </w:rPr>
+              <w:t>December 2027 in the Gantt half year table</w:t>
+            </w:r>
+          </w:p>
+        </w:tc>
+        <w:tc>
+          <w:tcPr>
+            <w:tcW w:w="2200" w:type="dxa"/>
+            <w:tcBorders>
+              <w:top w:val="single" w:sz="4" w:space="0" w:color="8C8C8C"/>
+              <w:left w:val="none" w:sz="0" w:space="0" w:color="FFFFFF"/>
+              <w:bottom w:val="single" w:sz="4" w:space="0" w:color="8C8C8C"/>
+              <w:right w:val="none" w:sz="0" w:space="0" w:color="FFFFFF"/>
+            </w:tcBorders>
+            <w:tcMar>
+              <w:top w:w="40" w:type="dxa"/>
+              <w:left w:w="90" w:type="dxa"/>
+              <w:bottom w:w="40" w:type="dxa"/>
+              <w:right w:w="120" w:type="dxa"/>
+            </w:tcMar>
+          </w:tcPr>
+          <w:p>
+            <w:pPr>
+              <w:spacing w:line="252" w:lineRule="auto"/>
+            </w:pPr>
+            <w:r>
+              <w:rPr>
+                <w:sz w:val="22"/>
+                <w:szCs w:val="22"/>
+              </w:rPr>
+              <w:t>December 2026</w:t>
+            </w:r>
+          </w:p>
+        </w:tc>
+        <w:tc>
+          <w:tcPr>
+            <w:tcW w:w="2800" w:type="dxa"/>
+            <w:tcBorders>
+              <w:top w:val="single" w:sz="4" w:space="0" w:color="8C8C8C"/>
+              <w:left w:val="none" w:sz="0" w:space="0" w:color="FFFFFF"/>
+              <w:bottom w:val="single" w:sz="4" w:space="0" w:color="8C8C8C"/>
+              <w:right w:val="none" w:sz="0" w:space="0" w:color="FFFFFF"/>
+            </w:tcBorders>
+            <w:tcMar>
+              <w:top w:w="40" w:type="dxa"/>
+              <w:left w:w="90" w:type="dxa"/>
+              <w:bottom w:w="40" w:type="dxa"/>
+              <w:right w:w="120" w:type="dxa"/>
+            </w:tcMar>
+          </w:tcPr>
+          <w:p>
+            <w:pPr>
+              <w:spacing w:line="252" w:lineRule="auto"/>
+            </w:pPr>
+            <w:r>
+              <w:rPr>
+                <w:sz w:val="22"/>
+                <w:szCs w:val="22"/>
+              </w:rPr>
+              <w:t>The deliverable glossary names DevNet 2026 as conference 1, and the abstract is accepted, so the conference paper is delivered a year before its Gantt column</w:t>
+            </w:r>
+          </w:p>
+        </w:tc>
+      </w:tr>
+      <w:tr>
+        <w:tblPrEx>
+          <w:tblCellMar>
+            <w:top w:w="0" w:type="dxa"/>
+            <w:bottom w:w="0" w:type="dxa"/>
+          </w:tblCellMar>
+        </w:tblPrEx>
+        <w:trPr>
+          <w:cantSplit/>
+        </w:trPr>
+        <w:tc>
+          <w:tcPr>
+            <w:tcW w:w="1900" w:type="dxa"/>
+            <w:tcBorders>
+              <w:top w:val="single" w:sz="4" w:space="0" w:color="8C8C8C"/>
+              <w:left w:val="none" w:sz="0" w:space="0" w:color="FFFFFF"/>
+              <w:bottom w:val="single" w:sz="4" w:space="0" w:color="8C8C8C"/>
+              <w:right w:val="none" w:sz="0" w:space="0" w:color="FFFFFF"/>
+            </w:tcBorders>
+            <w:tcMar>
+              <w:top w:w="40" w:type="dxa"/>
+              <w:left w:w="90" w:type="dxa"/>
+              <w:bottom w:w="40" w:type="dxa"/>
+              <w:right w:w="120" w:type="dxa"/>
+            </w:tcMar>
+          </w:tcPr>
+          <w:p>
+            <w:pPr>
+              <w:spacing w:line="252" w:lineRule="auto"/>
+            </w:pPr>
+            <w:r>
+              <w:rPr>
+                <w:b/>
+                <w:bCs/>
+                <w:sz w:val="22"/>
+                <w:szCs w:val="22"/>
+              </w:rPr>
+              <w:t>D.2.6 Teaching seminar 1</w:t>
+            </w:r>
+          </w:p>
+        </w:tc>
+        <w:tc>
+          <w:tcPr>
+            <w:tcW w:w="2400" w:type="dxa"/>
+            <w:tcBorders>
+              <w:top w:val="single" w:sz="4" w:space="0" w:color="8C8C8C"/>
+              <w:left w:val="none" w:sz="0" w:space="0" w:color="FFFFFF"/>
+              <w:bottom w:val="single" w:sz="4" w:space="0" w:color="8C8C8C"/>
+              <w:right w:val="none" w:sz="0" w:space="0" w:color="FFFFFF"/>
+            </w:tcBorders>
+            <w:tcMar>
+              <w:top w:w="40" w:type="dxa"/>
+              <w:left w:w="90" w:type="dxa"/>
+              <w:bottom w:w="40" w:type="dxa"/>
+              <w:right w:w="120" w:type="dxa"/>
+            </w:tcMar>
+          </w:tcPr>
+          <w:p>
+            <w:pPr>
+              <w:spacing w:line="252" w:lineRule="auto"/>
+            </w:pPr>
+            <w:r>
+              <w:rPr>
+                <w:sz w:val="22"/>
+                <w:szCs w:val="22"/>
+              </w:rPr>
+              <w:t>One 90 minute session in the ISSI Master’s</w:t>
+            </w:r>
+          </w:p>
+        </w:tc>
+        <w:tc>
+          <w:tcPr>
+            <w:tcW w:w="2200" w:type="dxa"/>
+            <w:tcBorders>
+              <w:top w:val="single" w:sz="4" w:space="0" w:color="8C8C8C"/>
+              <w:left w:val="none" w:sz="0" w:space="0" w:color="FFFFFF"/>
+              <w:bottom w:val="single" w:sz="4" w:space="0" w:color="8C8C8C"/>
+              <w:right w:val="none" w:sz="0" w:space="0" w:color="FFFFFF"/>
+            </w:tcBorders>
+            <w:tcMar>
+              <w:top w:w="40" w:type="dxa"/>
+              <w:left w:w="90" w:type="dxa"/>
+              <w:bottom w:w="40" w:type="dxa"/>
+              <w:right w:w="120" w:type="dxa"/>
+            </w:tcMar>
+          </w:tcPr>
+          <w:p>
+            <w:pPr>
+              <w:spacing w:line="252" w:lineRule="auto"/>
+            </w:pPr>
+            <w:r>
+              <w:rPr>
+                <w:sz w:val="22"/>
+                <w:szCs w:val="22"/>
+              </w:rPr>
+              <w:t>Two modules, four sessions in October</w:t>
+            </w:r>
+          </w:p>
+        </w:tc>
+        <w:tc>
+          <w:tcPr>
+            <w:tcW w:w="2800" w:type="dxa"/>
+            <w:tcBorders>
+              <w:top w:val="single" w:sz="4" w:space="0" w:color="8C8C8C"/>
+              <w:left w:val="none" w:sz="0" w:space="0" w:color="FFFFFF"/>
+              <w:bottom w:val="single" w:sz="4" w:space="0" w:color="8C8C8C"/>
+              <w:right w:val="none" w:sz="0" w:space="0" w:color="FFFFFF"/>
+            </w:tcBorders>
+            <w:tcMar>
+              <w:top w:w="40" w:type="dxa"/>
+              <w:left w:w="90" w:type="dxa"/>
+              <w:bottom w:w="40" w:type="dxa"/>
+              <w:right w:w="120" w:type="dxa"/>
+            </w:tcMar>
+          </w:tcPr>
+          <w:p>
+            <w:pPr>
+              <w:spacing w:line="252" w:lineRule="auto"/>
+            </w:pPr>
+            <w:r>
+              <w:rPr>
+                <w:sz w:val="22"/>
+                <w:szCs w:val="22"/>
+              </w:rPr>
+              <w:t>The NVivo module in ISS5220 was added when the previous lecturer left, so the teaching is four sessions rather than one</w:t>
             </w:r>
           </w:p>
         </w:tc>
@@ -3800,7 +4703,7 @@
     <w:p>
       <w:pPr>
         <w:keepNext/>
-        <w:spacing w:before="240" w:after="100"/>
+        <w:spacing w:before="200" w:after="90"/>
       </w:pPr>
       <w:r>
         <w:rPr>
@@ -3864,7 +4767,7 @@
           </w:tcPr>
           <w:p>
             <w:pPr>
-              <w:spacing w:line="264" w:lineRule="auto"/>
+              <w:spacing w:line="252" w:lineRule="auto"/>
             </w:pPr>
             <w:r>
               <w:rPr>
@@ -3895,7 +4798,7 @@
           </w:tcPr>
           <w:p>
             <w:pPr>
-              <w:spacing w:line="264" w:lineRule="auto"/>
+              <w:spacing w:line="252" w:lineRule="auto"/>
             </w:pPr>
             <w:r>
               <w:rPr>
@@ -3926,7 +4829,7 @@
           </w:tcPr>
           <w:p>
             <w:pPr>
-              <w:spacing w:line="264" w:lineRule="auto"/>
+              <w:spacing w:line="252" w:lineRule="auto"/>
             </w:pPr>
             <w:r>
               <w:rPr>
@@ -3957,7 +4860,7 @@
           </w:tcPr>
           <w:p>
             <w:pPr>
-              <w:spacing w:line="264" w:lineRule="auto"/>
+              <w:spacing w:line="252" w:lineRule="auto"/>
             </w:pPr>
             <w:r>
               <w:rPr>
@@ -3988,7 +4891,7 @@
           </w:tcPr>
           <w:p>
             <w:pPr>
-              <w:spacing w:line="264" w:lineRule="auto"/>
+              <w:spacing w:line="252" w:lineRule="auto"/>
             </w:pPr>
             <w:r>
               <w:rPr>
@@ -4022,15 +4925,15 @@
               <w:right w:val="none" w:sz="0" w:space="0" w:color="FFFFFF"/>
             </w:tcBorders>
             <w:tcMar>
-              <w:top w:w="55" w:type="dxa"/>
-              <w:left w:w="90" w:type="dxa"/>
-              <w:bottom w:w="55" w:type="dxa"/>
-              <w:right w:w="120" w:type="dxa"/>
-            </w:tcMar>
-          </w:tcPr>
-          <w:p>
-            <w:pPr>
-              <w:spacing w:line="264" w:lineRule="auto"/>
+              <w:top w:w="40" w:type="dxa"/>
+              <w:left w:w="90" w:type="dxa"/>
+              <w:bottom w:w="40" w:type="dxa"/>
+              <w:right w:w="120" w:type="dxa"/>
+            </w:tcMar>
+          </w:tcPr>
+          <w:p>
+            <w:pPr>
+              <w:spacing w:line="252" w:lineRule="auto"/>
             </w:pPr>
             <w:r>
               <w:rPr>
@@ -4051,15 +4954,15 @@
               <w:right w:val="none" w:sz="0" w:space="0" w:color="FFFFFF"/>
             </w:tcBorders>
             <w:tcMar>
-              <w:top w:w="55" w:type="dxa"/>
-              <w:left w:w="90" w:type="dxa"/>
-              <w:bottom w:w="55" w:type="dxa"/>
-              <w:right w:w="120" w:type="dxa"/>
-            </w:tcMar>
-          </w:tcPr>
-          <w:p>
-            <w:pPr>
-              <w:spacing w:line="264" w:lineRule="auto"/>
+              <w:top w:w="40" w:type="dxa"/>
+              <w:left w:w="90" w:type="dxa"/>
+              <w:bottom w:w="40" w:type="dxa"/>
+              <w:right w:w="120" w:type="dxa"/>
+            </w:tcMar>
+          </w:tcPr>
+          <w:p>
+            <w:pPr>
+              <w:spacing w:line="252" w:lineRule="auto"/>
             </w:pPr>
             <w:r>
               <w:rPr>
@@ -4080,15 +4983,15 @@
               <w:right w:val="none" w:sz="0" w:space="0" w:color="FFFFFF"/>
             </w:tcBorders>
             <w:tcMar>
-              <w:top w:w="55" w:type="dxa"/>
-              <w:left w:w="90" w:type="dxa"/>
-              <w:bottom w:w="55" w:type="dxa"/>
-              <w:right w:w="120" w:type="dxa"/>
-            </w:tcMar>
-          </w:tcPr>
-          <w:p>
-            <w:pPr>
-              <w:spacing w:line="264" w:lineRule="auto"/>
+              <w:top w:w="40" w:type="dxa"/>
+              <w:left w:w="90" w:type="dxa"/>
+              <w:bottom w:w="40" w:type="dxa"/>
+              <w:right w:w="120" w:type="dxa"/>
+            </w:tcMar>
+          </w:tcPr>
+          <w:p>
+            <w:pPr>
+              <w:spacing w:line="252" w:lineRule="auto"/>
             </w:pPr>
           </w:p>
         </w:tc>
@@ -4102,15 +5005,15 @@
               <w:right w:val="none" w:sz="0" w:space="0" w:color="FFFFFF"/>
             </w:tcBorders>
             <w:tcMar>
-              <w:top w:w="55" w:type="dxa"/>
-              <w:left w:w="90" w:type="dxa"/>
-              <w:bottom w:w="55" w:type="dxa"/>
-              <w:right w:w="120" w:type="dxa"/>
-            </w:tcMar>
-          </w:tcPr>
-          <w:p>
-            <w:pPr>
-              <w:spacing w:line="264" w:lineRule="auto"/>
+              <w:top w:w="40" w:type="dxa"/>
+              <w:left w:w="90" w:type="dxa"/>
+              <w:bottom w:w="40" w:type="dxa"/>
+              <w:right w:w="120" w:type="dxa"/>
+            </w:tcMar>
+          </w:tcPr>
+          <w:p>
+            <w:pPr>
+              <w:spacing w:line="252" w:lineRule="auto"/>
             </w:pPr>
           </w:p>
         </w:tc>
@@ -4124,15 +5027,15 @@
               <w:right w:val="none" w:sz="0" w:space="0" w:color="FFFFFF"/>
             </w:tcBorders>
             <w:tcMar>
-              <w:top w:w="55" w:type="dxa"/>
-              <w:left w:w="90" w:type="dxa"/>
-              <w:bottom w:w="55" w:type="dxa"/>
-              <w:right w:w="120" w:type="dxa"/>
-            </w:tcMar>
-          </w:tcPr>
-          <w:p>
-            <w:pPr>
-              <w:spacing w:line="264" w:lineRule="auto"/>
+              <w:top w:w="40" w:type="dxa"/>
+              <w:left w:w="90" w:type="dxa"/>
+              <w:bottom w:w="40" w:type="dxa"/>
+              <w:right w:w="120" w:type="dxa"/>
+            </w:tcMar>
+          </w:tcPr>
+          <w:p>
+            <w:pPr>
+              <w:spacing w:line="252" w:lineRule="auto"/>
             </w:pPr>
             <w:r>
               <w:rPr>
@@ -4164,15 +5067,15 @@
               <w:right w:val="none" w:sz="0" w:space="0" w:color="FFFFFF"/>
             </w:tcBorders>
             <w:tcMar>
-              <w:top w:w="55" w:type="dxa"/>
-              <w:left w:w="90" w:type="dxa"/>
-              <w:bottom w:w="55" w:type="dxa"/>
-              <w:right w:w="120" w:type="dxa"/>
-            </w:tcMar>
-          </w:tcPr>
-          <w:p>
-            <w:pPr>
-              <w:spacing w:line="264" w:lineRule="auto"/>
+              <w:top w:w="40" w:type="dxa"/>
+              <w:left w:w="90" w:type="dxa"/>
+              <w:bottom w:w="40" w:type="dxa"/>
+              <w:right w:w="120" w:type="dxa"/>
+            </w:tcMar>
+          </w:tcPr>
+          <w:p>
+            <w:pPr>
+              <w:spacing w:line="252" w:lineRule="auto"/>
             </w:pPr>
             <w:r>
               <w:rPr>
@@ -4193,15 +5096,15 @@
               <w:right w:val="none" w:sz="0" w:space="0" w:color="FFFFFF"/>
             </w:tcBorders>
             <w:tcMar>
-              <w:top w:w="55" w:type="dxa"/>
-              <w:left w:w="90" w:type="dxa"/>
-              <w:bottom w:w="55" w:type="dxa"/>
-              <w:right w:w="120" w:type="dxa"/>
-            </w:tcMar>
-          </w:tcPr>
-          <w:p>
-            <w:pPr>
-              <w:spacing w:line="264" w:lineRule="auto"/>
+              <w:top w:w="40" w:type="dxa"/>
+              <w:left w:w="90" w:type="dxa"/>
+              <w:bottom w:w="40" w:type="dxa"/>
+              <w:right w:w="120" w:type="dxa"/>
+            </w:tcMar>
+          </w:tcPr>
+          <w:p>
+            <w:pPr>
+              <w:spacing w:line="252" w:lineRule="auto"/>
             </w:pPr>
             <w:r>
               <w:rPr>
@@ -4222,15 +5125,15 @@
               <w:right w:val="none" w:sz="0" w:space="0" w:color="FFFFFF"/>
             </w:tcBorders>
             <w:tcMar>
-              <w:top w:w="55" w:type="dxa"/>
-              <w:left w:w="90" w:type="dxa"/>
-              <w:bottom w:w="55" w:type="dxa"/>
-              <w:right w:w="120" w:type="dxa"/>
-            </w:tcMar>
-          </w:tcPr>
-          <w:p>
-            <w:pPr>
-              <w:spacing w:line="264" w:lineRule="auto"/>
+              <w:top w:w="40" w:type="dxa"/>
+              <w:left w:w="90" w:type="dxa"/>
+              <w:bottom w:w="40" w:type="dxa"/>
+              <w:right w:w="120" w:type="dxa"/>
+            </w:tcMar>
+          </w:tcPr>
+          <w:p>
+            <w:pPr>
+              <w:spacing w:line="252" w:lineRule="auto"/>
             </w:pPr>
           </w:p>
         </w:tc>
@@ -4244,15 +5147,15 @@
               <w:right w:val="none" w:sz="0" w:space="0" w:color="FFFFFF"/>
             </w:tcBorders>
             <w:tcMar>
-              <w:top w:w="55" w:type="dxa"/>
-              <w:left w:w="90" w:type="dxa"/>
-              <w:bottom w:w="55" w:type="dxa"/>
-              <w:right w:w="120" w:type="dxa"/>
-            </w:tcMar>
-          </w:tcPr>
-          <w:p>
-            <w:pPr>
-              <w:spacing w:line="264" w:lineRule="auto"/>
+              <w:top w:w="40" w:type="dxa"/>
+              <w:left w:w="90" w:type="dxa"/>
+              <w:bottom w:w="40" w:type="dxa"/>
+              <w:right w:w="120" w:type="dxa"/>
+            </w:tcMar>
+          </w:tcPr>
+          <w:p>
+            <w:pPr>
+              <w:spacing w:line="252" w:lineRule="auto"/>
             </w:pPr>
           </w:p>
         </w:tc>
@@ -4266,15 +5169,15 @@
               <w:right w:val="none" w:sz="0" w:space="0" w:color="FFFFFF"/>
             </w:tcBorders>
             <w:tcMar>
-              <w:top w:w="55" w:type="dxa"/>
-              <w:left w:w="90" w:type="dxa"/>
-              <w:bottom w:w="55" w:type="dxa"/>
-              <w:right w:w="120" w:type="dxa"/>
-            </w:tcMar>
-          </w:tcPr>
-          <w:p>
-            <w:pPr>
-              <w:spacing w:line="264" w:lineRule="auto"/>
+              <w:top w:w="40" w:type="dxa"/>
+              <w:left w:w="90" w:type="dxa"/>
+              <w:bottom w:w="40" w:type="dxa"/>
+              <w:right w:w="120" w:type="dxa"/>
+            </w:tcMar>
+          </w:tcPr>
+          <w:p>
+            <w:pPr>
+              <w:spacing w:line="252" w:lineRule="auto"/>
             </w:pPr>
             <w:r>
               <w:rPr>
@@ -4306,15 +5209,15 @@
               <w:right w:val="none" w:sz="0" w:space="0" w:color="FFFFFF"/>
             </w:tcBorders>
             <w:tcMar>
-              <w:top w:w="55" w:type="dxa"/>
-              <w:left w:w="90" w:type="dxa"/>
-              <w:bottom w:w="55" w:type="dxa"/>
-              <w:right w:w="120" w:type="dxa"/>
-            </w:tcMar>
-          </w:tcPr>
-          <w:p>
-            <w:pPr>
-              <w:spacing w:line="264" w:lineRule="auto"/>
+              <w:top w:w="40" w:type="dxa"/>
+              <w:left w:w="90" w:type="dxa"/>
+              <w:bottom w:w="40" w:type="dxa"/>
+              <w:right w:w="120" w:type="dxa"/>
+            </w:tcMar>
+          </w:tcPr>
+          <w:p>
+            <w:pPr>
+              <w:spacing w:line="252" w:lineRule="auto"/>
             </w:pPr>
             <w:r>
               <w:rPr>
@@ -4335,15 +5238,15 @@
               <w:right w:val="none" w:sz="0" w:space="0" w:color="FFFFFF"/>
             </w:tcBorders>
             <w:tcMar>
-              <w:top w:w="55" w:type="dxa"/>
-              <w:left w:w="90" w:type="dxa"/>
-              <w:bottom w:w="55" w:type="dxa"/>
-              <w:right w:w="120" w:type="dxa"/>
-            </w:tcMar>
-          </w:tcPr>
-          <w:p>
-            <w:pPr>
-              <w:spacing w:line="264" w:lineRule="auto"/>
+              <w:top w:w="40" w:type="dxa"/>
+              <w:left w:w="90" w:type="dxa"/>
+              <w:bottom w:w="40" w:type="dxa"/>
+              <w:right w:w="120" w:type="dxa"/>
+            </w:tcMar>
+          </w:tcPr>
+          <w:p>
+            <w:pPr>
+              <w:spacing w:line="252" w:lineRule="auto"/>
             </w:pPr>
             <w:r>
               <w:rPr>
@@ -4364,15 +5267,15 @@
               <w:right w:val="none" w:sz="0" w:space="0" w:color="FFFFFF"/>
             </w:tcBorders>
             <w:tcMar>
-              <w:top w:w="55" w:type="dxa"/>
-              <w:left w:w="90" w:type="dxa"/>
-              <w:bottom w:w="55" w:type="dxa"/>
-              <w:right w:w="120" w:type="dxa"/>
-            </w:tcMar>
-          </w:tcPr>
-          <w:p>
-            <w:pPr>
-              <w:spacing w:line="264" w:lineRule="auto"/>
+              <w:top w:w="40" w:type="dxa"/>
+              <w:left w:w="90" w:type="dxa"/>
+              <w:bottom w:w="40" w:type="dxa"/>
+              <w:right w:w="120" w:type="dxa"/>
+            </w:tcMar>
+          </w:tcPr>
+          <w:p>
+            <w:pPr>
+              <w:spacing w:line="252" w:lineRule="auto"/>
             </w:pPr>
           </w:p>
         </w:tc>
@@ -4386,15 +5289,15 @@
               <w:right w:val="none" w:sz="0" w:space="0" w:color="FFFFFF"/>
             </w:tcBorders>
             <w:tcMar>
-              <w:top w:w="55" w:type="dxa"/>
-              <w:left w:w="90" w:type="dxa"/>
-              <w:bottom w:w="55" w:type="dxa"/>
-              <w:right w:w="120" w:type="dxa"/>
-            </w:tcMar>
-          </w:tcPr>
-          <w:p>
-            <w:pPr>
-              <w:spacing w:line="264" w:lineRule="auto"/>
+              <w:top w:w="40" w:type="dxa"/>
+              <w:left w:w="90" w:type="dxa"/>
+              <w:bottom w:w="40" w:type="dxa"/>
+              <w:right w:w="120" w:type="dxa"/>
+            </w:tcMar>
+          </w:tcPr>
+          <w:p>
+            <w:pPr>
+              <w:spacing w:line="252" w:lineRule="auto"/>
             </w:pPr>
           </w:p>
         </w:tc>
@@ -4408,15 +5311,15 @@
               <w:right w:val="none" w:sz="0" w:space="0" w:color="FFFFFF"/>
             </w:tcBorders>
             <w:tcMar>
-              <w:top w:w="55" w:type="dxa"/>
-              <w:left w:w="90" w:type="dxa"/>
-              <w:bottom w:w="55" w:type="dxa"/>
-              <w:right w:w="120" w:type="dxa"/>
-            </w:tcMar>
-          </w:tcPr>
-          <w:p>
-            <w:pPr>
-              <w:spacing w:line="264" w:lineRule="auto"/>
+              <w:top w:w="40" w:type="dxa"/>
+              <w:left w:w="90" w:type="dxa"/>
+              <w:bottom w:w="40" w:type="dxa"/>
+              <w:right w:w="120" w:type="dxa"/>
+            </w:tcMar>
+          </w:tcPr>
+          <w:p>
+            <w:pPr>
+              <w:spacing w:line="252" w:lineRule="auto"/>
             </w:pPr>
             <w:r>
               <w:rPr>
@@ -4448,15 +5351,15 @@
               <w:right w:val="none" w:sz="0" w:space="0" w:color="FFFFFF"/>
             </w:tcBorders>
             <w:tcMar>
-              <w:top w:w="55" w:type="dxa"/>
-              <w:left w:w="90" w:type="dxa"/>
-              <w:bottom w:w="55" w:type="dxa"/>
-              <w:right w:w="120" w:type="dxa"/>
-            </w:tcMar>
-          </w:tcPr>
-          <w:p>
-            <w:pPr>
-              <w:spacing w:line="264" w:lineRule="auto"/>
+              <w:top w:w="40" w:type="dxa"/>
+              <w:left w:w="90" w:type="dxa"/>
+              <w:bottom w:w="40" w:type="dxa"/>
+              <w:right w:w="120" w:type="dxa"/>
+            </w:tcMar>
+          </w:tcPr>
+          <w:p>
+            <w:pPr>
+              <w:spacing w:line="252" w:lineRule="auto"/>
             </w:pPr>
             <w:r>
               <w:rPr>
@@ -4477,15 +5380,15 @@
               <w:right w:val="none" w:sz="0" w:space="0" w:color="FFFFFF"/>
             </w:tcBorders>
             <w:tcMar>
-              <w:top w:w="55" w:type="dxa"/>
-              <w:left w:w="90" w:type="dxa"/>
-              <w:bottom w:w="55" w:type="dxa"/>
-              <w:right w:w="120" w:type="dxa"/>
-            </w:tcMar>
-          </w:tcPr>
-          <w:p>
-            <w:pPr>
-              <w:spacing w:line="264" w:lineRule="auto"/>
+              <w:top w:w="40" w:type="dxa"/>
+              <w:left w:w="90" w:type="dxa"/>
+              <w:bottom w:w="40" w:type="dxa"/>
+              <w:right w:w="120" w:type="dxa"/>
+            </w:tcMar>
+          </w:tcPr>
+          <w:p>
+            <w:pPr>
+              <w:spacing w:line="252" w:lineRule="auto"/>
             </w:pPr>
             <w:r>
               <w:rPr>
@@ -4506,15 +5409,15 @@
               <w:right w:val="none" w:sz="0" w:space="0" w:color="FFFFFF"/>
             </w:tcBorders>
             <w:tcMar>
-              <w:top w:w="55" w:type="dxa"/>
-              <w:left w:w="90" w:type="dxa"/>
-              <w:bottom w:w="55" w:type="dxa"/>
-              <w:right w:w="120" w:type="dxa"/>
-            </w:tcMar>
-          </w:tcPr>
-          <w:p>
-            <w:pPr>
-              <w:spacing w:line="264" w:lineRule="auto"/>
+              <w:top w:w="40" w:type="dxa"/>
+              <w:left w:w="90" w:type="dxa"/>
+              <w:bottom w:w="40" w:type="dxa"/>
+              <w:right w:w="120" w:type="dxa"/>
+            </w:tcMar>
+          </w:tcPr>
+          <w:p>
+            <w:pPr>
+              <w:spacing w:line="252" w:lineRule="auto"/>
             </w:pPr>
           </w:p>
         </w:tc>
@@ -4528,15 +5431,15 @@
               <w:right w:val="none" w:sz="0" w:space="0" w:color="FFFFFF"/>
             </w:tcBorders>
             <w:tcMar>
-              <w:top w:w="55" w:type="dxa"/>
-              <w:left w:w="90" w:type="dxa"/>
-              <w:bottom w:w="55" w:type="dxa"/>
-              <w:right w:w="120" w:type="dxa"/>
-            </w:tcMar>
-          </w:tcPr>
-          <w:p>
-            <w:pPr>
-              <w:spacing w:line="264" w:lineRule="auto"/>
+              <w:top w:w="40" w:type="dxa"/>
+              <w:left w:w="90" w:type="dxa"/>
+              <w:bottom w:w="40" w:type="dxa"/>
+              <w:right w:w="120" w:type="dxa"/>
+            </w:tcMar>
+          </w:tcPr>
+          <w:p>
+            <w:pPr>
+              <w:spacing w:line="252" w:lineRule="auto"/>
             </w:pPr>
           </w:p>
         </w:tc>
@@ -4550,15 +5453,15 @@
               <w:right w:val="none" w:sz="0" w:space="0" w:color="FFFFFF"/>
             </w:tcBorders>
             <w:tcMar>
-              <w:top w:w="55" w:type="dxa"/>
-              <w:left w:w="90" w:type="dxa"/>
-              <w:bottom w:w="55" w:type="dxa"/>
-              <w:right w:w="120" w:type="dxa"/>
-            </w:tcMar>
-          </w:tcPr>
-          <w:p>
-            <w:pPr>
-              <w:spacing w:line="264" w:lineRule="auto"/>
+              <w:top w:w="40" w:type="dxa"/>
+              <w:left w:w="90" w:type="dxa"/>
+              <w:bottom w:w="40" w:type="dxa"/>
+              <w:right w:w="120" w:type="dxa"/>
+            </w:tcMar>
+          </w:tcPr>
+          <w:p>
+            <w:pPr>
+              <w:spacing w:line="252" w:lineRule="auto"/>
             </w:pPr>
             <w:r>
               <w:rPr>
@@ -4590,15 +5493,15 @@
               <w:right w:val="none" w:sz="0" w:space="0" w:color="FFFFFF"/>
             </w:tcBorders>
             <w:tcMar>
-              <w:top w:w="55" w:type="dxa"/>
-              <w:left w:w="90" w:type="dxa"/>
-              <w:bottom w:w="55" w:type="dxa"/>
-              <w:right w:w="120" w:type="dxa"/>
-            </w:tcMar>
-          </w:tcPr>
-          <w:p>
-            <w:pPr>
-              <w:spacing w:line="264" w:lineRule="auto"/>
+              <w:top w:w="40" w:type="dxa"/>
+              <w:left w:w="90" w:type="dxa"/>
+              <w:bottom w:w="40" w:type="dxa"/>
+              <w:right w:w="120" w:type="dxa"/>
+            </w:tcMar>
+          </w:tcPr>
+          <w:p>
+            <w:pPr>
+              <w:spacing w:line="252" w:lineRule="auto"/>
             </w:pPr>
             <w:r>
               <w:rPr>
@@ -4619,15 +5522,15 @@
               <w:right w:val="none" w:sz="0" w:space="0" w:color="FFFFFF"/>
             </w:tcBorders>
             <w:tcMar>
-              <w:top w:w="55" w:type="dxa"/>
-              <w:left w:w="90" w:type="dxa"/>
-              <w:bottom w:w="55" w:type="dxa"/>
-              <w:right w:w="120" w:type="dxa"/>
-            </w:tcMar>
-          </w:tcPr>
-          <w:p>
-            <w:pPr>
-              <w:spacing w:line="264" w:lineRule="auto"/>
+              <w:top w:w="40" w:type="dxa"/>
+              <w:left w:w="90" w:type="dxa"/>
+              <w:bottom w:w="40" w:type="dxa"/>
+              <w:right w:w="120" w:type="dxa"/>
+            </w:tcMar>
+          </w:tcPr>
+          <w:p>
+            <w:pPr>
+              <w:spacing w:line="252" w:lineRule="auto"/>
             </w:pPr>
           </w:p>
         </w:tc>
@@ -4641,15 +5544,15 @@
               <w:right w:val="none" w:sz="0" w:space="0" w:color="FFFFFF"/>
             </w:tcBorders>
             <w:tcMar>
-              <w:top w:w="55" w:type="dxa"/>
-              <w:left w:w="90" w:type="dxa"/>
-              <w:bottom w:w="55" w:type="dxa"/>
-              <w:right w:w="120" w:type="dxa"/>
-            </w:tcMar>
-          </w:tcPr>
-          <w:p>
-            <w:pPr>
-              <w:spacing w:line="264" w:lineRule="auto"/>
+              <w:top w:w="40" w:type="dxa"/>
+              <w:left w:w="90" w:type="dxa"/>
+              <w:bottom w:w="40" w:type="dxa"/>
+              <w:right w:w="120" w:type="dxa"/>
+            </w:tcMar>
+          </w:tcPr>
+          <w:p>
+            <w:pPr>
+              <w:spacing w:line="252" w:lineRule="auto"/>
             </w:pPr>
             <w:r>
               <w:rPr>
@@ -4670,15 +5573,15 @@
               <w:right w:val="none" w:sz="0" w:space="0" w:color="FFFFFF"/>
             </w:tcBorders>
             <w:tcMar>
-              <w:top w:w="55" w:type="dxa"/>
-              <w:left w:w="90" w:type="dxa"/>
-              <w:bottom w:w="55" w:type="dxa"/>
-              <w:right w:w="120" w:type="dxa"/>
-            </w:tcMar>
-          </w:tcPr>
-          <w:p>
-            <w:pPr>
-              <w:spacing w:line="264" w:lineRule="auto"/>
+              <w:top w:w="40" w:type="dxa"/>
+              <w:left w:w="90" w:type="dxa"/>
+              <w:bottom w:w="40" w:type="dxa"/>
+              <w:right w:w="120" w:type="dxa"/>
+            </w:tcMar>
+          </w:tcPr>
+          <w:p>
+            <w:pPr>
+              <w:spacing w:line="252" w:lineRule="auto"/>
             </w:pPr>
           </w:p>
         </w:tc>
@@ -4692,15 +5595,15 @@
               <w:right w:val="none" w:sz="0" w:space="0" w:color="FFFFFF"/>
             </w:tcBorders>
             <w:tcMar>
-              <w:top w:w="55" w:type="dxa"/>
-              <w:left w:w="90" w:type="dxa"/>
-              <w:bottom w:w="55" w:type="dxa"/>
-              <w:right w:w="120" w:type="dxa"/>
-            </w:tcMar>
-          </w:tcPr>
-          <w:p>
-            <w:pPr>
-              <w:spacing w:line="264" w:lineRule="auto"/>
+              <w:top w:w="40" w:type="dxa"/>
+              <w:left w:w="90" w:type="dxa"/>
+              <w:bottom w:w="40" w:type="dxa"/>
+              <w:right w:w="120" w:type="dxa"/>
+            </w:tcMar>
+          </w:tcPr>
+          <w:p>
+            <w:pPr>
+              <w:spacing w:line="252" w:lineRule="auto"/>
             </w:pPr>
             <w:r>
               <w:rPr>
@@ -4732,15 +5635,15 @@
               <w:right w:val="none" w:sz="0" w:space="0" w:color="FFFFFF"/>
             </w:tcBorders>
             <w:tcMar>
-              <w:top w:w="55" w:type="dxa"/>
-              <w:left w:w="90" w:type="dxa"/>
-              <w:bottom w:w="55" w:type="dxa"/>
-              <w:right w:w="120" w:type="dxa"/>
-            </w:tcMar>
-          </w:tcPr>
-          <w:p>
-            <w:pPr>
-              <w:spacing w:line="264" w:lineRule="auto"/>
+              <w:top w:w="40" w:type="dxa"/>
+              <w:left w:w="90" w:type="dxa"/>
+              <w:bottom w:w="40" w:type="dxa"/>
+              <w:right w:w="120" w:type="dxa"/>
+            </w:tcMar>
+          </w:tcPr>
+          <w:p>
+            <w:pPr>
+              <w:spacing w:line="252" w:lineRule="auto"/>
             </w:pPr>
             <w:r>
               <w:rPr>
@@ -4761,15 +5664,15 @@
               <w:right w:val="none" w:sz="0" w:space="0" w:color="FFFFFF"/>
             </w:tcBorders>
             <w:tcMar>
-              <w:top w:w="55" w:type="dxa"/>
-              <w:left w:w="90" w:type="dxa"/>
-              <w:bottom w:w="55" w:type="dxa"/>
-              <w:right w:w="120" w:type="dxa"/>
-            </w:tcMar>
-          </w:tcPr>
-          <w:p>
-            <w:pPr>
-              <w:spacing w:line="264" w:lineRule="auto"/>
+              <w:top w:w="40" w:type="dxa"/>
+              <w:left w:w="90" w:type="dxa"/>
+              <w:bottom w:w="40" w:type="dxa"/>
+              <w:right w:w="120" w:type="dxa"/>
+            </w:tcMar>
+          </w:tcPr>
+          <w:p>
+            <w:pPr>
+              <w:spacing w:line="252" w:lineRule="auto"/>
             </w:pPr>
             <w:r>
               <w:rPr>
@@ -4790,15 +5693,15 @@
               <w:right w:val="none" w:sz="0" w:space="0" w:color="FFFFFF"/>
             </w:tcBorders>
             <w:tcMar>
-              <w:top w:w="55" w:type="dxa"/>
-              <w:left w:w="90" w:type="dxa"/>
-              <w:bottom w:w="55" w:type="dxa"/>
-              <w:right w:w="120" w:type="dxa"/>
-            </w:tcMar>
-          </w:tcPr>
-          <w:p>
-            <w:pPr>
-              <w:spacing w:line="264" w:lineRule="auto"/>
+              <w:top w:w="40" w:type="dxa"/>
+              <w:left w:w="90" w:type="dxa"/>
+              <w:bottom w:w="40" w:type="dxa"/>
+              <w:right w:w="120" w:type="dxa"/>
+            </w:tcMar>
+          </w:tcPr>
+          <w:p>
+            <w:pPr>
+              <w:spacing w:line="252" w:lineRule="auto"/>
             </w:pPr>
             <w:r>
               <w:rPr>
@@ -4819,15 +5722,15 @@
               <w:right w:val="none" w:sz="0" w:space="0" w:color="FFFFFF"/>
             </w:tcBorders>
             <w:tcMar>
-              <w:top w:w="55" w:type="dxa"/>
-              <w:left w:w="90" w:type="dxa"/>
-              <w:bottom w:w="55" w:type="dxa"/>
-              <w:right w:w="120" w:type="dxa"/>
-            </w:tcMar>
-          </w:tcPr>
-          <w:p>
-            <w:pPr>
-              <w:spacing w:line="264" w:lineRule="auto"/>
+              <w:top w:w="40" w:type="dxa"/>
+              <w:left w:w="90" w:type="dxa"/>
+              <w:bottom w:w="40" w:type="dxa"/>
+              <w:right w:w="120" w:type="dxa"/>
+            </w:tcMar>
+          </w:tcPr>
+          <w:p>
+            <w:pPr>
+              <w:spacing w:line="252" w:lineRule="auto"/>
             </w:pPr>
           </w:p>
         </w:tc>
@@ -4841,15 +5744,15 @@
               <w:right w:val="none" w:sz="0" w:space="0" w:color="FFFFFF"/>
             </w:tcBorders>
             <w:tcMar>
-              <w:top w:w="55" w:type="dxa"/>
-              <w:left w:w="90" w:type="dxa"/>
-              <w:bottom w:w="55" w:type="dxa"/>
-              <w:right w:w="120" w:type="dxa"/>
-            </w:tcMar>
-          </w:tcPr>
-          <w:p>
-            <w:pPr>
-              <w:spacing w:line="264" w:lineRule="auto"/>
+              <w:top w:w="40" w:type="dxa"/>
+              <w:left w:w="90" w:type="dxa"/>
+              <w:bottom w:w="40" w:type="dxa"/>
+              <w:right w:w="120" w:type="dxa"/>
+            </w:tcMar>
+          </w:tcPr>
+          <w:p>
+            <w:pPr>
+              <w:spacing w:line="252" w:lineRule="auto"/>
             </w:pPr>
             <w:r>
               <w:rPr>
@@ -4881,15 +5784,15 @@
               <w:right w:val="none" w:sz="0" w:space="0" w:color="FFFFFF"/>
             </w:tcBorders>
             <w:tcMar>
-              <w:top w:w="55" w:type="dxa"/>
-              <w:left w:w="90" w:type="dxa"/>
-              <w:bottom w:w="55" w:type="dxa"/>
-              <w:right w:w="120" w:type="dxa"/>
-            </w:tcMar>
-          </w:tcPr>
-          <w:p>
-            <w:pPr>
-              <w:spacing w:line="264" w:lineRule="auto"/>
+              <w:top w:w="40" w:type="dxa"/>
+              <w:left w:w="90" w:type="dxa"/>
+              <w:bottom w:w="40" w:type="dxa"/>
+              <w:right w:w="120" w:type="dxa"/>
+            </w:tcMar>
+          </w:tcPr>
+          <w:p>
+            <w:pPr>
+              <w:spacing w:line="252" w:lineRule="auto"/>
             </w:pPr>
             <w:r>
               <w:rPr>
@@ -4910,15 +5813,15 @@
               <w:right w:val="none" w:sz="0" w:space="0" w:color="FFFFFF"/>
             </w:tcBorders>
             <w:tcMar>
-              <w:top w:w="55" w:type="dxa"/>
-              <w:left w:w="90" w:type="dxa"/>
-              <w:bottom w:w="55" w:type="dxa"/>
-              <w:right w:w="120" w:type="dxa"/>
-            </w:tcMar>
-          </w:tcPr>
-          <w:p>
-            <w:pPr>
-              <w:spacing w:line="264" w:lineRule="auto"/>
+              <w:top w:w="40" w:type="dxa"/>
+              <w:left w:w="90" w:type="dxa"/>
+              <w:bottom w:w="40" w:type="dxa"/>
+              <w:right w:w="120" w:type="dxa"/>
+            </w:tcMar>
+          </w:tcPr>
+          <w:p>
+            <w:pPr>
+              <w:spacing w:line="252" w:lineRule="auto"/>
             </w:pPr>
           </w:p>
         </w:tc>
@@ -4932,15 +5835,15 @@
               <w:right w:val="none" w:sz="0" w:space="0" w:color="FFFFFF"/>
             </w:tcBorders>
             <w:tcMar>
-              <w:top w:w="55" w:type="dxa"/>
-              <w:left w:w="90" w:type="dxa"/>
-              <w:bottom w:w="55" w:type="dxa"/>
-              <w:right w:w="120" w:type="dxa"/>
-            </w:tcMar>
-          </w:tcPr>
-          <w:p>
-            <w:pPr>
-              <w:spacing w:line="264" w:lineRule="auto"/>
+              <w:top w:w="40" w:type="dxa"/>
+              <w:left w:w="90" w:type="dxa"/>
+              <w:bottom w:w="40" w:type="dxa"/>
+              <w:right w:w="120" w:type="dxa"/>
+            </w:tcMar>
+          </w:tcPr>
+          <w:p>
+            <w:pPr>
+              <w:spacing w:line="252" w:lineRule="auto"/>
             </w:pPr>
             <w:r>
               <w:rPr>
@@ -4961,15 +5864,15 @@
               <w:right w:val="none" w:sz="0" w:space="0" w:color="FFFFFF"/>
             </w:tcBorders>
             <w:tcMar>
-              <w:top w:w="55" w:type="dxa"/>
-              <w:left w:w="90" w:type="dxa"/>
-              <w:bottom w:w="55" w:type="dxa"/>
-              <w:right w:w="120" w:type="dxa"/>
-            </w:tcMar>
-          </w:tcPr>
-          <w:p>
-            <w:pPr>
-              <w:spacing w:line="264" w:lineRule="auto"/>
+              <w:top w:w="40" w:type="dxa"/>
+              <w:left w:w="90" w:type="dxa"/>
+              <w:bottom w:w="40" w:type="dxa"/>
+              <w:right w:w="120" w:type="dxa"/>
+            </w:tcMar>
+          </w:tcPr>
+          <w:p>
+            <w:pPr>
+              <w:spacing w:line="252" w:lineRule="auto"/>
             </w:pPr>
           </w:p>
         </w:tc>
@@ -4983,15 +5886,15 @@
               <w:right w:val="none" w:sz="0" w:space="0" w:color="FFFFFF"/>
             </w:tcBorders>
             <w:tcMar>
-              <w:top w:w="55" w:type="dxa"/>
-              <w:left w:w="90" w:type="dxa"/>
-              <w:bottom w:w="55" w:type="dxa"/>
-              <w:right w:w="120" w:type="dxa"/>
-            </w:tcMar>
-          </w:tcPr>
-          <w:p>
-            <w:pPr>
-              <w:spacing w:line="264" w:lineRule="auto"/>
+              <w:top w:w="40" w:type="dxa"/>
+              <w:left w:w="90" w:type="dxa"/>
+              <w:bottom w:w="40" w:type="dxa"/>
+              <w:right w:w="120" w:type="dxa"/>
+            </w:tcMar>
+          </w:tcPr>
+          <w:p>
+            <w:pPr>
+              <w:spacing w:line="252" w:lineRule="auto"/>
             </w:pPr>
             <w:r>
               <w:rPr>
@@ -5023,15 +5926,15 @@
               <w:right w:val="none" w:sz="0" w:space="0" w:color="FFFFFF"/>
             </w:tcBorders>
             <w:tcMar>
-              <w:top w:w="55" w:type="dxa"/>
-              <w:left w:w="90" w:type="dxa"/>
-              <w:bottom w:w="55" w:type="dxa"/>
-              <w:right w:w="120" w:type="dxa"/>
-            </w:tcMar>
-          </w:tcPr>
-          <w:p>
-            <w:pPr>
-              <w:spacing w:line="264" w:lineRule="auto"/>
+              <w:top w:w="40" w:type="dxa"/>
+              <w:left w:w="90" w:type="dxa"/>
+              <w:bottom w:w="40" w:type="dxa"/>
+              <w:right w:w="120" w:type="dxa"/>
+            </w:tcMar>
+          </w:tcPr>
+          <w:p>
+            <w:pPr>
+              <w:spacing w:line="252" w:lineRule="auto"/>
             </w:pPr>
             <w:r>
               <w:rPr>
@@ -5052,15 +5955,15 @@
               <w:right w:val="none" w:sz="0" w:space="0" w:color="FFFFFF"/>
             </w:tcBorders>
             <w:tcMar>
-              <w:top w:w="55" w:type="dxa"/>
-              <w:left w:w="90" w:type="dxa"/>
-              <w:bottom w:w="55" w:type="dxa"/>
-              <w:right w:w="120" w:type="dxa"/>
-            </w:tcMar>
-          </w:tcPr>
-          <w:p>
-            <w:pPr>
-              <w:spacing w:line="264" w:lineRule="auto"/>
+              <w:top w:w="40" w:type="dxa"/>
+              <w:left w:w="90" w:type="dxa"/>
+              <w:bottom w:w="40" w:type="dxa"/>
+              <w:right w:w="120" w:type="dxa"/>
+            </w:tcMar>
+          </w:tcPr>
+          <w:p>
+            <w:pPr>
+              <w:spacing w:line="252" w:lineRule="auto"/>
             </w:pPr>
           </w:p>
         </w:tc>
@@ -5074,15 +5977,15 @@
               <w:right w:val="none" w:sz="0" w:space="0" w:color="FFFFFF"/>
             </w:tcBorders>
             <w:tcMar>
-              <w:top w:w="55" w:type="dxa"/>
-              <w:left w:w="90" w:type="dxa"/>
-              <w:bottom w:w="55" w:type="dxa"/>
-              <w:right w:w="120" w:type="dxa"/>
-            </w:tcMar>
-          </w:tcPr>
-          <w:p>
-            <w:pPr>
-              <w:spacing w:line="264" w:lineRule="auto"/>
+              <w:top w:w="40" w:type="dxa"/>
+              <w:left w:w="90" w:type="dxa"/>
+              <w:bottom w:w="40" w:type="dxa"/>
+              <w:right w:w="120" w:type="dxa"/>
+            </w:tcMar>
+          </w:tcPr>
+          <w:p>
+            <w:pPr>
+              <w:spacing w:line="252" w:lineRule="auto"/>
             </w:pPr>
             <w:r>
               <w:rPr>
@@ -5103,15 +6006,15 @@
               <w:right w:val="none" w:sz="0" w:space="0" w:color="FFFFFF"/>
             </w:tcBorders>
             <w:tcMar>
-              <w:top w:w="55" w:type="dxa"/>
-              <w:left w:w="90" w:type="dxa"/>
-              <w:bottom w:w="55" w:type="dxa"/>
-              <w:right w:w="120" w:type="dxa"/>
-            </w:tcMar>
-          </w:tcPr>
-          <w:p>
-            <w:pPr>
-              <w:spacing w:line="264" w:lineRule="auto"/>
+              <w:top w:w="40" w:type="dxa"/>
+              <w:left w:w="90" w:type="dxa"/>
+              <w:bottom w:w="40" w:type="dxa"/>
+              <w:right w:w="120" w:type="dxa"/>
+            </w:tcMar>
+          </w:tcPr>
+          <w:p>
+            <w:pPr>
+              <w:spacing w:line="252" w:lineRule="auto"/>
             </w:pPr>
           </w:p>
         </w:tc>
@@ -5125,15 +6028,15 @@
               <w:right w:val="none" w:sz="0" w:space="0" w:color="FFFFFF"/>
             </w:tcBorders>
             <w:tcMar>
-              <w:top w:w="55" w:type="dxa"/>
-              <w:left w:w="90" w:type="dxa"/>
-              <w:bottom w:w="55" w:type="dxa"/>
-              <w:right w:w="120" w:type="dxa"/>
-            </w:tcMar>
-          </w:tcPr>
-          <w:p>
-            <w:pPr>
-              <w:spacing w:line="264" w:lineRule="auto"/>
+              <w:top w:w="40" w:type="dxa"/>
+              <w:left w:w="90" w:type="dxa"/>
+              <w:bottom w:w="40" w:type="dxa"/>
+              <w:right w:w="120" w:type="dxa"/>
+            </w:tcMar>
+          </w:tcPr>
+          <w:p>
+            <w:pPr>
+              <w:spacing w:line="252" w:lineRule="auto"/>
             </w:pPr>
             <w:r>
               <w:rPr>
@@ -5165,15 +6068,15 @@
               <w:right w:val="none" w:sz="0" w:space="0" w:color="FFFFFF"/>
             </w:tcBorders>
             <w:tcMar>
-              <w:top w:w="55" w:type="dxa"/>
-              <w:left w:w="90" w:type="dxa"/>
-              <w:bottom w:w="55" w:type="dxa"/>
-              <w:right w:w="120" w:type="dxa"/>
-            </w:tcMar>
-          </w:tcPr>
-          <w:p>
-            <w:pPr>
-              <w:spacing w:line="264" w:lineRule="auto"/>
+              <w:top w:w="40" w:type="dxa"/>
+              <w:left w:w="90" w:type="dxa"/>
+              <w:bottom w:w="40" w:type="dxa"/>
+              <w:right w:w="120" w:type="dxa"/>
+            </w:tcMar>
+          </w:tcPr>
+          <w:p>
+            <w:pPr>
+              <w:spacing w:line="252" w:lineRule="auto"/>
             </w:pPr>
             <w:r>
               <w:rPr>
@@ -5194,15 +6097,15 @@
               <w:right w:val="none" w:sz="0" w:space="0" w:color="FFFFFF"/>
             </w:tcBorders>
             <w:tcMar>
-              <w:top w:w="55" w:type="dxa"/>
-              <w:left w:w="90" w:type="dxa"/>
-              <w:bottom w:w="55" w:type="dxa"/>
-              <w:right w:w="120" w:type="dxa"/>
-            </w:tcMar>
-          </w:tcPr>
-          <w:p>
-            <w:pPr>
-              <w:spacing w:line="264" w:lineRule="auto"/>
+              <w:top w:w="40" w:type="dxa"/>
+              <w:left w:w="90" w:type="dxa"/>
+              <w:bottom w:w="40" w:type="dxa"/>
+              <w:right w:w="120" w:type="dxa"/>
+            </w:tcMar>
+          </w:tcPr>
+          <w:p>
+            <w:pPr>
+              <w:spacing w:line="252" w:lineRule="auto"/>
             </w:pPr>
           </w:p>
         </w:tc>
@@ -5216,15 +6119,15 @@
               <w:right w:val="none" w:sz="0" w:space="0" w:color="FFFFFF"/>
             </w:tcBorders>
             <w:tcMar>
-              <w:top w:w="55" w:type="dxa"/>
-              <w:left w:w="90" w:type="dxa"/>
-              <w:bottom w:w="55" w:type="dxa"/>
-              <w:right w:w="120" w:type="dxa"/>
-            </w:tcMar>
-          </w:tcPr>
-          <w:p>
-            <w:pPr>
-              <w:spacing w:line="264" w:lineRule="auto"/>
+              <w:top w:w="40" w:type="dxa"/>
+              <w:left w:w="90" w:type="dxa"/>
+              <w:bottom w:w="40" w:type="dxa"/>
+              <w:right w:w="120" w:type="dxa"/>
+            </w:tcMar>
+          </w:tcPr>
+          <w:p>
+            <w:pPr>
+              <w:spacing w:line="252" w:lineRule="auto"/>
             </w:pPr>
             <w:r>
               <w:rPr>
@@ -5245,15 +6148,15 @@
               <w:right w:val="none" w:sz="0" w:space="0" w:color="FFFFFF"/>
             </w:tcBorders>
             <w:tcMar>
-              <w:top w:w="55" w:type="dxa"/>
-              <w:left w:w="90" w:type="dxa"/>
-              <w:bottom w:w="55" w:type="dxa"/>
-              <w:right w:w="120" w:type="dxa"/>
-            </w:tcMar>
-          </w:tcPr>
-          <w:p>
-            <w:pPr>
-              <w:spacing w:line="264" w:lineRule="auto"/>
+              <w:top w:w="40" w:type="dxa"/>
+              <w:left w:w="90" w:type="dxa"/>
+              <w:bottom w:w="40" w:type="dxa"/>
+              <w:right w:w="120" w:type="dxa"/>
+            </w:tcMar>
+          </w:tcPr>
+          <w:p>
+            <w:pPr>
+              <w:spacing w:line="252" w:lineRule="auto"/>
             </w:pPr>
           </w:p>
         </w:tc>
@@ -5267,15 +6170,15 @@
               <w:right w:val="none" w:sz="0" w:space="0" w:color="FFFFFF"/>
             </w:tcBorders>
             <w:tcMar>
-              <w:top w:w="55" w:type="dxa"/>
-              <w:left w:w="90" w:type="dxa"/>
-              <w:bottom w:w="55" w:type="dxa"/>
-              <w:right w:w="120" w:type="dxa"/>
-            </w:tcMar>
-          </w:tcPr>
-          <w:p>
-            <w:pPr>
-              <w:spacing w:line="264" w:lineRule="auto"/>
+              <w:top w:w="40" w:type="dxa"/>
+              <w:left w:w="90" w:type="dxa"/>
+              <w:bottom w:w="40" w:type="dxa"/>
+              <w:right w:w="120" w:type="dxa"/>
+            </w:tcMar>
+          </w:tcPr>
+          <w:p>
+            <w:pPr>
+              <w:spacing w:line="252" w:lineRule="auto"/>
             </w:pPr>
             <w:r>
               <w:rPr>
@@ -5307,15 +6210,15 @@
               <w:right w:val="none" w:sz="0" w:space="0" w:color="FFFFFF"/>
             </w:tcBorders>
             <w:tcMar>
-              <w:top w:w="55" w:type="dxa"/>
-              <w:left w:w="90" w:type="dxa"/>
-              <w:bottom w:w="55" w:type="dxa"/>
-              <w:right w:w="120" w:type="dxa"/>
-            </w:tcMar>
-          </w:tcPr>
-          <w:p>
-            <w:pPr>
-              <w:spacing w:line="264" w:lineRule="auto"/>
+              <w:top w:w="40" w:type="dxa"/>
+              <w:left w:w="90" w:type="dxa"/>
+              <w:bottom w:w="40" w:type="dxa"/>
+              <w:right w:w="120" w:type="dxa"/>
+            </w:tcMar>
+          </w:tcPr>
+          <w:p>
+            <w:pPr>
+              <w:spacing w:line="252" w:lineRule="auto"/>
             </w:pPr>
             <w:r>
               <w:rPr>
@@ -5346,15 +6249,15 @@
               <w:right w:val="none" w:sz="0" w:space="0" w:color="FFFFFF"/>
             </w:tcBorders>
             <w:tcMar>
-              <w:top w:w="55" w:type="dxa"/>
-              <w:left w:w="90" w:type="dxa"/>
-              <w:bottom w:w="55" w:type="dxa"/>
-              <w:right w:w="120" w:type="dxa"/>
-            </w:tcMar>
-          </w:tcPr>
-          <w:p>
-            <w:pPr>
-              <w:spacing w:line="264" w:lineRule="auto"/>
+              <w:top w:w="40" w:type="dxa"/>
+              <w:left w:w="90" w:type="dxa"/>
+              <w:bottom w:w="40" w:type="dxa"/>
+              <w:right w:w="120" w:type="dxa"/>
+            </w:tcMar>
+          </w:tcPr>
+          <w:p>
+            <w:pPr>
+              <w:spacing w:line="252" w:lineRule="auto"/>
             </w:pPr>
           </w:p>
         </w:tc>
@@ -5368,15 +6271,15 @@
               <w:right w:val="none" w:sz="0" w:space="0" w:color="FFFFFF"/>
             </w:tcBorders>
             <w:tcMar>
-              <w:top w:w="55" w:type="dxa"/>
-              <w:left w:w="90" w:type="dxa"/>
-              <w:bottom w:w="55" w:type="dxa"/>
-              <w:right w:w="120" w:type="dxa"/>
-            </w:tcMar>
-          </w:tcPr>
-          <w:p>
-            <w:pPr>
-              <w:spacing w:line="264" w:lineRule="auto"/>
+              <w:top w:w="40" w:type="dxa"/>
+              <w:left w:w="90" w:type="dxa"/>
+              <w:bottom w:w="40" w:type="dxa"/>
+              <w:right w:w="120" w:type="dxa"/>
+            </w:tcMar>
+          </w:tcPr>
+          <w:p>
+            <w:pPr>
+              <w:spacing w:line="252" w:lineRule="auto"/>
             </w:pPr>
           </w:p>
         </w:tc>
@@ -5390,15 +6293,15 @@
               <w:right w:val="none" w:sz="0" w:space="0" w:color="FFFFFF"/>
             </w:tcBorders>
             <w:tcMar>
-              <w:top w:w="55" w:type="dxa"/>
-              <w:left w:w="90" w:type="dxa"/>
-              <w:bottom w:w="55" w:type="dxa"/>
-              <w:right w:w="120" w:type="dxa"/>
-            </w:tcMar>
-          </w:tcPr>
-          <w:p>
-            <w:pPr>
-              <w:spacing w:line="264" w:lineRule="auto"/>
+              <w:top w:w="40" w:type="dxa"/>
+              <w:left w:w="90" w:type="dxa"/>
+              <w:bottom w:w="40" w:type="dxa"/>
+              <w:right w:w="120" w:type="dxa"/>
+            </w:tcMar>
+          </w:tcPr>
+          <w:p>
+            <w:pPr>
+              <w:spacing w:line="252" w:lineRule="auto"/>
             </w:pPr>
             <w:r>
               <w:rPr>
@@ -5419,15 +6322,15 @@
               <w:right w:val="none" w:sz="0" w:space="0" w:color="FFFFFF"/>
             </w:tcBorders>
             <w:tcMar>
-              <w:top w:w="55" w:type="dxa"/>
-              <w:left w:w="90" w:type="dxa"/>
-              <w:bottom w:w="55" w:type="dxa"/>
-              <w:right w:w="120" w:type="dxa"/>
-            </w:tcMar>
-          </w:tcPr>
-          <w:p>
-            <w:pPr>
-              <w:spacing w:line="264" w:lineRule="auto"/>
+              <w:top w:w="40" w:type="dxa"/>
+              <w:left w:w="90" w:type="dxa"/>
+              <w:bottom w:w="40" w:type="dxa"/>
+              <w:right w:w="120" w:type="dxa"/>
+            </w:tcMar>
+          </w:tcPr>
+          <w:p>
+            <w:pPr>
+              <w:spacing w:line="252" w:lineRule="auto"/>
             </w:pPr>
             <w:r>
               <w:rPr>
@@ -5459,15 +6362,15 @@
               <w:right w:val="none" w:sz="0" w:space="0" w:color="FFFFFF"/>
             </w:tcBorders>
             <w:tcMar>
-              <w:top w:w="55" w:type="dxa"/>
-              <w:left w:w="90" w:type="dxa"/>
-              <w:bottom w:w="55" w:type="dxa"/>
-              <w:right w:w="120" w:type="dxa"/>
-            </w:tcMar>
-          </w:tcPr>
-          <w:p>
-            <w:pPr>
-              <w:spacing w:line="264" w:lineRule="auto"/>
+              <w:top w:w="40" w:type="dxa"/>
+              <w:left w:w="90" w:type="dxa"/>
+              <w:bottom w:w="40" w:type="dxa"/>
+              <w:right w:w="120" w:type="dxa"/>
+            </w:tcMar>
+          </w:tcPr>
+          <w:p>
+            <w:pPr>
+              <w:spacing w:line="252" w:lineRule="auto"/>
             </w:pPr>
             <w:r>
               <w:rPr>
@@ -5488,15 +6391,15 @@
               <w:right w:val="none" w:sz="0" w:space="0" w:color="FFFFFF"/>
             </w:tcBorders>
             <w:tcMar>
-              <w:top w:w="55" w:type="dxa"/>
-              <w:left w:w="90" w:type="dxa"/>
-              <w:bottom w:w="55" w:type="dxa"/>
-              <w:right w:w="120" w:type="dxa"/>
-            </w:tcMar>
-          </w:tcPr>
-          <w:p>
-            <w:pPr>
-              <w:spacing w:line="264" w:lineRule="auto"/>
+              <w:top w:w="40" w:type="dxa"/>
+              <w:left w:w="90" w:type="dxa"/>
+              <w:bottom w:w="40" w:type="dxa"/>
+              <w:right w:w="120" w:type="dxa"/>
+            </w:tcMar>
+          </w:tcPr>
+          <w:p>
+            <w:pPr>
+              <w:spacing w:line="252" w:lineRule="auto"/>
             </w:pPr>
           </w:p>
         </w:tc>
@@ -5510,15 +6413,15 @@
               <w:right w:val="none" w:sz="0" w:space="0" w:color="FFFFFF"/>
             </w:tcBorders>
             <w:tcMar>
-              <w:top w:w="55" w:type="dxa"/>
-              <w:left w:w="90" w:type="dxa"/>
-              <w:bottom w:w="55" w:type="dxa"/>
-              <w:right w:w="120" w:type="dxa"/>
-            </w:tcMar>
-          </w:tcPr>
-          <w:p>
-            <w:pPr>
-              <w:spacing w:line="264" w:lineRule="auto"/>
+              <w:top w:w="40" w:type="dxa"/>
+              <w:left w:w="90" w:type="dxa"/>
+              <w:bottom w:w="40" w:type="dxa"/>
+              <w:right w:w="120" w:type="dxa"/>
+            </w:tcMar>
+          </w:tcPr>
+          <w:p>
+            <w:pPr>
+              <w:spacing w:line="252" w:lineRule="auto"/>
             </w:pPr>
           </w:p>
         </w:tc>
@@ -5532,15 +6435,15 @@
               <w:right w:val="none" w:sz="0" w:space="0" w:color="FFFFFF"/>
             </w:tcBorders>
             <w:tcMar>
-              <w:top w:w="55" w:type="dxa"/>
-              <w:left w:w="90" w:type="dxa"/>
-              <w:bottom w:w="55" w:type="dxa"/>
-              <w:right w:w="120" w:type="dxa"/>
-            </w:tcMar>
-          </w:tcPr>
-          <w:p>
-            <w:pPr>
-              <w:spacing w:line="264" w:lineRule="auto"/>
+              <w:top w:w="40" w:type="dxa"/>
+              <w:left w:w="90" w:type="dxa"/>
+              <w:bottom w:w="40" w:type="dxa"/>
+              <w:right w:w="120" w:type="dxa"/>
+            </w:tcMar>
+          </w:tcPr>
+          <w:p>
+            <w:pPr>
+              <w:spacing w:line="252" w:lineRule="auto"/>
             </w:pPr>
             <w:r>
               <w:rPr>
@@ -5561,15 +6464,15 @@
               <w:right w:val="none" w:sz="0" w:space="0" w:color="FFFFFF"/>
             </w:tcBorders>
             <w:tcMar>
-              <w:top w:w="55" w:type="dxa"/>
-              <w:left w:w="90" w:type="dxa"/>
-              <w:bottom w:w="55" w:type="dxa"/>
-              <w:right w:w="120" w:type="dxa"/>
-            </w:tcMar>
-          </w:tcPr>
-          <w:p>
-            <w:pPr>
-              <w:spacing w:line="264" w:lineRule="auto"/>
+              <w:top w:w="40" w:type="dxa"/>
+              <w:left w:w="90" w:type="dxa"/>
+              <w:bottom w:w="40" w:type="dxa"/>
+              <w:right w:w="120" w:type="dxa"/>
+            </w:tcMar>
+          </w:tcPr>
+          <w:p>
+            <w:pPr>
+              <w:spacing w:line="252" w:lineRule="auto"/>
             </w:pPr>
             <w:r>
               <w:rPr>
@@ -5601,15 +6504,15 @@
               <w:right w:val="none" w:sz="0" w:space="0" w:color="FFFFFF"/>
             </w:tcBorders>
             <w:tcMar>
-              <w:top w:w="55" w:type="dxa"/>
-              <w:left w:w="90" w:type="dxa"/>
-              <w:bottom w:w="55" w:type="dxa"/>
-              <w:right w:w="120" w:type="dxa"/>
-            </w:tcMar>
-          </w:tcPr>
-          <w:p>
-            <w:pPr>
-              <w:spacing w:line="264" w:lineRule="auto"/>
+              <w:top w:w="40" w:type="dxa"/>
+              <w:left w:w="90" w:type="dxa"/>
+              <w:bottom w:w="40" w:type="dxa"/>
+              <w:right w:w="120" w:type="dxa"/>
+            </w:tcMar>
+          </w:tcPr>
+          <w:p>
+            <w:pPr>
+              <w:spacing w:line="252" w:lineRule="auto"/>
             </w:pPr>
             <w:r>
               <w:rPr>
@@ -5630,15 +6533,15 @@
               <w:right w:val="none" w:sz="0" w:space="0" w:color="FFFFFF"/>
             </w:tcBorders>
             <w:tcMar>
-              <w:top w:w="55" w:type="dxa"/>
-              <w:left w:w="90" w:type="dxa"/>
-              <w:bottom w:w="55" w:type="dxa"/>
-              <w:right w:w="120" w:type="dxa"/>
-            </w:tcMar>
-          </w:tcPr>
-          <w:p>
-            <w:pPr>
-              <w:spacing w:line="264" w:lineRule="auto"/>
+              <w:top w:w="40" w:type="dxa"/>
+              <w:left w:w="90" w:type="dxa"/>
+              <w:bottom w:w="40" w:type="dxa"/>
+              <w:right w:w="120" w:type="dxa"/>
+            </w:tcMar>
+          </w:tcPr>
+          <w:p>
+            <w:pPr>
+              <w:spacing w:line="252" w:lineRule="auto"/>
             </w:pPr>
           </w:p>
         </w:tc>
@@ -5652,15 +6555,15 @@
               <w:right w:val="none" w:sz="0" w:space="0" w:color="FFFFFF"/>
             </w:tcBorders>
             <w:tcMar>
-              <w:top w:w="55" w:type="dxa"/>
-              <w:left w:w="90" w:type="dxa"/>
-              <w:bottom w:w="55" w:type="dxa"/>
-              <w:right w:w="120" w:type="dxa"/>
-            </w:tcMar>
-          </w:tcPr>
-          <w:p>
-            <w:pPr>
-              <w:spacing w:line="264" w:lineRule="auto"/>
+              <w:top w:w="40" w:type="dxa"/>
+              <w:left w:w="90" w:type="dxa"/>
+              <w:bottom w:w="40" w:type="dxa"/>
+              <w:right w:w="120" w:type="dxa"/>
+            </w:tcMar>
+          </w:tcPr>
+          <w:p>
+            <w:pPr>
+              <w:spacing w:line="252" w:lineRule="auto"/>
             </w:pPr>
           </w:p>
         </w:tc>
@@ -5674,15 +6577,15 @@
               <w:right w:val="none" w:sz="0" w:space="0" w:color="FFFFFF"/>
             </w:tcBorders>
             <w:tcMar>
-              <w:top w:w="55" w:type="dxa"/>
-              <w:left w:w="90" w:type="dxa"/>
-              <w:bottom w:w="55" w:type="dxa"/>
-              <w:right w:w="120" w:type="dxa"/>
-            </w:tcMar>
-          </w:tcPr>
-          <w:p>
-            <w:pPr>
-              <w:spacing w:line="264" w:lineRule="auto"/>
+              <w:top w:w="40" w:type="dxa"/>
+              <w:left w:w="90" w:type="dxa"/>
+              <w:bottom w:w="40" w:type="dxa"/>
+              <w:right w:w="120" w:type="dxa"/>
+            </w:tcMar>
+          </w:tcPr>
+          <w:p>
+            <w:pPr>
+              <w:spacing w:line="252" w:lineRule="auto"/>
             </w:pPr>
             <w:r>
               <w:rPr>
@@ -5703,15 +6606,15 @@
               <w:right w:val="none" w:sz="0" w:space="0" w:color="FFFFFF"/>
             </w:tcBorders>
             <w:tcMar>
-              <w:top w:w="55" w:type="dxa"/>
-              <w:left w:w="90" w:type="dxa"/>
-              <w:bottom w:w="55" w:type="dxa"/>
-              <w:right w:w="120" w:type="dxa"/>
-            </w:tcMar>
-          </w:tcPr>
-          <w:p>
-            <w:pPr>
-              <w:spacing w:line="264" w:lineRule="auto"/>
+              <w:top w:w="40" w:type="dxa"/>
+              <w:left w:w="90" w:type="dxa"/>
+              <w:bottom w:w="40" w:type="dxa"/>
+              <w:right w:w="120" w:type="dxa"/>
+            </w:tcMar>
+          </w:tcPr>
+          <w:p>
+            <w:pPr>
+              <w:spacing w:line="252" w:lineRule="auto"/>
             </w:pPr>
             <w:r>
               <w:rPr>
@@ -5739,7 +6642,7 @@
         <w:pBdr>
           <w:bottom w:val="single" w:sz="6" w:space="3" w:color="000000"/>
         </w:pBdr>
-        <w:spacing w:before="240" w:after="100"/>
+        <w:spacing w:before="200" w:after="90"/>
       </w:pPr>
       <w:r>
         <w:rPr>
@@ -5756,7 +6659,7 @@
         <w:spacing w:after="120" w:line="276" w:lineRule="auto"/>
       </w:pPr>
       <w:r>
-        <w:t>Both papers are submitted by 27 November 2026, before the flight to Wellington. Each goes first to the highest ranked journal that fits it, as agreed with Professor Moncada on 2 September, and moves down the list only if that journal declines. All six are published by Elsevier, Taylor &amp; Francis or Wiley, which each hold a read and publish agreement with the University of Malta, so open access should cost the project nothing.</w:t>
+        <w:t>Both papers are submitted by 27 November 2026, before the flight to Wellington. Professor Moncada’s guidance on 2 September was to aim highest first, so each paper goes to the highest ranked journal that fits it and moves down the list only if that journal declines. The lists below were settled on 11 September. All six are published by Elsevier, Taylor &amp; Francis or Wiley, which each hold a read and publish agreement with the University of Malta, so open access should cost the project nothing.</w:t>
       </w:r>
     </w:p>
     <w:tbl>
@@ -5810,7 +6713,7 @@
           </w:tcPr>
           <w:p>
             <w:pPr>
-              <w:spacing w:line="264" w:lineRule="auto"/>
+              <w:spacing w:line="252" w:lineRule="auto"/>
             </w:pPr>
             <w:r>
               <w:rPr>
@@ -5841,7 +6744,7 @@
           </w:tcPr>
           <w:p>
             <w:pPr>
-              <w:spacing w:line="264" w:lineRule="auto"/>
+              <w:spacing w:line="252" w:lineRule="auto"/>
             </w:pPr>
             <w:r>
               <w:rPr>
@@ -5872,7 +6775,7 @@
           </w:tcPr>
           <w:p>
             <w:pPr>
-              <w:spacing w:line="264" w:lineRule="auto"/>
+              <w:spacing w:line="252" w:lineRule="auto"/>
             </w:pPr>
             <w:r>
               <w:rPr>
@@ -5903,7 +6806,7 @@
           </w:tcPr>
           <w:p>
             <w:pPr>
-              <w:spacing w:line="264" w:lineRule="auto"/>
+              <w:spacing w:line="252" w:lineRule="auto"/>
             </w:pPr>
             <w:r>
               <w:rPr>
@@ -5937,15 +6840,15 @@
               <w:right w:val="none" w:sz="0" w:space="0" w:color="FFFFFF"/>
             </w:tcBorders>
             <w:tcMar>
-              <w:top w:w="55" w:type="dxa"/>
-              <w:left w:w="90" w:type="dxa"/>
-              <w:bottom w:w="55" w:type="dxa"/>
-              <w:right w:w="120" w:type="dxa"/>
-            </w:tcMar>
-          </w:tcPr>
-          <w:p>
-            <w:pPr>
-              <w:spacing w:line="264" w:lineRule="auto"/>
+              <w:top w:w="40" w:type="dxa"/>
+              <w:left w:w="90" w:type="dxa"/>
+              <w:bottom w:w="40" w:type="dxa"/>
+              <w:right w:w="120" w:type="dxa"/>
+            </w:tcMar>
+          </w:tcPr>
+          <w:p>
+            <w:pPr>
+              <w:spacing w:line="252" w:lineRule="auto"/>
             </w:pPr>
             <w:r>
               <w:rPr>
@@ -5968,15 +6871,15 @@
               <w:right w:val="none" w:sz="0" w:space="0" w:color="FFFFFF"/>
             </w:tcBorders>
             <w:tcMar>
-              <w:top w:w="55" w:type="dxa"/>
-              <w:left w:w="90" w:type="dxa"/>
-              <w:bottom w:w="55" w:type="dxa"/>
-              <w:right w:w="120" w:type="dxa"/>
-            </w:tcMar>
-          </w:tcPr>
-          <w:p>
-            <w:pPr>
-              <w:spacing w:line="264" w:lineRule="auto"/>
+              <w:top w:w="40" w:type="dxa"/>
+              <w:left w:w="90" w:type="dxa"/>
+              <w:bottom w:w="40" w:type="dxa"/>
+              <w:right w:w="120" w:type="dxa"/>
+            </w:tcMar>
+          </w:tcPr>
+          <w:p>
+            <w:pPr>
+              <w:spacing w:line="252" w:lineRule="auto"/>
             </w:pPr>
             <w:r>
               <w:rPr>
@@ -5997,15 +6900,15 @@
               <w:right w:val="none" w:sz="0" w:space="0" w:color="FFFFFF"/>
             </w:tcBorders>
             <w:tcMar>
-              <w:top w:w="55" w:type="dxa"/>
-              <w:left w:w="90" w:type="dxa"/>
-              <w:bottom w:w="55" w:type="dxa"/>
-              <w:right w:w="120" w:type="dxa"/>
-            </w:tcMar>
-          </w:tcPr>
-          <w:p>
-            <w:pPr>
-              <w:spacing w:line="264" w:lineRule="auto"/>
+              <w:top w:w="40" w:type="dxa"/>
+              <w:left w:w="90" w:type="dxa"/>
+              <w:bottom w:w="40" w:type="dxa"/>
+              <w:right w:w="120" w:type="dxa"/>
+            </w:tcMar>
+          </w:tcPr>
+          <w:p>
+            <w:pPr>
+              <w:spacing w:line="252" w:lineRule="auto"/>
             </w:pPr>
             <w:r>
               <w:rPr>
@@ -6026,15 +6929,15 @@
               <w:right w:val="none" w:sz="0" w:space="0" w:color="FFFFFF"/>
             </w:tcBorders>
             <w:tcMar>
-              <w:top w:w="55" w:type="dxa"/>
-              <w:left w:w="90" w:type="dxa"/>
-              <w:bottom w:w="55" w:type="dxa"/>
-              <w:right w:w="120" w:type="dxa"/>
-            </w:tcMar>
-          </w:tcPr>
-          <w:p>
-            <w:pPr>
-              <w:spacing w:line="264" w:lineRule="auto"/>
+              <w:top w:w="40" w:type="dxa"/>
+              <w:left w:w="90" w:type="dxa"/>
+              <w:bottom w:w="40" w:type="dxa"/>
+              <w:right w:w="120" w:type="dxa"/>
+            </w:tcMar>
+          </w:tcPr>
+          <w:p>
+            <w:pPr>
+              <w:spacing w:line="252" w:lineRule="auto"/>
             </w:pPr>
             <w:r>
               <w:rPr>
@@ -6066,15 +6969,15 @@
               <w:right w:val="none" w:sz="0" w:space="0" w:color="FFFFFF"/>
             </w:tcBorders>
             <w:tcMar>
-              <w:top w:w="55" w:type="dxa"/>
-              <w:left w:w="90" w:type="dxa"/>
-              <w:bottom w:w="55" w:type="dxa"/>
-              <w:right w:w="120" w:type="dxa"/>
-            </w:tcMar>
-          </w:tcPr>
-          <w:p>
-            <w:pPr>
-              <w:spacing w:line="264" w:lineRule="auto"/>
+              <w:top w:w="40" w:type="dxa"/>
+              <w:left w:w="90" w:type="dxa"/>
+              <w:bottom w:w="40" w:type="dxa"/>
+              <w:right w:w="120" w:type="dxa"/>
+            </w:tcMar>
+          </w:tcPr>
+          <w:p>
+            <w:pPr>
+              <w:spacing w:line="252" w:lineRule="auto"/>
             </w:pPr>
             <w:r>
               <w:rPr>
@@ -6097,15 +7000,15 @@
               <w:right w:val="none" w:sz="0" w:space="0" w:color="FFFFFF"/>
             </w:tcBorders>
             <w:tcMar>
-              <w:top w:w="55" w:type="dxa"/>
-              <w:left w:w="90" w:type="dxa"/>
-              <w:bottom w:w="55" w:type="dxa"/>
-              <w:right w:w="120" w:type="dxa"/>
-            </w:tcMar>
-          </w:tcPr>
-          <w:p>
-            <w:pPr>
-              <w:spacing w:line="264" w:lineRule="auto"/>
+              <w:top w:w="40" w:type="dxa"/>
+              <w:left w:w="90" w:type="dxa"/>
+              <w:bottom w:w="40" w:type="dxa"/>
+              <w:right w:w="120" w:type="dxa"/>
+            </w:tcMar>
+          </w:tcPr>
+          <w:p>
+            <w:pPr>
+              <w:spacing w:line="252" w:lineRule="auto"/>
             </w:pPr>
             <w:r>
               <w:rPr>
@@ -6126,15 +7029,15 @@
               <w:right w:val="none" w:sz="0" w:space="0" w:color="FFFFFF"/>
             </w:tcBorders>
             <w:tcMar>
-              <w:top w:w="55" w:type="dxa"/>
-              <w:left w:w="90" w:type="dxa"/>
-              <w:bottom w:w="55" w:type="dxa"/>
-              <w:right w:w="120" w:type="dxa"/>
-            </w:tcMar>
-          </w:tcPr>
-          <w:p>
-            <w:pPr>
-              <w:spacing w:line="264" w:lineRule="auto"/>
+              <w:top w:w="40" w:type="dxa"/>
+              <w:left w:w="90" w:type="dxa"/>
+              <w:bottom w:w="40" w:type="dxa"/>
+              <w:right w:w="120" w:type="dxa"/>
+            </w:tcMar>
+          </w:tcPr>
+          <w:p>
+            <w:pPr>
+              <w:spacing w:line="252" w:lineRule="auto"/>
             </w:pPr>
             <w:r>
               <w:rPr>
@@ -6155,15 +7058,15 @@
               <w:right w:val="none" w:sz="0" w:space="0" w:color="FFFFFF"/>
             </w:tcBorders>
             <w:tcMar>
-              <w:top w:w="55" w:type="dxa"/>
-              <w:left w:w="90" w:type="dxa"/>
-              <w:bottom w:w="55" w:type="dxa"/>
-              <w:right w:w="120" w:type="dxa"/>
-            </w:tcMar>
-          </w:tcPr>
-          <w:p>
-            <w:pPr>
-              <w:spacing w:line="264" w:lineRule="auto"/>
+              <w:top w:w="40" w:type="dxa"/>
+              <w:left w:w="90" w:type="dxa"/>
+              <w:bottom w:w="40" w:type="dxa"/>
+              <w:right w:w="120" w:type="dxa"/>
+            </w:tcMar>
+          </w:tcPr>
+          <w:p>
+            <w:pPr>
+              <w:spacing w:line="252" w:lineRule="auto"/>
             </w:pPr>
             <w:r>
               <w:rPr>
@@ -6182,7 +7085,7 @@
         <w:pBdr>
           <w:bottom w:val="single" w:sz="6" w:space="3" w:color="000000"/>
         </w:pBdr>
-        <w:spacing w:before="240" w:after="100"/>
+        <w:spacing w:before="200" w:after="90"/>
       </w:pPr>
       <w:r>
         <w:rPr>
